--- a/Kitchen Vision document.docx
+++ b/Kitchen Vision document.docx
@@ -42,74 +42,209 @@
           <w:sz w:val="24"/>
           <w:szCs w:val="24"/>
         </w:rPr>
-        <w:t>TEAM MEMBERS:</w:t>
-      </w:r>
-    </w:p>
-    <w:p>
-      <w:pPr>
+        <w:t xml:space="preserve">Team </w:t>
+      </w:r>
+      <w:proofErr w:type="gramStart"/>
+      <w:r>
         <w:rPr>
           <w:sz w:val="24"/>
           <w:szCs w:val="24"/>
         </w:rPr>
-      </w:pPr>
-    </w:p>
-    <w:p>
-      <w:r>
-        <w:t xml:space="preserve">     1.</w:t>
-      </w:r>
-      <w:r>
-        <w:t>I.</w:t>
+        <w:t>ID :</w:t>
+      </w:r>
+      <w:proofErr w:type="gramEnd"/>
+      <w:r>
+        <w:rPr>
+          <w:sz w:val="24"/>
+          <w:szCs w:val="24"/>
+        </w:rPr>
+        <w:t xml:space="preserve"> SWTID-2026-9293</w:t>
+      </w:r>
+    </w:p>
+    <w:p>
+      <w:pPr>
+        <w:rPr>
+          <w:sz w:val="24"/>
+          <w:szCs w:val="24"/>
+        </w:rPr>
+      </w:pPr>
+      <w:r>
+        <w:rPr>
+          <w:sz w:val="24"/>
+          <w:szCs w:val="24"/>
+        </w:rPr>
+        <w:t xml:space="preserve">Team </w:t>
       </w:r>
       <w:proofErr w:type="gramStart"/>
       <w:r>
-        <w:t>V.Ilavazhagan</w:t>
+        <w:rPr>
+          <w:sz w:val="24"/>
+          <w:szCs w:val="24"/>
+        </w:rPr>
+        <w:t>Size :</w:t>
       </w:r>
       <w:proofErr w:type="gramEnd"/>
-    </w:p>
-    <w:p>
-      <w:r>
-        <w:t xml:space="preserve">     2.</w:t>
+      <w:r>
+        <w:rPr>
+          <w:sz w:val="24"/>
+          <w:szCs w:val="24"/>
+        </w:rPr>
+        <w:t xml:space="preserve"> 5</w:t>
+      </w:r>
+    </w:p>
+    <w:p>
+      <w:pPr>
+        <w:rPr>
+          <w:sz w:val="24"/>
+          <w:szCs w:val="24"/>
+        </w:rPr>
+      </w:pPr>
+      <w:r>
+        <w:rPr>
+          <w:sz w:val="24"/>
+          <w:szCs w:val="24"/>
+        </w:rPr>
+        <w:t xml:space="preserve">Team </w:t>
       </w:r>
       <w:proofErr w:type="gramStart"/>
       <w:r>
-        <w:t>N.Sanjay</w:t>
+        <w:rPr>
+          <w:sz w:val="24"/>
+          <w:szCs w:val="24"/>
+        </w:rPr>
+        <w:t>Leader :</w:t>
       </w:r>
       <w:proofErr w:type="gramEnd"/>
-    </w:p>
-    <w:p>
-      <w:r>
-        <w:t xml:space="preserve">     3.</w:t>
+      <w:r>
+        <w:rPr>
+          <w:sz w:val="24"/>
+          <w:szCs w:val="24"/>
+        </w:rPr>
+        <w:t xml:space="preserve"> Ilavazhagan V</w:t>
+      </w:r>
+    </w:p>
+    <w:p>
+      <w:pPr>
+        <w:rPr>
+          <w:sz w:val="24"/>
+          <w:szCs w:val="24"/>
+        </w:rPr>
+      </w:pPr>
+      <w:r>
+        <w:rPr>
+          <w:sz w:val="24"/>
+          <w:szCs w:val="24"/>
+        </w:rPr>
+        <w:t xml:space="preserve">Team </w:t>
       </w:r>
       <w:proofErr w:type="gramStart"/>
       <w:r>
-        <w:t>V.Manikandan</w:t>
+        <w:rPr>
+          <w:sz w:val="24"/>
+          <w:szCs w:val="24"/>
+        </w:rPr>
+        <w:t>member :</w:t>
       </w:r>
       <w:proofErr w:type="gramEnd"/>
-    </w:p>
-    <w:p>
-      <w:r>
-        <w:t xml:space="preserve">     4.</w:t>
+      <w:r>
+        <w:rPr>
+          <w:sz w:val="24"/>
+          <w:szCs w:val="24"/>
+        </w:rPr>
+        <w:t xml:space="preserve"> Sanjay N</w:t>
+      </w:r>
+    </w:p>
+    <w:p>
+      <w:pPr>
+        <w:rPr>
+          <w:sz w:val="24"/>
+          <w:szCs w:val="24"/>
+        </w:rPr>
+      </w:pPr>
+      <w:r>
+        <w:rPr>
+          <w:sz w:val="24"/>
+          <w:szCs w:val="24"/>
+        </w:rPr>
+        <w:t xml:space="preserve">Team </w:t>
       </w:r>
       <w:proofErr w:type="gramStart"/>
       <w:r>
-        <w:t>A.Aathif</w:t>
+        <w:rPr>
+          <w:sz w:val="24"/>
+          <w:szCs w:val="24"/>
+        </w:rPr>
+        <w:t>member :</w:t>
       </w:r>
       <w:proofErr w:type="gramEnd"/>
-    </w:p>
-    <w:p>
-      <w:r>
-        <w:t xml:space="preserve">     5.</w:t>
+      <w:r>
+        <w:rPr>
+          <w:sz w:val="24"/>
+          <w:szCs w:val="24"/>
+        </w:rPr>
+        <w:t xml:space="preserve"> MANIKANDAN V</w:t>
+      </w:r>
+    </w:p>
+    <w:p>
+      <w:pPr>
+        <w:rPr>
+          <w:sz w:val="24"/>
+          <w:szCs w:val="24"/>
+        </w:rPr>
+      </w:pPr>
+      <w:r>
+        <w:rPr>
+          <w:sz w:val="24"/>
+          <w:szCs w:val="24"/>
+        </w:rPr>
+        <w:t xml:space="preserve">Team </w:t>
       </w:r>
       <w:proofErr w:type="gramStart"/>
       <w:r>
-        <w:t>V.</w:t>
-      </w:r>
-      <w:r>
-        <w:t>Anandha</w:t>
+        <w:rPr>
+          <w:sz w:val="24"/>
+          <w:szCs w:val="24"/>
+        </w:rPr>
+        <w:t>member :</w:t>
       </w:r>
       <w:proofErr w:type="gramEnd"/>
       <w:r>
-        <w:t xml:space="preserve"> Selvam</w:t>
+        <w:rPr>
+          <w:sz w:val="24"/>
+          <w:szCs w:val="24"/>
+        </w:rPr>
+        <w:t xml:space="preserve"> AATHIF A</w:t>
+      </w:r>
+    </w:p>
+    <w:p>
+      <w:pPr>
+        <w:rPr>
+          <w:sz w:val="24"/>
+          <w:szCs w:val="24"/>
+        </w:rPr>
+      </w:pPr>
+      <w:r>
+        <w:rPr>
+          <w:sz w:val="24"/>
+          <w:szCs w:val="24"/>
+        </w:rPr>
+        <w:t xml:space="preserve">Team </w:t>
+      </w:r>
+      <w:proofErr w:type="gramStart"/>
+      <w:r>
+        <w:rPr>
+          <w:sz w:val="24"/>
+          <w:szCs w:val="24"/>
+        </w:rPr>
+        <w:t>member :</w:t>
+      </w:r>
+      <w:proofErr w:type="gramEnd"/>
+      <w:r>
+        <w:rPr>
+          <w:sz w:val="24"/>
+          <w:szCs w:val="24"/>
+        </w:rPr>
+        <w:t xml:space="preserve"> Anantha Selvam V</w:t>
       </w:r>
     </w:p>
     <w:p>
@@ -186,17 +321,77 @@
     </w:p>
     <w:p>
       <w:pPr>
+        <w:jc w:val="both"/>
+        <w:rPr>
+          <w:rFonts w:ascii="Cambria" w:eastAsia="Cambria" w:hAnsi="Cambria" w:cs="Cambria"/>
+        </w:rPr>
+      </w:pPr>
+      <w:r>
+        <w:rPr>
+          <w:rFonts w:ascii="Cambria" w:eastAsia="Cambria" w:hAnsi="Cambria" w:cs="Cambria"/>
+        </w:rPr>
+        <w:t>Kitchen Vision demonstrates how artificial intelligence can be applied to solve real-world household challenges by simplifying meal planning, reducing food waste, and encouraging healthier eating habits. The project serves as a practical example of integrating computer vision, AI reasoning, and web-based user interfaces into a cohesive intelligent system.</w:t>
+      </w:r>
+    </w:p>
+    <w:p>
+      <w:pPr>
+        <w:spacing w:before="240" w:after="240"/>
+        <w:rPr>
+          <w:rFonts w:ascii="Cambria" w:eastAsia="Cambria" w:hAnsi="Cambria" w:cs="Cambria"/>
+          <w:b/>
+          <w:bCs/>
+          <w:sz w:val="30"/>
+          <w:szCs w:val="30"/>
+        </w:rPr>
+      </w:pPr>
+      <w:r>
+        <w:rPr>
+          <w:rFonts w:ascii="Cambria" w:eastAsia="Cambria" w:hAnsi="Cambria" w:cs="Cambria"/>
+        </w:rPr>
+        <w:br/>
+      </w:r>
+    </w:p>
+    <w:p>
+      <w:pPr>
+        <w:spacing w:before="240" w:after="240"/>
+        <w:rPr>
+          <w:rFonts w:ascii="Cambria" w:eastAsia="Cambria" w:hAnsi="Cambria" w:cs="Cambria"/>
+          <w:b/>
+          <w:bCs/>
+          <w:sz w:val="30"/>
+          <w:szCs w:val="30"/>
+        </w:rPr>
+      </w:pPr>
+      <w:r>
+        <w:rPr>
+          <w:rFonts w:ascii="Cambria" w:eastAsia="Cambria" w:hAnsi="Cambria" w:cs="Cambria"/>
+          <w:b/>
+          <w:bCs/>
+          <w:sz w:val="30"/>
+          <w:szCs w:val="30"/>
+        </w:rPr>
+        <w:t>Use Case Scenarios</w:t>
+      </w:r>
+    </w:p>
+    <w:p>
+      <w:pPr>
         <w:spacing w:after="200"/>
         <w:jc w:val="both"/>
         <w:rPr>
           <w:rFonts w:ascii="Cambria" w:eastAsia="Cambria" w:hAnsi="Cambria" w:cs="Cambria"/>
-        </w:rPr>
-      </w:pPr>
-      <w:r>
-        <w:rPr>
-          <w:rFonts w:ascii="Cambria" w:eastAsia="Cambria" w:hAnsi="Cambria" w:cs="Cambria"/>
-        </w:rPr>
-        <w:t>Based on the identified items, the system generates three simple and beginner-friendly recipes. Each recipe contains a concise list of ingredients, three-step cooking instructions, estimated preparation time, and difficulty level. If certain ingredients required for a recipe are missing, the system automatically generates a grocery list and suggests suitable substitutes using a substitution knowledge base.</w:t>
+          <w:b/>
+          <w:bCs/>
+        </w:rPr>
+      </w:pPr>
+      <w:bookmarkStart w:id="0" w:name="_heading=h.9prpx9965dpm" w:colFirst="0" w:colLast="0"/>
+      <w:bookmarkEnd w:id="0"/>
+      <w:r>
+        <w:rPr>
+          <w:rFonts w:ascii="Cambria" w:eastAsia="Cambria" w:hAnsi="Cambria" w:cs="Cambria"/>
+          <w:b/>
+          <w:bCs/>
+        </w:rPr>
+        <w:t>Scenario 1: Pantry Image Analysis and Item Detection</w:t>
       </w:r>
     </w:p>
     <w:p>
@@ -211,21 +406,7 @@
         <w:rPr>
           <w:rFonts w:ascii="Cambria" w:eastAsia="Cambria" w:hAnsi="Cambria" w:cs="Cambria"/>
         </w:rPr>
-        <w:t xml:space="preserve">To promote healthier food choices, Kitchen Vision includes a health evaluation module that assigns a nutritional score (1–10) to each generated recipe. The score is calculated using heuristic logic based on ingredient composition, estimated calories, protein content, </w:t>
-      </w:r>
-      <w:proofErr w:type="spellStart"/>
-      <w:r>
-        <w:rPr>
-          <w:rFonts w:ascii="Cambria" w:eastAsia="Cambria" w:hAnsi="Cambria" w:cs="Cambria"/>
-        </w:rPr>
-        <w:t>fiber</w:t>
-      </w:r>
-      <w:proofErr w:type="spellEnd"/>
-      <w:r>
-        <w:rPr>
-          <w:rFonts w:ascii="Cambria" w:eastAsia="Cambria" w:hAnsi="Cambria" w:cs="Cambria"/>
-        </w:rPr>
-        <w:t xml:space="preserve"> presence, and fat levels. A brief explanation is provided along with each score to help users understand the nutritional impact of the recipe.</w:t>
+        <w:t>Users select the Kitchen Vision application and upload a photo of their open pantry. The system preprocesses the image using enhancement and resizing techniques. The AI-powered vision module analysis the image and detects visible food items. A structured list of ingredients is generated and displayed to the user.</w:t>
       </w:r>
     </w:p>
     <w:p>
@@ -234,68 +415,18 @@
         <w:jc w:val="both"/>
         <w:rPr>
           <w:rFonts w:ascii="Cambria" w:eastAsia="Cambria" w:hAnsi="Cambria" w:cs="Cambria"/>
-        </w:rPr>
-      </w:pPr>
-      <w:r>
-        <w:rPr>
-          <w:rFonts w:ascii="Cambria" w:eastAsia="Cambria" w:hAnsi="Cambria" w:cs="Cambria"/>
-        </w:rPr>
-        <w:t>The application follows a modular service-oriented architecture, separating image processing, vision detection, recipe generation, substitution logic, and health analysis into independent components. This design improves scalability, maintainability, and future extensibility. Configuration management is handled through environment variables, enabling secure API key usage and flexible deployment across environments.</w:t>
-      </w:r>
-    </w:p>
-    <w:p>
-      <w:pPr>
-        <w:jc w:val="both"/>
-        <w:rPr>
-          <w:rFonts w:ascii="Cambria" w:eastAsia="Cambria" w:hAnsi="Cambria" w:cs="Cambria"/>
-        </w:rPr>
-      </w:pPr>
-      <w:r>
-        <w:rPr>
-          <w:rFonts w:ascii="Cambria" w:eastAsia="Cambria" w:hAnsi="Cambria" w:cs="Cambria"/>
+          <w:b/>
+          <w:bCs/>
+        </w:rPr>
+      </w:pPr>
+      <w:r>
+        <w:rPr>
+          <w:rFonts w:ascii="Cambria" w:eastAsia="Cambria" w:hAnsi="Cambria" w:cs="Cambria"/>
+          <w:b/>
+          <w:bCs/>
         </w:rPr>
         <w:lastRenderedPageBreak/>
-        <w:t>Kitchen Vision demonstrates how artificial intelligence can be applied to solve real-world household challenges by simplifying meal planning, reducing food waste, and encouraging healthier eating habits. The project serves as a practical example of integrating computer vision, AI reasoning, and web-based user interfaces into a cohesive intelligent system.</w:t>
-      </w:r>
-    </w:p>
-    <w:p>
-      <w:pPr>
-        <w:spacing w:before="240" w:after="240"/>
-        <w:rPr>
-          <w:rFonts w:ascii="Cambria" w:eastAsia="Cambria" w:hAnsi="Cambria" w:cs="Cambria"/>
-          <w:b/>
-          <w:bCs/>
-          <w:sz w:val="30"/>
-          <w:szCs w:val="30"/>
-        </w:rPr>
-      </w:pPr>
-      <w:r>
-        <w:rPr>
-          <w:rFonts w:ascii="Cambria" w:eastAsia="Cambria" w:hAnsi="Cambria" w:cs="Cambria"/>
-        </w:rPr>
-        <w:br/>
-      </w:r>
-    </w:p>
-    <w:p>
-      <w:pPr>
-        <w:spacing w:before="240" w:after="240"/>
-        <w:rPr>
-          <w:rFonts w:ascii="Cambria" w:eastAsia="Cambria" w:hAnsi="Cambria" w:cs="Cambria"/>
-          <w:b/>
-          <w:bCs/>
-          <w:sz w:val="30"/>
-          <w:szCs w:val="30"/>
-        </w:rPr>
-      </w:pPr>
-      <w:r>
-        <w:rPr>
-          <w:rFonts w:ascii="Cambria" w:eastAsia="Cambria" w:hAnsi="Cambria" w:cs="Cambria"/>
-          <w:b/>
-          <w:bCs/>
-          <w:sz w:val="30"/>
-          <w:szCs w:val="30"/>
-        </w:rPr>
-        <w:t>Use Case Scenarios</w:t>
+        <w:t>Scenario 2: Item Categorization and Storage Classification</w:t>
       </w:r>
     </w:p>
     <w:p>
@@ -304,19 +435,13 @@
         <w:jc w:val="both"/>
         <w:rPr>
           <w:rFonts w:ascii="Cambria" w:eastAsia="Cambria" w:hAnsi="Cambria" w:cs="Cambria"/>
-          <w:b/>
-          <w:bCs/>
-        </w:rPr>
-      </w:pPr>
-      <w:bookmarkStart w:id="0" w:name="_heading=h.9prpx9965dpm" w:colFirst="0" w:colLast="0"/>
-      <w:bookmarkEnd w:id="0"/>
-      <w:r>
-        <w:rPr>
-          <w:rFonts w:ascii="Cambria" w:eastAsia="Cambria" w:hAnsi="Cambria" w:cs="Cambria"/>
-          <w:b/>
-          <w:bCs/>
-        </w:rPr>
-        <w:t>Scenario 1: Pantry Image Analysis and Item Detection</w:t>
+        </w:rPr>
+      </w:pPr>
+      <w:r>
+        <w:rPr>
+          <w:rFonts w:ascii="Cambria" w:eastAsia="Cambria" w:hAnsi="Cambria" w:cs="Cambria"/>
+        </w:rPr>
+        <w:t>After detecting ingredients, the system automatically categorizes each item into Dry Storage, Cold Storage, Frozen, or Fresh Produce. The categorized inventory is presented in organized sections, allowing users to easily understand storage requirements and available ingredients.</w:t>
       </w:r>
     </w:p>
     <w:p>
@@ -325,13 +450,17 @@
         <w:jc w:val="both"/>
         <w:rPr>
           <w:rFonts w:ascii="Cambria" w:eastAsia="Cambria" w:hAnsi="Cambria" w:cs="Cambria"/>
-        </w:rPr>
-      </w:pPr>
-      <w:r>
-        <w:rPr>
-          <w:rFonts w:ascii="Cambria" w:eastAsia="Cambria" w:hAnsi="Cambria" w:cs="Cambria"/>
-        </w:rPr>
-        <w:t>Users select the Kitchen Vision application and upload a photo of their open pantry. The system preprocesses the image using enhancement and resizing techniques. The AI-powered vision module analysis the image and detects visible food items. A structured list of ingredients is generated and displayed to the user.</w:t>
+          <w:b/>
+          <w:bCs/>
+        </w:rPr>
+      </w:pPr>
+      <w:r>
+        <w:rPr>
+          <w:rFonts w:ascii="Cambria" w:eastAsia="Cambria" w:hAnsi="Cambria" w:cs="Cambria"/>
+          <w:b/>
+          <w:bCs/>
+        </w:rPr>
+        <w:t>Scenario 3: Smart Recipe Generation with Health Scoring</w:t>
       </w:r>
     </w:p>
     <w:p>
@@ -340,17 +469,13 @@
         <w:jc w:val="both"/>
         <w:rPr>
           <w:rFonts w:ascii="Cambria" w:eastAsia="Cambria" w:hAnsi="Cambria" w:cs="Cambria"/>
-          <w:b/>
-          <w:bCs/>
-        </w:rPr>
-      </w:pPr>
-      <w:r>
-        <w:rPr>
-          <w:rFonts w:ascii="Cambria" w:eastAsia="Cambria" w:hAnsi="Cambria" w:cs="Cambria"/>
-          <w:b/>
-          <w:bCs/>
-        </w:rPr>
-        <w:t>Scenario 2: Item Categorization and Storage Classification</w:t>
+        </w:rPr>
+      </w:pPr>
+      <w:r>
+        <w:rPr>
+          <w:rFonts w:ascii="Cambria" w:eastAsia="Cambria" w:hAnsi="Cambria" w:cs="Cambria"/>
+        </w:rPr>
+        <w:t>Based on the categorized pantry items, the system generates three simple and beginner-friendly recipes. Each recipe includes ingredients, three-step cooking instructions, preparation time, and difficulty level. Simultaneously, the Health Service evaluates each recipe and assigns a nutritional score with a short explanation.</w:t>
       </w:r>
     </w:p>
     <w:p>
@@ -359,13 +484,17 @@
         <w:jc w:val="both"/>
         <w:rPr>
           <w:rFonts w:ascii="Cambria" w:eastAsia="Cambria" w:hAnsi="Cambria" w:cs="Cambria"/>
-        </w:rPr>
-      </w:pPr>
-      <w:r>
-        <w:rPr>
-          <w:rFonts w:ascii="Cambria" w:eastAsia="Cambria" w:hAnsi="Cambria" w:cs="Cambria"/>
-        </w:rPr>
-        <w:t>After detecting ingredients, the system automatically categorizes each item into Dry Storage, Cold Storage, Frozen, or Fresh Produce. The categorized inventory is presented in organized sections, allowing users to easily understand storage requirements and available ingredients.</w:t>
+          <w:b/>
+          <w:bCs/>
+        </w:rPr>
+      </w:pPr>
+      <w:r>
+        <w:rPr>
+          <w:rFonts w:ascii="Cambria" w:eastAsia="Cambria" w:hAnsi="Cambria" w:cs="Cambria"/>
+          <w:b/>
+          <w:bCs/>
+        </w:rPr>
+        <w:t>Scenario 4: Grocery List Creation and Missing Ingredient Identification</w:t>
       </w:r>
     </w:p>
     <w:p>
@@ -374,17 +503,13 @@
         <w:jc w:val="both"/>
         <w:rPr>
           <w:rFonts w:ascii="Cambria" w:eastAsia="Cambria" w:hAnsi="Cambria" w:cs="Cambria"/>
-          <w:b/>
-          <w:bCs/>
-        </w:rPr>
-      </w:pPr>
-      <w:r>
-        <w:rPr>
-          <w:rFonts w:ascii="Cambria" w:eastAsia="Cambria" w:hAnsi="Cambria" w:cs="Cambria"/>
-          <w:b/>
-          <w:bCs/>
-        </w:rPr>
-        <w:t>Scenario 3: Smart Recipe Generation with Health Scoring</w:t>
+        </w:rPr>
+      </w:pPr>
+      <w:r>
+        <w:rPr>
+          <w:rFonts w:ascii="Cambria" w:eastAsia="Cambria" w:hAnsi="Cambria" w:cs="Cambria"/>
+        </w:rPr>
+        <w:t>The system compares recipe requirements with available pantry items. Missing ingredients are identified and compiled into a grocery list. The list is displayed in checklist format for user convenience.</w:t>
       </w:r>
     </w:p>
     <w:p>
@@ -393,13 +518,17 @@
         <w:jc w:val="both"/>
         <w:rPr>
           <w:rFonts w:ascii="Cambria" w:eastAsia="Cambria" w:hAnsi="Cambria" w:cs="Cambria"/>
-        </w:rPr>
-      </w:pPr>
-      <w:r>
-        <w:rPr>
-          <w:rFonts w:ascii="Cambria" w:eastAsia="Cambria" w:hAnsi="Cambria" w:cs="Cambria"/>
-        </w:rPr>
-        <w:t>Based on the categorized pantry items, the system generates three simple and beginner-friendly recipes. Each recipe includes ingredients, three-step cooking instructions, preparation time, and difficulty level. Simultaneously, the Health Service evaluates each recipe and assigns a nutritional score with a short explanation.</w:t>
+          <w:b/>
+          <w:bCs/>
+        </w:rPr>
+      </w:pPr>
+      <w:r>
+        <w:rPr>
+          <w:rFonts w:ascii="Cambria" w:eastAsia="Cambria" w:hAnsi="Cambria" w:cs="Cambria"/>
+          <w:b/>
+          <w:bCs/>
+        </w:rPr>
+        <w:t>Scenario 5: Ingredient Substitution Recommendation</w:t>
       </w:r>
     </w:p>
     <w:p>
@@ -408,17 +537,13 @@
         <w:jc w:val="both"/>
         <w:rPr>
           <w:rFonts w:ascii="Cambria" w:eastAsia="Cambria" w:hAnsi="Cambria" w:cs="Cambria"/>
-          <w:b/>
-          <w:bCs/>
-        </w:rPr>
-      </w:pPr>
-      <w:r>
-        <w:rPr>
-          <w:rFonts w:ascii="Cambria" w:eastAsia="Cambria" w:hAnsi="Cambria" w:cs="Cambria"/>
-          <w:b/>
-          <w:bCs/>
-        </w:rPr>
-        <w:t>Scenario 4: Grocery List Creation and Missing Ingredient Identification</w:t>
+        </w:rPr>
+      </w:pPr>
+      <w:r>
+        <w:rPr>
+          <w:rFonts w:ascii="Cambria" w:eastAsia="Cambria" w:hAnsi="Cambria" w:cs="Cambria"/>
+        </w:rPr>
+        <w:t>For each missing ingredient, the system suggests suitable substitutes using a built-in substitution knowledge base. Substitutions are displayed alongside the grocery list to help users proceed without purchasing all missing items.</w:t>
       </w:r>
     </w:p>
     <w:p>
@@ -427,80 +552,30 @@
         <w:jc w:val="both"/>
         <w:rPr>
           <w:rFonts w:ascii="Cambria" w:eastAsia="Cambria" w:hAnsi="Cambria" w:cs="Cambria"/>
-        </w:rPr>
-      </w:pPr>
-      <w:r>
-        <w:rPr>
-          <w:rFonts w:ascii="Cambria" w:eastAsia="Cambria" w:hAnsi="Cambria" w:cs="Cambria"/>
-        </w:rPr>
-        <w:t>The system compares recipe requirements with available pantry items. Missing ingredients are identified and compiled into a grocery list. The list is displayed in checklist format for user convenience.</w:t>
-      </w:r>
-    </w:p>
-    <w:p>
-      <w:pPr>
-        <w:spacing w:after="200"/>
+          <w:b/>
+          <w:bCs/>
+        </w:rPr>
+      </w:pPr>
+      <w:r>
+        <w:rPr>
+          <w:rFonts w:ascii="Cambria" w:eastAsia="Cambria" w:hAnsi="Cambria" w:cs="Cambria"/>
+          <w:b/>
+          <w:bCs/>
+        </w:rPr>
+        <w:t>Scenario 6: Consolidated Cooking Guidance Output</w:t>
+      </w:r>
+    </w:p>
+    <w:p>
+      <w:pPr>
         <w:jc w:val="both"/>
         <w:rPr>
           <w:rFonts w:ascii="Cambria" w:eastAsia="Cambria" w:hAnsi="Cambria" w:cs="Cambria"/>
-          <w:b/>
-          <w:bCs/>
-        </w:rPr>
-      </w:pPr>
-      <w:r>
-        <w:rPr>
-          <w:rFonts w:ascii="Cambria" w:eastAsia="Cambria" w:hAnsi="Cambria" w:cs="Cambria"/>
-          <w:b/>
-          <w:bCs/>
-        </w:rPr>
-        <w:t>Scenario 5: Ingredient Substitution Recommendation</w:t>
-      </w:r>
-    </w:p>
-    <w:p>
-      <w:pPr>
-        <w:spacing w:after="200"/>
-        <w:jc w:val="both"/>
-        <w:rPr>
-          <w:rFonts w:ascii="Cambria" w:eastAsia="Cambria" w:hAnsi="Cambria" w:cs="Cambria"/>
-        </w:rPr>
-      </w:pPr>
-      <w:r>
-        <w:rPr>
-          <w:rFonts w:ascii="Cambria" w:eastAsia="Cambria" w:hAnsi="Cambria" w:cs="Cambria"/>
-        </w:rPr>
-        <w:t>For each missing ingredient, the system suggests suitable substitutes using a built-in substitution knowledge base. Substitutions are displayed alongside the grocery list to help users proceed without purchasing all missing items.</w:t>
-      </w:r>
-    </w:p>
-    <w:p>
-      <w:pPr>
-        <w:spacing w:after="200"/>
-        <w:jc w:val="both"/>
-        <w:rPr>
-          <w:rFonts w:ascii="Cambria" w:eastAsia="Cambria" w:hAnsi="Cambria" w:cs="Cambria"/>
-          <w:b/>
-          <w:bCs/>
-        </w:rPr>
-      </w:pPr>
-      <w:r>
-        <w:rPr>
-          <w:rFonts w:ascii="Cambria" w:eastAsia="Cambria" w:hAnsi="Cambria" w:cs="Cambria"/>
-          <w:b/>
-          <w:bCs/>
-        </w:rPr>
-        <w:t>Scenario 6: Consolidated Cooking Guidance Output</w:t>
-      </w:r>
-    </w:p>
-    <w:p>
-      <w:pPr>
-        <w:jc w:val="both"/>
-        <w:rPr>
-          <w:rFonts w:ascii="Cambria" w:eastAsia="Cambria" w:hAnsi="Cambria" w:cs="Cambria"/>
-        </w:rPr>
-      </w:pPr>
-      <w:r>
-        <w:rPr>
-          <w:rFonts w:ascii="Cambria" w:eastAsia="Cambria" w:hAnsi="Cambria" w:cs="Cambria"/>
-        </w:rPr>
-        <w:lastRenderedPageBreak/>
+        </w:rPr>
+      </w:pPr>
+      <w:r>
+        <w:rPr>
+          <w:rFonts w:ascii="Cambria" w:eastAsia="Cambria" w:hAnsi="Cambria" w:cs="Cambria"/>
+        </w:rPr>
         <w:t>The application presents detected items, categorized storage, recipes, health scores, grocery list, and substitutions in a clean, structured interface. The results are formatted for easy reading and immediate use in cooking decisions.</w:t>
       </w:r>
     </w:p>
@@ -644,6 +719,7 @@
           <w:sz w:val="26"/>
           <w:szCs w:val="26"/>
         </w:rPr>
+        <w:lastRenderedPageBreak/>
         <w:t>Core Technologies</w:t>
       </w:r>
     </w:p>
@@ -821,444 +897,6 @@
         </w:rPr>
       </w:pPr>
     </w:p>
-    <w:tbl>
-      <w:tblPr>
-        <w:tblStyle w:val="a0"/>
-        <w:tblW w:w="9360" w:type="dxa"/>
-        <w:tblLayout w:type="fixed"/>
-        <w:tblLook w:val="0400" w:firstRow="0" w:lastRow="0" w:firstColumn="0" w:lastColumn="0" w:noHBand="0" w:noVBand="1"/>
-      </w:tblPr>
-      <w:tblGrid>
-        <w:gridCol w:w="2162"/>
-        <w:gridCol w:w="7198"/>
-      </w:tblGrid>
-      <w:tr>
-        <w:trPr>
-          <w:tblHeader/>
-        </w:trPr>
-        <w:tc>
-          <w:tcPr>
-            <w:tcW w:w="2162" w:type="dxa"/>
-            <w:vAlign w:val="center"/>
-          </w:tcPr>
-          <w:p>
-            <w:pPr>
-              <w:spacing w:after="200"/>
-              <w:rPr>
-                <w:rFonts w:ascii="Cambria" w:eastAsia="Cambria" w:hAnsi="Cambria" w:cs="Cambria"/>
-                <w:b/>
-                <w:bCs/>
-              </w:rPr>
-            </w:pPr>
-            <w:bookmarkStart w:id="3" w:name="_heading=h.b1gcn71p1zcs" w:colFirst="0" w:colLast="0"/>
-            <w:bookmarkEnd w:id="3"/>
-            <w:r>
-              <w:rPr>
-                <w:rFonts w:ascii="Cambria" w:eastAsia="Cambria" w:hAnsi="Cambria" w:cs="Cambria"/>
-                <w:b/>
-                <w:bCs/>
-              </w:rPr>
-              <w:t>Component</w:t>
-            </w:r>
-          </w:p>
-        </w:tc>
-        <w:tc>
-          <w:tcPr>
-            <w:tcW w:w="7198" w:type="dxa"/>
-            <w:vAlign w:val="center"/>
-          </w:tcPr>
-          <w:p>
-            <w:pPr>
-              <w:spacing w:after="200"/>
-              <w:rPr>
-                <w:rFonts w:ascii="Cambria" w:eastAsia="Cambria" w:hAnsi="Cambria" w:cs="Cambria"/>
-                <w:b/>
-                <w:bCs/>
-              </w:rPr>
-            </w:pPr>
-            <w:r>
-              <w:rPr>
-                <w:rFonts w:ascii="Cambria" w:eastAsia="Cambria" w:hAnsi="Cambria" w:cs="Cambria"/>
-                <w:b/>
-                <w:bCs/>
-              </w:rPr>
-              <w:t>Description</w:t>
-            </w:r>
-          </w:p>
-        </w:tc>
-      </w:tr>
-      <w:tr>
-        <w:tc>
-          <w:tcPr>
-            <w:tcW w:w="2162" w:type="dxa"/>
-            <w:vAlign w:val="center"/>
-          </w:tcPr>
-          <w:p>
-            <w:pPr>
-              <w:spacing w:after="200"/>
-              <w:rPr>
-                <w:rFonts w:ascii="Cambria" w:eastAsia="Cambria" w:hAnsi="Cambria" w:cs="Cambria"/>
-              </w:rPr>
-            </w:pPr>
-            <w:r>
-              <w:rPr>
-                <w:rFonts w:ascii="Cambria" w:eastAsia="Cambria" w:hAnsi="Cambria" w:cs="Cambria"/>
-                <w:b/>
-                <w:bCs/>
-              </w:rPr>
-              <w:t>Frontend UI (</w:t>
-            </w:r>
-            <w:proofErr w:type="spellStart"/>
-            <w:r>
-              <w:rPr>
-                <w:rFonts w:ascii="Cambria" w:eastAsia="Cambria" w:hAnsi="Cambria" w:cs="Cambria"/>
-                <w:b/>
-                <w:bCs/>
-              </w:rPr>
-              <w:t>Streamlit</w:t>
-            </w:r>
-            <w:proofErr w:type="spellEnd"/>
-            <w:r>
-              <w:rPr>
-                <w:rFonts w:ascii="Cambria" w:eastAsia="Cambria" w:hAnsi="Cambria" w:cs="Cambria"/>
-                <w:b/>
-                <w:bCs/>
-              </w:rPr>
-              <w:t>)</w:t>
-            </w:r>
-          </w:p>
-        </w:tc>
-        <w:tc>
-          <w:tcPr>
-            <w:tcW w:w="7198" w:type="dxa"/>
-            <w:vAlign w:val="center"/>
-          </w:tcPr>
-          <w:p>
-            <w:pPr>
-              <w:spacing w:after="200"/>
-              <w:rPr>
-                <w:rFonts w:ascii="Cambria" w:eastAsia="Cambria" w:hAnsi="Cambria" w:cs="Cambria"/>
-              </w:rPr>
-            </w:pPr>
-            <w:r>
-              <w:rPr>
-                <w:rFonts w:ascii="Cambria" w:eastAsia="Cambria" w:hAnsi="Cambria" w:cs="Cambria"/>
-              </w:rPr>
-              <w:t>Provides an interactive interface for uploading pantry images and viewing detected items, categorized storage, recipes, health scores, and grocery lists.</w:t>
-            </w:r>
-          </w:p>
-        </w:tc>
-      </w:tr>
-      <w:tr>
-        <w:tc>
-          <w:tcPr>
-            <w:tcW w:w="2162" w:type="dxa"/>
-            <w:vAlign w:val="center"/>
-          </w:tcPr>
-          <w:p>
-            <w:pPr>
-              <w:spacing w:after="200"/>
-              <w:rPr>
-                <w:rFonts w:ascii="Cambria" w:eastAsia="Cambria" w:hAnsi="Cambria" w:cs="Cambria"/>
-              </w:rPr>
-            </w:pPr>
-            <w:r>
-              <w:rPr>
-                <w:rFonts w:ascii="Cambria" w:eastAsia="Cambria" w:hAnsi="Cambria" w:cs="Cambria"/>
-                <w:b/>
-                <w:bCs/>
-              </w:rPr>
-              <w:t>Image Processing Module</w:t>
-            </w:r>
-          </w:p>
-        </w:tc>
-        <w:tc>
-          <w:tcPr>
-            <w:tcW w:w="7198" w:type="dxa"/>
-            <w:vAlign w:val="center"/>
-          </w:tcPr>
-          <w:p>
-            <w:pPr>
-              <w:spacing w:after="200"/>
-              <w:rPr>
-                <w:rFonts w:ascii="Cambria" w:eastAsia="Cambria" w:hAnsi="Cambria" w:cs="Cambria"/>
-              </w:rPr>
-            </w:pPr>
-            <w:r>
-              <w:rPr>
-                <w:rFonts w:ascii="Cambria" w:eastAsia="Cambria" w:hAnsi="Cambria" w:cs="Cambria"/>
-              </w:rPr>
-              <w:t>Preprocesses uploaded images by resizing, enhancing contrast, and compressing to optimize AI detection performance.</w:t>
-            </w:r>
-          </w:p>
-        </w:tc>
-      </w:tr>
-      <w:tr>
-        <w:tc>
-          <w:tcPr>
-            <w:tcW w:w="2162" w:type="dxa"/>
-            <w:vAlign w:val="center"/>
-          </w:tcPr>
-          <w:p>
-            <w:pPr>
-              <w:spacing w:after="200"/>
-              <w:rPr>
-                <w:rFonts w:ascii="Cambria" w:eastAsia="Cambria" w:hAnsi="Cambria" w:cs="Cambria"/>
-              </w:rPr>
-            </w:pPr>
-            <w:r>
-              <w:rPr>
-                <w:rFonts w:ascii="Cambria" w:eastAsia="Cambria" w:hAnsi="Cambria" w:cs="Cambria"/>
-                <w:b/>
-                <w:bCs/>
-              </w:rPr>
-              <w:t>Vision Service Layer</w:t>
-            </w:r>
-          </w:p>
-        </w:tc>
-        <w:tc>
-          <w:tcPr>
-            <w:tcW w:w="7198" w:type="dxa"/>
-            <w:vAlign w:val="center"/>
-          </w:tcPr>
-          <w:p>
-            <w:pPr>
-              <w:spacing w:after="200"/>
-              <w:rPr>
-                <w:rFonts w:ascii="Cambria" w:eastAsia="Cambria" w:hAnsi="Cambria" w:cs="Cambria"/>
-              </w:rPr>
-            </w:pPr>
-            <w:r>
-              <w:rPr>
-                <w:rFonts w:ascii="Cambria" w:eastAsia="Cambria" w:hAnsi="Cambria" w:cs="Cambria"/>
-              </w:rPr>
-              <w:t>Uses multimodal AI or mock detection to identify food items from pantry images and return structured ingredient lists.</w:t>
-            </w:r>
-          </w:p>
-        </w:tc>
-      </w:tr>
-      <w:tr>
-        <w:tc>
-          <w:tcPr>
-            <w:tcW w:w="2162" w:type="dxa"/>
-            <w:vAlign w:val="center"/>
-          </w:tcPr>
-          <w:p>
-            <w:pPr>
-              <w:spacing w:after="200"/>
-              <w:rPr>
-                <w:rFonts w:ascii="Cambria" w:eastAsia="Cambria" w:hAnsi="Cambria" w:cs="Cambria"/>
-              </w:rPr>
-            </w:pPr>
-            <w:r>
-              <w:rPr>
-                <w:rFonts w:ascii="Cambria" w:eastAsia="Cambria" w:hAnsi="Cambria" w:cs="Cambria"/>
-                <w:b/>
-                <w:bCs/>
-              </w:rPr>
-              <w:t>Item Categorization Module</w:t>
-            </w:r>
-          </w:p>
-        </w:tc>
-        <w:tc>
-          <w:tcPr>
-            <w:tcW w:w="7198" w:type="dxa"/>
-            <w:vAlign w:val="center"/>
-          </w:tcPr>
-          <w:p>
-            <w:pPr>
-              <w:spacing w:after="200"/>
-              <w:rPr>
-                <w:rFonts w:ascii="Cambria" w:eastAsia="Cambria" w:hAnsi="Cambria" w:cs="Cambria"/>
-              </w:rPr>
-            </w:pPr>
-            <w:r>
-              <w:rPr>
-                <w:rFonts w:ascii="Cambria" w:eastAsia="Cambria" w:hAnsi="Cambria" w:cs="Cambria"/>
-              </w:rPr>
-              <w:t>Classifies detected ingredients into Dry Storage, Cold Storage, Frozen, and Fresh Produce using rule-based mapping.</w:t>
-            </w:r>
-          </w:p>
-        </w:tc>
-      </w:tr>
-      <w:tr>
-        <w:tc>
-          <w:tcPr>
-            <w:tcW w:w="2162" w:type="dxa"/>
-            <w:vAlign w:val="center"/>
-          </w:tcPr>
-          <w:p>
-            <w:pPr>
-              <w:spacing w:after="200"/>
-              <w:rPr>
-                <w:rFonts w:ascii="Cambria" w:eastAsia="Cambria" w:hAnsi="Cambria" w:cs="Cambria"/>
-              </w:rPr>
-            </w:pPr>
-            <w:r>
-              <w:rPr>
-                <w:rFonts w:ascii="Cambria" w:eastAsia="Cambria" w:hAnsi="Cambria" w:cs="Cambria"/>
-                <w:b/>
-                <w:bCs/>
-              </w:rPr>
-              <w:lastRenderedPageBreak/>
-              <w:t>Recipe Generation Service</w:t>
-            </w:r>
-          </w:p>
-        </w:tc>
-        <w:tc>
-          <w:tcPr>
-            <w:tcW w:w="7198" w:type="dxa"/>
-            <w:vAlign w:val="center"/>
-          </w:tcPr>
-          <w:p>
-            <w:pPr>
-              <w:spacing w:after="200"/>
-              <w:rPr>
-                <w:rFonts w:ascii="Cambria" w:eastAsia="Cambria" w:hAnsi="Cambria" w:cs="Cambria"/>
-              </w:rPr>
-            </w:pPr>
-            <w:r>
-              <w:rPr>
-                <w:rFonts w:ascii="Cambria" w:eastAsia="Cambria" w:hAnsi="Cambria" w:cs="Cambria"/>
-              </w:rPr>
-              <w:t>Generates three simple recipes with ingredients, three-step instructions, preparation time, and difficulty level.</w:t>
-            </w:r>
-          </w:p>
-        </w:tc>
-      </w:tr>
-      <w:tr>
-        <w:tc>
-          <w:tcPr>
-            <w:tcW w:w="2162" w:type="dxa"/>
-            <w:vAlign w:val="center"/>
-          </w:tcPr>
-          <w:p>
-            <w:pPr>
-              <w:spacing w:after="200"/>
-              <w:rPr>
-                <w:rFonts w:ascii="Cambria" w:eastAsia="Cambria" w:hAnsi="Cambria" w:cs="Cambria"/>
-              </w:rPr>
-            </w:pPr>
-            <w:r>
-              <w:rPr>
-                <w:rFonts w:ascii="Cambria" w:eastAsia="Cambria" w:hAnsi="Cambria" w:cs="Cambria"/>
-                <w:b/>
-                <w:bCs/>
-              </w:rPr>
-              <w:t>Substitution Service</w:t>
-            </w:r>
-          </w:p>
-        </w:tc>
-        <w:tc>
-          <w:tcPr>
-            <w:tcW w:w="7198" w:type="dxa"/>
-            <w:vAlign w:val="center"/>
-          </w:tcPr>
-          <w:p>
-            <w:pPr>
-              <w:spacing w:after="200"/>
-              <w:rPr>
-                <w:rFonts w:ascii="Cambria" w:eastAsia="Cambria" w:hAnsi="Cambria" w:cs="Cambria"/>
-              </w:rPr>
-            </w:pPr>
-            <w:r>
-              <w:rPr>
-                <w:rFonts w:ascii="Cambria" w:eastAsia="Cambria" w:hAnsi="Cambria" w:cs="Cambria"/>
-              </w:rPr>
-              <w:t>Suggests suitable alternatives for missing ingredients using predefined substitution knowledge.</w:t>
-            </w:r>
-          </w:p>
-        </w:tc>
-      </w:tr>
-      <w:tr>
-        <w:tc>
-          <w:tcPr>
-            <w:tcW w:w="2162" w:type="dxa"/>
-            <w:vAlign w:val="center"/>
-          </w:tcPr>
-          <w:p>
-            <w:pPr>
-              <w:spacing w:after="200"/>
-              <w:rPr>
-                <w:rFonts w:ascii="Cambria" w:eastAsia="Cambria" w:hAnsi="Cambria" w:cs="Cambria"/>
-              </w:rPr>
-            </w:pPr>
-            <w:r>
-              <w:rPr>
-                <w:rFonts w:ascii="Cambria" w:eastAsia="Cambria" w:hAnsi="Cambria" w:cs="Cambria"/>
-                <w:b/>
-                <w:bCs/>
-              </w:rPr>
-              <w:t>Health Evaluation Service</w:t>
-            </w:r>
-          </w:p>
-        </w:tc>
-        <w:tc>
-          <w:tcPr>
-            <w:tcW w:w="7198" w:type="dxa"/>
-            <w:vAlign w:val="center"/>
-          </w:tcPr>
-          <w:p>
-            <w:pPr>
-              <w:spacing w:after="200"/>
-              <w:rPr>
-                <w:rFonts w:ascii="Cambria" w:eastAsia="Cambria" w:hAnsi="Cambria" w:cs="Cambria"/>
-              </w:rPr>
-            </w:pPr>
-            <w:r>
-              <w:rPr>
-                <w:rFonts w:ascii="Cambria" w:eastAsia="Cambria" w:hAnsi="Cambria" w:cs="Cambria"/>
-              </w:rPr>
-              <w:t>Assigns nutritional health scores (1–10) and explanations based on ingredient composition.</w:t>
-            </w:r>
-          </w:p>
-        </w:tc>
-      </w:tr>
-      <w:tr>
-        <w:tc>
-          <w:tcPr>
-            <w:tcW w:w="2162" w:type="dxa"/>
-            <w:vAlign w:val="center"/>
-          </w:tcPr>
-          <w:p>
-            <w:pPr>
-              <w:spacing w:after="200"/>
-              <w:rPr>
-                <w:rFonts w:ascii="Cambria" w:eastAsia="Cambria" w:hAnsi="Cambria" w:cs="Cambria"/>
-              </w:rPr>
-            </w:pPr>
-            <w:r>
-              <w:rPr>
-                <w:rFonts w:ascii="Cambria" w:eastAsia="Cambria" w:hAnsi="Cambria" w:cs="Cambria"/>
-                <w:b/>
-                <w:bCs/>
-              </w:rPr>
-              <w:t>Configuration Layer</w:t>
-            </w:r>
-          </w:p>
-        </w:tc>
-        <w:tc>
-          <w:tcPr>
-            <w:tcW w:w="7198" w:type="dxa"/>
-            <w:vAlign w:val="center"/>
-          </w:tcPr>
-          <w:p>
-            <w:pPr>
-              <w:spacing w:after="200"/>
-              <w:rPr>
-                <w:rFonts w:ascii="Cambria" w:eastAsia="Cambria" w:hAnsi="Cambria" w:cs="Cambria"/>
-              </w:rPr>
-            </w:pPr>
-            <w:r>
-              <w:rPr>
-                <w:rFonts w:ascii="Cambria" w:eastAsia="Cambria" w:hAnsi="Cambria" w:cs="Cambria"/>
-              </w:rPr>
-              <w:t>Loads environment variables, API keys, and system settings securely.</w:t>
-            </w:r>
-          </w:p>
-        </w:tc>
-      </w:tr>
-    </w:tbl>
     <w:p>
       <w:pPr>
         <w:spacing w:after="200"/>
@@ -1268,6 +906,8 @@
           <w:bCs/>
         </w:rPr>
       </w:pPr>
+      <w:bookmarkStart w:id="3" w:name="_heading=h.b1gcn71p1zcs" w:colFirst="0" w:colLast="0"/>
+      <w:bookmarkEnd w:id="3"/>
       <w:r>
         <w:rPr>
           <w:rFonts w:ascii="Cambria" w:eastAsia="Cambria" w:hAnsi="Cambria" w:cs="Cambria"/>
@@ -1412,38 +1052,6 @@
         <w:br/>
         <w:t>• Suggested substitutions</w:t>
       </w:r>
-    </w:p>
-    <w:p>
-      <w:pPr>
-        <w:pStyle w:val="Heading2"/>
-        <w:keepNext w:val="0"/>
-        <w:keepLines w:val="0"/>
-        <w:spacing w:after="80"/>
-        <w:rPr>
-          <w:rFonts w:ascii="Cambria" w:eastAsia="Cambria" w:hAnsi="Cambria" w:cs="Cambria"/>
-          <w:b/>
-          <w:bCs/>
-          <w:sz w:val="30"/>
-          <w:szCs w:val="30"/>
-        </w:rPr>
-      </w:pPr>
-      <w:r>
-        <w:rPr>
-          <w:rFonts w:ascii="Cambria" w:eastAsia="Cambria" w:hAnsi="Cambria" w:cs="Cambria"/>
-          <w:b/>
-          <w:bCs/>
-          <w:sz w:val="30"/>
-          <w:szCs w:val="30"/>
-        </w:rPr>
-        <w:t>Pre-requisites</w:t>
-      </w:r>
-    </w:p>
-    <w:p>
-      <w:pPr>
-        <w:rPr>
-          <w:rFonts w:ascii="Cambria" w:eastAsia="Cambria" w:hAnsi="Cambria" w:cs="Cambria"/>
-        </w:rPr>
-      </w:pPr>
     </w:p>
     <w:p>
       <w:pPr>
@@ -1456,22 +1064,1814 @@
           <w:rFonts w:ascii="Cambria" w:eastAsia="Cambria" w:hAnsi="Cambria" w:cs="Cambria"/>
         </w:rPr>
       </w:pPr>
-      <w:bookmarkStart w:id="4" w:name="_heading=h.g0smx2n4x4tn" w:colFirst="0" w:colLast="0"/>
+      <w:r>
+        <w:rPr>
+          <w:rFonts w:ascii="Cambria" w:eastAsia="Cambria" w:hAnsi="Cambria" w:cs="Cambria"/>
+          <w:b/>
+          <w:bCs/>
+        </w:rPr>
+        <w:t>Required Python Libraries</w:t>
+      </w:r>
+      <w:r>
+        <w:rPr>
+          <w:rFonts w:ascii="Cambria" w:eastAsia="Cambria" w:hAnsi="Cambria" w:cs="Cambria"/>
+        </w:rPr>
+        <w:br/>
+        <w:t>Refer to requirements.txt file included in the project</w:t>
+      </w:r>
+    </w:p>
+    <w:p>
+      <w:pPr>
+        <w:pStyle w:val="Heading2"/>
+        <w:keepNext w:val="0"/>
+        <w:keepLines w:val="0"/>
+        <w:spacing w:after="80"/>
+        <w:rPr>
+          <w:rFonts w:ascii="Cambria" w:eastAsia="Cambria" w:hAnsi="Cambria" w:cs="Cambria"/>
+          <w:b/>
+          <w:bCs/>
+          <w:sz w:val="30"/>
+          <w:szCs w:val="30"/>
+        </w:rPr>
+      </w:pPr>
+    </w:p>
+    <w:p>
+      <w:pPr>
+        <w:pStyle w:val="Heading2"/>
+        <w:keepNext w:val="0"/>
+        <w:keepLines w:val="0"/>
+        <w:spacing w:after="80"/>
+        <w:rPr>
+          <w:rFonts w:ascii="Cambria" w:eastAsia="Cambria" w:hAnsi="Cambria" w:cs="Cambria"/>
+          <w:b/>
+          <w:bCs/>
+          <w:sz w:val="30"/>
+          <w:szCs w:val="30"/>
+        </w:rPr>
+      </w:pPr>
+      <w:r>
+        <w:rPr>
+          <w:rFonts w:ascii="Cambria" w:eastAsia="Cambria" w:hAnsi="Cambria" w:cs="Cambria"/>
+          <w:b/>
+          <w:bCs/>
+          <w:sz w:val="30"/>
+          <w:szCs w:val="30"/>
+        </w:rPr>
+        <w:t>Project Workflow</w:t>
+      </w:r>
+    </w:p>
+    <w:p>
+      <w:pPr>
+        <w:pStyle w:val="Heading2"/>
+        <w:rPr>
+          <w:rFonts w:ascii="Cambria" w:eastAsia="Cambria" w:hAnsi="Cambria" w:cs="Cambria"/>
+          <w:sz w:val="28"/>
+          <w:szCs w:val="28"/>
+        </w:rPr>
+      </w:pPr>
+      <w:bookmarkStart w:id="4" w:name="_heading=h.is21109b97lx" w:colFirst="0" w:colLast="0"/>
       <w:bookmarkEnd w:id="4"/>
       <w:r>
         <w:rPr>
           <w:rFonts w:ascii="Cambria" w:eastAsia="Cambria" w:hAnsi="Cambria" w:cs="Cambria"/>
           <w:b/>
           <w:bCs/>
-        </w:rPr>
-        <w:t>Python 3.8+</w:t>
-      </w:r>
-      <w:r>
-        <w:rPr>
-          <w:rFonts w:ascii="Cambria" w:eastAsia="Cambria" w:hAnsi="Cambria" w:cs="Cambria"/>
+          <w:sz w:val="28"/>
+          <w:szCs w:val="28"/>
+        </w:rPr>
+        <w:t>1. AI Vision Setup &amp; Initialization</w:t>
+      </w:r>
+    </w:p>
+    <w:p>
+      <w:pPr>
+        <w:pStyle w:val="Heading3"/>
+        <w:rPr>
+          <w:rFonts w:ascii="Cambria" w:eastAsia="Cambria" w:hAnsi="Cambria" w:cs="Cambria"/>
+          <w:sz w:val="24"/>
+          <w:szCs w:val="24"/>
+        </w:rPr>
+      </w:pPr>
+      <w:r>
+        <w:rPr>
+          <w:rFonts w:ascii="Cambria" w:eastAsia="Cambria" w:hAnsi="Cambria" w:cs="Cambria"/>
+          <w:b/>
+          <w:bCs/>
+          <w:sz w:val="24"/>
+          <w:szCs w:val="24"/>
+        </w:rPr>
+        <w:t>Activity 1.1: Set up AI Provider Access (Gemini / OpenAI Vision)</w:t>
+      </w:r>
+    </w:p>
+    <w:p>
+      <w:pPr>
+        <w:pBdr>
+          <w:top w:val="nil"/>
+          <w:left w:val="nil"/>
+          <w:bottom w:val="nil"/>
+          <w:right w:val="nil"/>
+          <w:between w:val="nil"/>
+        </w:pBdr>
+        <w:spacing w:line="240" w:lineRule="auto"/>
+        <w:rPr>
+          <w:rFonts w:ascii="Cambria" w:eastAsia="Cambria" w:hAnsi="Cambria" w:cs="Cambria"/>
+          <w:color w:val="000000"/>
+          <w:sz w:val="24"/>
+          <w:szCs w:val="24"/>
+        </w:rPr>
+      </w:pPr>
+      <w:r>
+        <w:rPr>
+          <w:rFonts w:ascii="Cambria" w:eastAsia="Cambria" w:hAnsi="Cambria" w:cs="Cambria"/>
+          <w:color w:val="000000"/>
+          <w:sz w:val="24"/>
+          <w:szCs w:val="24"/>
+        </w:rPr>
+        <w:t>● Create or sign in to Google AI Studio or OpenAI account</w:t>
+      </w:r>
+      <w:r>
+        <w:rPr>
+          <w:rFonts w:ascii="Cambria" w:eastAsia="Cambria" w:hAnsi="Cambria" w:cs="Cambria"/>
+          <w:color w:val="000000"/>
+          <w:sz w:val="24"/>
+          <w:szCs w:val="24"/>
         </w:rPr>
         <w:br/>
-        <w:t xml:space="preserve">Install Python from: </w:t>
+        <w:t>● Generate API key for Vision API access</w:t>
+      </w:r>
+      <w:r>
+        <w:rPr>
+          <w:rFonts w:ascii="Cambria" w:eastAsia="Cambria" w:hAnsi="Cambria" w:cs="Cambria"/>
+          <w:color w:val="000000"/>
+          <w:sz w:val="24"/>
+          <w:szCs w:val="24"/>
+        </w:rPr>
+        <w:br/>
+        <w:t>● Verify model availability and usage limits</w:t>
+      </w:r>
+    </w:p>
+    <w:p>
+      <w:pPr>
+        <w:pStyle w:val="Heading3"/>
+        <w:rPr>
+          <w:rFonts w:ascii="Cambria" w:eastAsia="Cambria" w:hAnsi="Cambria" w:cs="Cambria"/>
+          <w:sz w:val="24"/>
+          <w:szCs w:val="24"/>
+        </w:rPr>
+      </w:pPr>
+      <w:r>
+        <w:rPr>
+          <w:rFonts w:ascii="Cambria" w:eastAsia="Cambria" w:hAnsi="Cambria" w:cs="Cambria"/>
+          <w:b/>
+          <w:bCs/>
+          <w:sz w:val="24"/>
+          <w:szCs w:val="24"/>
+        </w:rPr>
+        <w:lastRenderedPageBreak/>
+        <w:t>Activity 1.2: Configure API Keys and Environment</w:t>
+      </w:r>
+    </w:p>
+    <w:p>
+      <w:pPr>
+        <w:pBdr>
+          <w:top w:val="nil"/>
+          <w:left w:val="nil"/>
+          <w:bottom w:val="nil"/>
+          <w:right w:val="nil"/>
+          <w:between w:val="nil"/>
+        </w:pBdr>
+        <w:spacing w:line="240" w:lineRule="auto"/>
+        <w:rPr>
+          <w:rFonts w:ascii="Cambria" w:eastAsia="Cambria" w:hAnsi="Cambria" w:cs="Cambria"/>
+          <w:color w:val="000000"/>
+          <w:sz w:val="24"/>
+          <w:szCs w:val="24"/>
+        </w:rPr>
+      </w:pPr>
+      <w:r>
+        <w:rPr>
+          <w:rFonts w:ascii="Cambria" w:eastAsia="Cambria" w:hAnsi="Cambria" w:cs="Cambria"/>
+          <w:color w:val="000000"/>
+          <w:sz w:val="24"/>
+          <w:szCs w:val="24"/>
+        </w:rPr>
+        <w:t>● Create .env file with AI_API_KEY</w:t>
+      </w:r>
+      <w:r>
+        <w:rPr>
+          <w:rFonts w:ascii="Cambria" w:eastAsia="Cambria" w:hAnsi="Cambria" w:cs="Cambria"/>
+          <w:color w:val="000000"/>
+          <w:sz w:val="24"/>
+          <w:szCs w:val="24"/>
+        </w:rPr>
+        <w:br/>
+        <w:t>● Configure model name and parameters</w:t>
+      </w:r>
+      <w:r>
+        <w:rPr>
+          <w:rFonts w:ascii="Cambria" w:eastAsia="Cambria" w:hAnsi="Cambria" w:cs="Cambria"/>
+          <w:color w:val="000000"/>
+          <w:sz w:val="24"/>
+          <w:szCs w:val="24"/>
+        </w:rPr>
+        <w:br/>
+        <w:t>● Set image size and compression settings</w:t>
+      </w:r>
+    </w:p>
+    <w:p>
+      <w:pPr>
+        <w:pStyle w:val="Heading3"/>
+        <w:rPr>
+          <w:rFonts w:ascii="Cambria" w:eastAsia="Cambria" w:hAnsi="Cambria" w:cs="Cambria"/>
+          <w:sz w:val="24"/>
+          <w:szCs w:val="24"/>
+        </w:rPr>
+      </w:pPr>
+      <w:r>
+        <w:rPr>
+          <w:rFonts w:ascii="Cambria" w:eastAsia="Cambria" w:hAnsi="Cambria" w:cs="Cambria"/>
+          <w:b/>
+          <w:bCs/>
+          <w:sz w:val="24"/>
+          <w:szCs w:val="24"/>
+        </w:rPr>
+        <w:t>Activity 1.3: Design and Fine-Tune Prompts</w:t>
+      </w:r>
+    </w:p>
+    <w:p>
+      <w:pPr>
+        <w:pBdr>
+          <w:top w:val="nil"/>
+          <w:left w:val="nil"/>
+          <w:bottom w:val="nil"/>
+          <w:right w:val="nil"/>
+          <w:between w:val="nil"/>
+        </w:pBdr>
+        <w:spacing w:line="240" w:lineRule="auto"/>
+        <w:rPr>
+          <w:rFonts w:ascii="Cambria" w:eastAsia="Cambria" w:hAnsi="Cambria" w:cs="Cambria"/>
+          <w:color w:val="000000"/>
+          <w:sz w:val="24"/>
+          <w:szCs w:val="24"/>
+        </w:rPr>
+      </w:pPr>
+      <w:r>
+        <w:rPr>
+          <w:rFonts w:ascii="Cambria" w:eastAsia="Cambria" w:hAnsi="Cambria" w:cs="Cambria"/>
+          <w:color w:val="000000"/>
+          <w:sz w:val="24"/>
+          <w:szCs w:val="24"/>
+        </w:rPr>
+        <w:t>● Create prompts for pantry item detection</w:t>
+      </w:r>
+      <w:r>
+        <w:rPr>
+          <w:rFonts w:ascii="Cambria" w:eastAsia="Cambria" w:hAnsi="Cambria" w:cs="Cambria"/>
+          <w:color w:val="000000"/>
+          <w:sz w:val="24"/>
+          <w:szCs w:val="24"/>
+        </w:rPr>
+        <w:br/>
+        <w:t>● Design prompts for recipe generation</w:t>
+      </w:r>
+      <w:r>
+        <w:rPr>
+          <w:rFonts w:ascii="Cambria" w:eastAsia="Cambria" w:hAnsi="Cambria" w:cs="Cambria"/>
+          <w:color w:val="000000"/>
+          <w:sz w:val="24"/>
+          <w:szCs w:val="24"/>
+        </w:rPr>
+        <w:br/>
+        <w:t>● Create templates for substitution suggestions</w:t>
+      </w:r>
+      <w:r>
+        <w:rPr>
+          <w:rFonts w:ascii="Cambria" w:eastAsia="Cambria" w:hAnsi="Cambria" w:cs="Cambria"/>
+          <w:color w:val="000000"/>
+          <w:sz w:val="24"/>
+          <w:szCs w:val="24"/>
+        </w:rPr>
+        <w:br/>
+        <w:t>● Develop prompts for health scoring explanations</w:t>
+      </w:r>
+      <w:r>
+        <w:rPr>
+          <w:rFonts w:ascii="Cambria" w:eastAsia="Cambria" w:hAnsi="Cambria" w:cs="Cambria"/>
+          <w:color w:val="000000"/>
+          <w:sz w:val="24"/>
+          <w:szCs w:val="24"/>
+        </w:rPr>
+        <w:br/>
+        <w:t>● Test prompts with sample pantry images</w:t>
+      </w:r>
+    </w:p>
+    <w:p>
+      <w:pPr>
+        <w:pStyle w:val="Heading2"/>
+        <w:rPr>
+          <w:rFonts w:ascii="Cambria" w:eastAsia="Cambria" w:hAnsi="Cambria" w:cs="Cambria"/>
+          <w:sz w:val="28"/>
+          <w:szCs w:val="28"/>
+        </w:rPr>
+      </w:pPr>
+      <w:r>
+        <w:rPr>
+          <w:rFonts w:ascii="Cambria" w:eastAsia="Cambria" w:hAnsi="Cambria" w:cs="Cambria"/>
+          <w:b/>
+          <w:bCs/>
+          <w:sz w:val="28"/>
+          <w:szCs w:val="28"/>
+        </w:rPr>
+        <w:t>2. Core Functionality Development</w:t>
+      </w:r>
+    </w:p>
+    <w:p>
+      <w:pPr>
+        <w:pStyle w:val="Heading3"/>
+        <w:rPr>
+          <w:rFonts w:ascii="Cambria" w:eastAsia="Cambria" w:hAnsi="Cambria" w:cs="Cambria"/>
+          <w:sz w:val="24"/>
+          <w:szCs w:val="24"/>
+        </w:rPr>
+      </w:pPr>
+      <w:r>
+        <w:rPr>
+          <w:rFonts w:ascii="Cambria" w:eastAsia="Cambria" w:hAnsi="Cambria" w:cs="Cambria"/>
+          <w:b/>
+          <w:bCs/>
+          <w:sz w:val="24"/>
+          <w:szCs w:val="24"/>
+        </w:rPr>
+        <w:t>Activity 2.1: Design Project Structure</w:t>
+      </w:r>
+    </w:p>
+    <w:p>
+      <w:pPr>
+        <w:pBdr>
+          <w:top w:val="nil"/>
+          <w:left w:val="nil"/>
+          <w:bottom w:val="nil"/>
+          <w:right w:val="nil"/>
+          <w:between w:val="nil"/>
+        </w:pBdr>
+        <w:spacing w:line="240" w:lineRule="auto"/>
+        <w:rPr>
+          <w:rFonts w:ascii="Cambria" w:eastAsia="Cambria" w:hAnsi="Cambria" w:cs="Cambria"/>
+          <w:color w:val="000000"/>
+          <w:sz w:val="24"/>
+          <w:szCs w:val="24"/>
+        </w:rPr>
+      </w:pPr>
+      <w:r>
+        <w:rPr>
+          <w:rFonts w:ascii="Cambria" w:eastAsia="Cambria" w:hAnsi="Cambria" w:cs="Cambria"/>
+          <w:color w:val="000000"/>
+          <w:sz w:val="24"/>
+          <w:szCs w:val="24"/>
+        </w:rPr>
+        <w:t>● Create modular folder organization</w:t>
+      </w:r>
+      <w:r>
+        <w:rPr>
+          <w:rFonts w:ascii="Cambria" w:eastAsia="Cambria" w:hAnsi="Cambria" w:cs="Cambria"/>
+          <w:color w:val="000000"/>
+          <w:sz w:val="24"/>
+          <w:szCs w:val="24"/>
+        </w:rPr>
+        <w:br/>
+        <w:t>● Separate UI, services, and utilities</w:t>
+      </w:r>
+      <w:r>
+        <w:rPr>
+          <w:rFonts w:ascii="Cambria" w:eastAsia="Cambria" w:hAnsi="Cambria" w:cs="Cambria"/>
+          <w:color w:val="000000"/>
+          <w:sz w:val="24"/>
+          <w:szCs w:val="24"/>
+        </w:rPr>
+        <w:br/>
+        <w:t>● Define interfaces between modules</w:t>
+      </w:r>
+    </w:p>
+    <w:p>
+      <w:pPr>
+        <w:pStyle w:val="Heading3"/>
+        <w:rPr>
+          <w:rFonts w:ascii="Cambria" w:eastAsia="Cambria" w:hAnsi="Cambria" w:cs="Cambria"/>
+          <w:sz w:val="24"/>
+          <w:szCs w:val="24"/>
+        </w:rPr>
+      </w:pPr>
+      <w:r>
+        <w:rPr>
+          <w:rFonts w:ascii="Cambria" w:eastAsia="Cambria" w:hAnsi="Cambria" w:cs="Cambria"/>
+          <w:b/>
+          <w:bCs/>
+          <w:sz w:val="24"/>
+          <w:szCs w:val="24"/>
+        </w:rPr>
+        <w:t>Activity 2.2: Implement Image Processing Module</w:t>
+      </w:r>
+    </w:p>
+    <w:p>
+      <w:pPr>
+        <w:pBdr>
+          <w:top w:val="nil"/>
+          <w:left w:val="nil"/>
+          <w:bottom w:val="nil"/>
+          <w:right w:val="nil"/>
+          <w:between w:val="nil"/>
+        </w:pBdr>
+        <w:spacing w:line="240" w:lineRule="auto"/>
+        <w:rPr>
+          <w:rFonts w:ascii="Cambria" w:eastAsia="Cambria" w:hAnsi="Cambria" w:cs="Cambria"/>
+          <w:color w:val="000000"/>
+          <w:sz w:val="24"/>
+          <w:szCs w:val="24"/>
+        </w:rPr>
+      </w:pPr>
+      <w:r>
+        <w:rPr>
+          <w:rFonts w:ascii="Cambria" w:eastAsia="Cambria" w:hAnsi="Cambria" w:cs="Cambria"/>
+          <w:color w:val="000000"/>
+          <w:sz w:val="24"/>
+          <w:szCs w:val="24"/>
+        </w:rPr>
+        <w:t>● Image resizing and enhancement</w:t>
+      </w:r>
+      <w:r>
+        <w:rPr>
+          <w:rFonts w:ascii="Cambria" w:eastAsia="Cambria" w:hAnsi="Cambria" w:cs="Cambria"/>
+          <w:color w:val="000000"/>
+          <w:sz w:val="24"/>
+          <w:szCs w:val="24"/>
+        </w:rPr>
+        <w:br/>
+        <w:t>● Compression and format conversion</w:t>
+      </w:r>
+      <w:r>
+        <w:rPr>
+          <w:rFonts w:ascii="Cambria" w:eastAsia="Cambria" w:hAnsi="Cambria" w:cs="Cambria"/>
+          <w:color w:val="000000"/>
+          <w:sz w:val="24"/>
+          <w:szCs w:val="24"/>
+        </w:rPr>
+        <w:br/>
+        <w:t>● Byte stream preparation</w:t>
+      </w:r>
+    </w:p>
+    <w:p>
+      <w:pPr>
+        <w:pStyle w:val="Heading3"/>
+        <w:rPr>
+          <w:rFonts w:ascii="Cambria" w:eastAsia="Cambria" w:hAnsi="Cambria" w:cs="Cambria"/>
+          <w:sz w:val="24"/>
+          <w:szCs w:val="24"/>
+        </w:rPr>
+      </w:pPr>
+      <w:r>
+        <w:rPr>
+          <w:rFonts w:ascii="Cambria" w:eastAsia="Cambria" w:hAnsi="Cambria" w:cs="Cambria"/>
+          <w:b/>
+          <w:bCs/>
+          <w:sz w:val="24"/>
+          <w:szCs w:val="24"/>
+        </w:rPr>
+        <w:t>Activity 2.3: Implement Vision Service</w:t>
+      </w:r>
+    </w:p>
+    <w:p>
+      <w:pPr>
+        <w:pBdr>
+          <w:top w:val="nil"/>
+          <w:left w:val="nil"/>
+          <w:bottom w:val="nil"/>
+          <w:right w:val="nil"/>
+          <w:between w:val="nil"/>
+        </w:pBdr>
+        <w:spacing w:line="240" w:lineRule="auto"/>
+        <w:rPr>
+          <w:rFonts w:ascii="Cambria" w:eastAsia="Cambria" w:hAnsi="Cambria" w:cs="Cambria"/>
+          <w:color w:val="000000"/>
+          <w:sz w:val="24"/>
+          <w:szCs w:val="24"/>
+        </w:rPr>
+      </w:pPr>
+      <w:r>
+        <w:rPr>
+          <w:rFonts w:ascii="Cambria" w:eastAsia="Cambria" w:hAnsi="Cambria" w:cs="Cambria"/>
+          <w:color w:val="000000"/>
+          <w:sz w:val="24"/>
+          <w:szCs w:val="24"/>
+        </w:rPr>
+        <w:t>● Integrate AI-based image understanding</w:t>
+      </w:r>
+      <w:r>
+        <w:rPr>
+          <w:rFonts w:ascii="Cambria" w:eastAsia="Cambria" w:hAnsi="Cambria" w:cs="Cambria"/>
+          <w:color w:val="000000"/>
+          <w:sz w:val="24"/>
+          <w:szCs w:val="24"/>
+        </w:rPr>
+        <w:br/>
+        <w:t>● Add mock detection mode</w:t>
+      </w:r>
+      <w:r>
+        <w:rPr>
+          <w:rFonts w:ascii="Cambria" w:eastAsia="Cambria" w:hAnsi="Cambria" w:cs="Cambria"/>
+          <w:color w:val="000000"/>
+          <w:sz w:val="24"/>
+          <w:szCs w:val="24"/>
+        </w:rPr>
+        <w:br/>
+        <w:t>● Return structured ingredient lists</w:t>
+      </w:r>
+    </w:p>
+    <w:p>
+      <w:pPr>
+        <w:pStyle w:val="Heading3"/>
+        <w:rPr>
+          <w:rFonts w:ascii="Cambria" w:eastAsia="Cambria" w:hAnsi="Cambria" w:cs="Cambria"/>
+          <w:sz w:val="24"/>
+          <w:szCs w:val="24"/>
+        </w:rPr>
+      </w:pPr>
+      <w:r>
+        <w:rPr>
+          <w:rFonts w:ascii="Cambria" w:eastAsia="Cambria" w:hAnsi="Cambria" w:cs="Cambria"/>
+          <w:b/>
+          <w:bCs/>
+          <w:sz w:val="24"/>
+          <w:szCs w:val="24"/>
+        </w:rPr>
+        <w:t>Activity 2.4: Implement Item Categorization</w:t>
+      </w:r>
+    </w:p>
+    <w:p>
+      <w:pPr>
+        <w:pBdr>
+          <w:top w:val="nil"/>
+          <w:left w:val="nil"/>
+          <w:bottom w:val="nil"/>
+          <w:right w:val="nil"/>
+          <w:between w:val="nil"/>
+        </w:pBdr>
+        <w:spacing w:line="240" w:lineRule="auto"/>
+        <w:rPr>
+          <w:rFonts w:ascii="Cambria" w:eastAsia="Cambria" w:hAnsi="Cambria" w:cs="Cambria"/>
+          <w:color w:val="000000"/>
+          <w:sz w:val="24"/>
+          <w:szCs w:val="24"/>
+        </w:rPr>
+      </w:pPr>
+      <w:r>
+        <w:rPr>
+          <w:rFonts w:ascii="Cambria" w:eastAsia="Cambria" w:hAnsi="Cambria" w:cs="Cambria"/>
+          <w:color w:val="000000"/>
+          <w:sz w:val="24"/>
+          <w:szCs w:val="24"/>
+        </w:rPr>
+        <w:t>● Define storage category mappings</w:t>
+      </w:r>
+      <w:r>
+        <w:rPr>
+          <w:rFonts w:ascii="Cambria" w:eastAsia="Cambria" w:hAnsi="Cambria" w:cs="Cambria"/>
+          <w:color w:val="000000"/>
+          <w:sz w:val="24"/>
+          <w:szCs w:val="24"/>
+        </w:rPr>
+        <w:br/>
+        <w:t>● Assign items to Dry, Cold, Frozen, Fresh</w:t>
+      </w:r>
+    </w:p>
+    <w:p>
+      <w:pPr>
+        <w:pStyle w:val="Heading3"/>
+        <w:rPr>
+          <w:rFonts w:ascii="Cambria" w:eastAsia="Cambria" w:hAnsi="Cambria" w:cs="Cambria"/>
+          <w:sz w:val="24"/>
+          <w:szCs w:val="24"/>
+        </w:rPr>
+      </w:pPr>
+      <w:r>
+        <w:rPr>
+          <w:rFonts w:ascii="Cambria" w:eastAsia="Cambria" w:hAnsi="Cambria" w:cs="Cambria"/>
+          <w:b/>
+          <w:bCs/>
+          <w:sz w:val="24"/>
+          <w:szCs w:val="24"/>
+        </w:rPr>
+        <w:t>Activity 2.5: Implement Recipe Generation Service</w:t>
+      </w:r>
+    </w:p>
+    <w:p>
+      <w:pPr>
+        <w:pBdr>
+          <w:top w:val="nil"/>
+          <w:left w:val="nil"/>
+          <w:bottom w:val="nil"/>
+          <w:right w:val="nil"/>
+          <w:between w:val="nil"/>
+        </w:pBdr>
+        <w:spacing w:line="240" w:lineRule="auto"/>
+        <w:rPr>
+          <w:rFonts w:ascii="Cambria" w:eastAsia="Cambria" w:hAnsi="Cambria" w:cs="Cambria"/>
+          <w:color w:val="000000"/>
+          <w:sz w:val="24"/>
+          <w:szCs w:val="24"/>
+        </w:rPr>
+      </w:pPr>
+      <w:r>
+        <w:rPr>
+          <w:rFonts w:ascii="Cambria" w:eastAsia="Cambria" w:hAnsi="Cambria" w:cs="Cambria"/>
+          <w:color w:val="000000"/>
+          <w:sz w:val="24"/>
+          <w:szCs w:val="24"/>
+        </w:rPr>
+        <w:t>● Generate three simple recipes</w:t>
+      </w:r>
+      <w:r>
+        <w:rPr>
+          <w:rFonts w:ascii="Cambria" w:eastAsia="Cambria" w:hAnsi="Cambria" w:cs="Cambria"/>
+          <w:color w:val="000000"/>
+          <w:sz w:val="24"/>
+          <w:szCs w:val="24"/>
+        </w:rPr>
+        <w:br/>
+        <w:t>● Include ingredients, steps, time, difficulty</w:t>
+      </w:r>
+      <w:r>
+        <w:rPr>
+          <w:rFonts w:ascii="Cambria" w:eastAsia="Cambria" w:hAnsi="Cambria" w:cs="Cambria"/>
+          <w:color w:val="000000"/>
+          <w:sz w:val="24"/>
+          <w:szCs w:val="24"/>
+        </w:rPr>
+        <w:br/>
+        <w:t>● Identify missing ingredients</w:t>
+      </w:r>
+    </w:p>
+    <w:p>
+      <w:pPr>
+        <w:pStyle w:val="Heading3"/>
+        <w:rPr>
+          <w:rFonts w:ascii="Cambria" w:eastAsia="Cambria" w:hAnsi="Cambria" w:cs="Cambria"/>
+          <w:sz w:val="24"/>
+          <w:szCs w:val="24"/>
+        </w:rPr>
+      </w:pPr>
+      <w:r>
+        <w:rPr>
+          <w:rFonts w:ascii="Cambria" w:eastAsia="Cambria" w:hAnsi="Cambria" w:cs="Cambria"/>
+          <w:b/>
+          <w:bCs/>
+          <w:sz w:val="24"/>
+          <w:szCs w:val="24"/>
+        </w:rPr>
+        <w:lastRenderedPageBreak/>
+        <w:t>Activity 2.6: Implement Substitution Service</w:t>
+      </w:r>
+    </w:p>
+    <w:p>
+      <w:pPr>
+        <w:pBdr>
+          <w:top w:val="nil"/>
+          <w:left w:val="nil"/>
+          <w:bottom w:val="nil"/>
+          <w:right w:val="nil"/>
+          <w:between w:val="nil"/>
+        </w:pBdr>
+        <w:spacing w:line="240" w:lineRule="auto"/>
+        <w:rPr>
+          <w:rFonts w:ascii="Cambria" w:eastAsia="Cambria" w:hAnsi="Cambria" w:cs="Cambria"/>
+          <w:color w:val="000000"/>
+          <w:sz w:val="24"/>
+          <w:szCs w:val="24"/>
+        </w:rPr>
+      </w:pPr>
+      <w:r>
+        <w:rPr>
+          <w:rFonts w:ascii="Cambria" w:eastAsia="Cambria" w:hAnsi="Cambria" w:cs="Cambria"/>
+          <w:color w:val="000000"/>
+          <w:sz w:val="24"/>
+          <w:szCs w:val="24"/>
+        </w:rPr>
+        <w:t>● Map missing items to substitutes</w:t>
+      </w:r>
+      <w:r>
+        <w:rPr>
+          <w:rFonts w:ascii="Cambria" w:eastAsia="Cambria" w:hAnsi="Cambria" w:cs="Cambria"/>
+          <w:color w:val="000000"/>
+          <w:sz w:val="24"/>
+          <w:szCs w:val="24"/>
+        </w:rPr>
+        <w:br/>
+        <w:t>● Return substitution suggestions</w:t>
+      </w:r>
+    </w:p>
+    <w:p>
+      <w:pPr>
+        <w:pStyle w:val="Heading3"/>
+        <w:rPr>
+          <w:rFonts w:ascii="Cambria" w:eastAsia="Cambria" w:hAnsi="Cambria" w:cs="Cambria"/>
+          <w:sz w:val="24"/>
+          <w:szCs w:val="24"/>
+        </w:rPr>
+      </w:pPr>
+      <w:r>
+        <w:rPr>
+          <w:rFonts w:ascii="Cambria" w:eastAsia="Cambria" w:hAnsi="Cambria" w:cs="Cambria"/>
+          <w:b/>
+          <w:bCs/>
+          <w:sz w:val="24"/>
+          <w:szCs w:val="24"/>
+        </w:rPr>
+        <w:t>Activity 2.7: Implement Health Evaluation Service</w:t>
+      </w:r>
+    </w:p>
+    <w:p>
+      <w:pPr>
+        <w:pBdr>
+          <w:top w:val="nil"/>
+          <w:left w:val="nil"/>
+          <w:bottom w:val="nil"/>
+          <w:right w:val="nil"/>
+          <w:between w:val="nil"/>
+        </w:pBdr>
+        <w:spacing w:line="240" w:lineRule="auto"/>
+        <w:rPr>
+          <w:rFonts w:ascii="Cambria" w:eastAsia="Cambria" w:hAnsi="Cambria" w:cs="Cambria"/>
+          <w:color w:val="000000"/>
+          <w:sz w:val="24"/>
+          <w:szCs w:val="24"/>
+        </w:rPr>
+      </w:pPr>
+      <w:r>
+        <w:rPr>
+          <w:rFonts w:ascii="Cambria" w:eastAsia="Cambria" w:hAnsi="Cambria" w:cs="Cambria"/>
+          <w:color w:val="000000"/>
+          <w:sz w:val="24"/>
+          <w:szCs w:val="24"/>
+        </w:rPr>
+        <w:t>● Calculate health score (1–10)</w:t>
+      </w:r>
+      <w:r>
+        <w:rPr>
+          <w:rFonts w:ascii="Cambria" w:eastAsia="Cambria" w:hAnsi="Cambria" w:cs="Cambria"/>
+          <w:color w:val="000000"/>
+          <w:sz w:val="24"/>
+          <w:szCs w:val="24"/>
+        </w:rPr>
+        <w:br/>
+        <w:t>● Generate explanation text</w:t>
+      </w:r>
+    </w:p>
+    <w:p>
+      <w:pPr>
+        <w:pStyle w:val="Heading2"/>
+        <w:rPr>
+          <w:rFonts w:ascii="Cambria" w:eastAsia="Cambria" w:hAnsi="Cambria" w:cs="Cambria"/>
+          <w:sz w:val="24"/>
+          <w:szCs w:val="24"/>
+        </w:rPr>
+      </w:pPr>
+      <w:r>
+        <w:rPr>
+          <w:rFonts w:ascii="Cambria" w:eastAsia="Cambria" w:hAnsi="Cambria" w:cs="Cambria"/>
+          <w:b/>
+          <w:bCs/>
+          <w:sz w:val="24"/>
+          <w:szCs w:val="24"/>
+        </w:rPr>
+        <w:t>3. Backend Implementation (</w:t>
+      </w:r>
+      <w:proofErr w:type="spellStart"/>
+      <w:r>
+        <w:rPr>
+          <w:rFonts w:ascii="Cambria" w:eastAsia="Cambria" w:hAnsi="Cambria" w:cs="Cambria"/>
+          <w:b/>
+          <w:bCs/>
+          <w:sz w:val="24"/>
+          <w:szCs w:val="24"/>
+        </w:rPr>
+        <w:t>Streamlit</w:t>
+      </w:r>
+      <w:proofErr w:type="spellEnd"/>
+      <w:r>
+        <w:rPr>
+          <w:rFonts w:ascii="Cambria" w:eastAsia="Cambria" w:hAnsi="Cambria" w:cs="Cambria"/>
+          <w:b/>
+          <w:bCs/>
+          <w:sz w:val="24"/>
+          <w:szCs w:val="24"/>
+        </w:rPr>
+        <w:t xml:space="preserve"> App)</w:t>
+      </w:r>
+    </w:p>
+    <w:p>
+      <w:pPr>
+        <w:pStyle w:val="Heading3"/>
+        <w:rPr>
+          <w:rFonts w:ascii="Cambria" w:eastAsia="Cambria" w:hAnsi="Cambria" w:cs="Cambria"/>
+          <w:sz w:val="24"/>
+          <w:szCs w:val="24"/>
+        </w:rPr>
+      </w:pPr>
+      <w:r>
+        <w:rPr>
+          <w:rFonts w:ascii="Cambria" w:eastAsia="Cambria" w:hAnsi="Cambria" w:cs="Cambria"/>
+          <w:sz w:val="24"/>
+          <w:szCs w:val="24"/>
+        </w:rPr>
+        <w:t xml:space="preserve">Activity 3.1: Build </w:t>
+      </w:r>
+      <w:proofErr w:type="spellStart"/>
+      <w:r>
+        <w:rPr>
+          <w:rFonts w:ascii="Cambria" w:eastAsia="Cambria" w:hAnsi="Cambria" w:cs="Cambria"/>
+          <w:sz w:val="24"/>
+          <w:szCs w:val="24"/>
+        </w:rPr>
+        <w:t>Streamlit</w:t>
+      </w:r>
+      <w:proofErr w:type="spellEnd"/>
+      <w:r>
+        <w:rPr>
+          <w:rFonts w:ascii="Cambria" w:eastAsia="Cambria" w:hAnsi="Cambria" w:cs="Cambria"/>
+          <w:sz w:val="24"/>
+          <w:szCs w:val="24"/>
+        </w:rPr>
+        <w:t xml:space="preserve"> Interface Logic</w:t>
+      </w:r>
+    </w:p>
+    <w:p>
+      <w:pPr>
+        <w:pBdr>
+          <w:top w:val="nil"/>
+          <w:left w:val="nil"/>
+          <w:bottom w:val="nil"/>
+          <w:right w:val="nil"/>
+          <w:between w:val="nil"/>
+        </w:pBdr>
+        <w:spacing w:line="240" w:lineRule="auto"/>
+        <w:rPr>
+          <w:rFonts w:ascii="Cambria" w:eastAsia="Cambria" w:hAnsi="Cambria" w:cs="Cambria"/>
+          <w:color w:val="000000"/>
+          <w:sz w:val="24"/>
+          <w:szCs w:val="24"/>
+        </w:rPr>
+      </w:pPr>
+      <w:r>
+        <w:rPr>
+          <w:rFonts w:ascii="Cambria" w:eastAsia="Cambria" w:hAnsi="Cambria" w:cs="Cambria"/>
+          <w:color w:val="000000"/>
+          <w:sz w:val="24"/>
+          <w:szCs w:val="24"/>
+        </w:rPr>
+        <w:t>● File uploader implementation</w:t>
+      </w:r>
+      <w:r>
+        <w:rPr>
+          <w:rFonts w:ascii="Cambria" w:eastAsia="Cambria" w:hAnsi="Cambria" w:cs="Cambria"/>
+          <w:color w:val="000000"/>
+          <w:sz w:val="24"/>
+          <w:szCs w:val="24"/>
+        </w:rPr>
+        <w:br/>
+        <w:t>● Image preview</w:t>
+      </w:r>
+      <w:r>
+        <w:rPr>
+          <w:rFonts w:ascii="Cambria" w:eastAsia="Cambria" w:hAnsi="Cambria" w:cs="Cambria"/>
+          <w:color w:val="000000"/>
+          <w:sz w:val="24"/>
+          <w:szCs w:val="24"/>
+        </w:rPr>
+        <w:br/>
+        <w:t>● Button triggers</w:t>
+      </w:r>
+    </w:p>
+    <w:p>
+      <w:pPr>
+        <w:pStyle w:val="Heading3"/>
+        <w:rPr>
+          <w:rFonts w:ascii="Cambria" w:eastAsia="Cambria" w:hAnsi="Cambria" w:cs="Cambria"/>
+          <w:sz w:val="24"/>
+          <w:szCs w:val="24"/>
+        </w:rPr>
+      </w:pPr>
+      <w:r>
+        <w:rPr>
+          <w:rFonts w:ascii="Cambria" w:eastAsia="Cambria" w:hAnsi="Cambria" w:cs="Cambria"/>
+          <w:sz w:val="24"/>
+          <w:szCs w:val="24"/>
+        </w:rPr>
+        <w:t>Activity 3.2: Connect Services to UI</w:t>
+      </w:r>
+    </w:p>
+    <w:p>
+      <w:pPr>
+        <w:pBdr>
+          <w:top w:val="nil"/>
+          <w:left w:val="nil"/>
+          <w:bottom w:val="nil"/>
+          <w:right w:val="nil"/>
+          <w:between w:val="nil"/>
+        </w:pBdr>
+        <w:spacing w:line="240" w:lineRule="auto"/>
+        <w:rPr>
+          <w:rFonts w:ascii="Cambria" w:eastAsia="Cambria" w:hAnsi="Cambria" w:cs="Cambria"/>
+          <w:color w:val="000000"/>
+          <w:sz w:val="24"/>
+          <w:szCs w:val="24"/>
+        </w:rPr>
+      </w:pPr>
+      <w:r>
+        <w:rPr>
+          <w:rFonts w:ascii="Cambria" w:eastAsia="Cambria" w:hAnsi="Cambria" w:cs="Cambria"/>
+          <w:color w:val="000000"/>
+          <w:sz w:val="24"/>
+          <w:szCs w:val="24"/>
+        </w:rPr>
+        <w:t>● Call vision service</w:t>
+      </w:r>
+      <w:r>
+        <w:rPr>
+          <w:rFonts w:ascii="Cambria" w:eastAsia="Cambria" w:hAnsi="Cambria" w:cs="Cambria"/>
+          <w:color w:val="000000"/>
+          <w:sz w:val="24"/>
+          <w:szCs w:val="24"/>
+        </w:rPr>
+        <w:br/>
+        <w:t>● Call recipe service</w:t>
+      </w:r>
+      <w:r>
+        <w:rPr>
+          <w:rFonts w:ascii="Cambria" w:eastAsia="Cambria" w:hAnsi="Cambria" w:cs="Cambria"/>
+          <w:color w:val="000000"/>
+          <w:sz w:val="24"/>
+          <w:szCs w:val="24"/>
+        </w:rPr>
+        <w:br/>
+        <w:t>● Call substitution service</w:t>
+      </w:r>
+      <w:r>
+        <w:rPr>
+          <w:rFonts w:ascii="Cambria" w:eastAsia="Cambria" w:hAnsi="Cambria" w:cs="Cambria"/>
+          <w:color w:val="000000"/>
+          <w:sz w:val="24"/>
+          <w:szCs w:val="24"/>
+        </w:rPr>
+        <w:br/>
+        <w:t>● Call health service</w:t>
+      </w:r>
+    </w:p>
+    <w:p>
+      <w:pPr>
+        <w:pStyle w:val="Heading3"/>
+        <w:rPr>
+          <w:rFonts w:ascii="Cambria" w:eastAsia="Cambria" w:hAnsi="Cambria" w:cs="Cambria"/>
+          <w:sz w:val="24"/>
+          <w:szCs w:val="24"/>
+        </w:rPr>
+      </w:pPr>
+      <w:r>
+        <w:rPr>
+          <w:rFonts w:ascii="Cambria" w:eastAsia="Cambria" w:hAnsi="Cambria" w:cs="Cambria"/>
+          <w:sz w:val="24"/>
+          <w:szCs w:val="24"/>
+        </w:rPr>
+        <w:t>Activity 3.3: Data Parsing &amp; Validation</w:t>
+      </w:r>
+    </w:p>
+    <w:p>
+      <w:pPr>
+        <w:pBdr>
+          <w:top w:val="nil"/>
+          <w:left w:val="nil"/>
+          <w:bottom w:val="nil"/>
+          <w:right w:val="nil"/>
+          <w:between w:val="nil"/>
+        </w:pBdr>
+        <w:spacing w:line="240" w:lineRule="auto"/>
+        <w:rPr>
+          <w:rFonts w:ascii="Cambria" w:eastAsia="Cambria" w:hAnsi="Cambria" w:cs="Cambria"/>
+          <w:color w:val="000000"/>
+          <w:sz w:val="24"/>
+          <w:szCs w:val="24"/>
+        </w:rPr>
+      </w:pPr>
+      <w:r>
+        <w:rPr>
+          <w:rFonts w:ascii="Cambria" w:eastAsia="Cambria" w:hAnsi="Cambria" w:cs="Cambria"/>
+          <w:color w:val="000000"/>
+          <w:sz w:val="24"/>
+          <w:szCs w:val="24"/>
+        </w:rPr>
+        <w:t>● Validate AI outputs</w:t>
+      </w:r>
+      <w:r>
+        <w:rPr>
+          <w:rFonts w:ascii="Cambria" w:eastAsia="Cambria" w:hAnsi="Cambria" w:cs="Cambria"/>
+          <w:color w:val="000000"/>
+          <w:sz w:val="24"/>
+          <w:szCs w:val="24"/>
+        </w:rPr>
+        <w:br/>
+        <w:t>● Handle empty results</w:t>
+      </w:r>
+      <w:r>
+        <w:rPr>
+          <w:rFonts w:ascii="Cambria" w:eastAsia="Cambria" w:hAnsi="Cambria" w:cs="Cambria"/>
+          <w:color w:val="000000"/>
+          <w:sz w:val="24"/>
+          <w:szCs w:val="24"/>
+        </w:rPr>
+        <w:br/>
+        <w:t>● Standardize formats</w:t>
+      </w:r>
+    </w:p>
+    <w:p>
+      <w:pPr>
+        <w:pStyle w:val="Heading3"/>
+        <w:rPr>
+          <w:rFonts w:ascii="Cambria" w:eastAsia="Cambria" w:hAnsi="Cambria" w:cs="Cambria"/>
+          <w:sz w:val="24"/>
+          <w:szCs w:val="24"/>
+        </w:rPr>
+      </w:pPr>
+      <w:r>
+        <w:rPr>
+          <w:rFonts w:ascii="Cambria" w:eastAsia="Cambria" w:hAnsi="Cambria" w:cs="Cambria"/>
+          <w:sz w:val="24"/>
+          <w:szCs w:val="24"/>
+        </w:rPr>
+        <w:t>Activity 3.4: Error Handling &amp; Logging</w:t>
+      </w:r>
+    </w:p>
+    <w:p>
+      <w:pPr>
+        <w:pBdr>
+          <w:top w:val="nil"/>
+          <w:left w:val="nil"/>
+          <w:bottom w:val="nil"/>
+          <w:right w:val="nil"/>
+          <w:between w:val="nil"/>
+        </w:pBdr>
+        <w:spacing w:line="240" w:lineRule="auto"/>
+        <w:rPr>
+          <w:rFonts w:ascii="Cambria" w:eastAsia="Cambria" w:hAnsi="Cambria" w:cs="Cambria"/>
+          <w:color w:val="000000"/>
+          <w:sz w:val="24"/>
+          <w:szCs w:val="24"/>
+        </w:rPr>
+      </w:pPr>
+      <w:r>
+        <w:rPr>
+          <w:rFonts w:ascii="Cambria" w:eastAsia="Cambria" w:hAnsi="Cambria" w:cs="Cambria"/>
+          <w:color w:val="000000"/>
+          <w:sz w:val="24"/>
+          <w:szCs w:val="24"/>
+        </w:rPr>
+        <w:t>● Try-except blocks</w:t>
+      </w:r>
+      <w:r>
+        <w:rPr>
+          <w:rFonts w:ascii="Cambria" w:eastAsia="Cambria" w:hAnsi="Cambria" w:cs="Cambria"/>
+          <w:color w:val="000000"/>
+          <w:sz w:val="24"/>
+          <w:szCs w:val="24"/>
+        </w:rPr>
+        <w:br/>
+        <w:t>● Friendly error messages</w:t>
+      </w:r>
+      <w:r>
+        <w:rPr>
+          <w:rFonts w:ascii="Cambria" w:eastAsia="Cambria" w:hAnsi="Cambria" w:cs="Cambria"/>
+          <w:color w:val="000000"/>
+          <w:sz w:val="24"/>
+          <w:szCs w:val="24"/>
+        </w:rPr>
+        <w:br/>
+        <w:t>● Debug logs</w:t>
+      </w:r>
+    </w:p>
+    <w:p>
+      <w:pPr>
+        <w:rPr>
+          <w:rFonts w:ascii="Cambria" w:eastAsia="Cambria" w:hAnsi="Cambria" w:cs="Cambria"/>
+          <w:sz w:val="24"/>
+          <w:szCs w:val="24"/>
+        </w:rPr>
+      </w:pPr>
+    </w:p>
+    <w:p>
+      <w:pPr>
+        <w:pStyle w:val="Heading2"/>
+        <w:rPr>
+          <w:rFonts w:ascii="Cambria" w:eastAsia="Cambria" w:hAnsi="Cambria" w:cs="Cambria"/>
+          <w:sz w:val="28"/>
+          <w:szCs w:val="28"/>
+        </w:rPr>
+      </w:pPr>
+      <w:r>
+        <w:rPr>
+          <w:rFonts w:ascii="Cambria" w:eastAsia="Cambria" w:hAnsi="Cambria" w:cs="Cambria"/>
+          <w:b/>
+          <w:bCs/>
+          <w:sz w:val="28"/>
+          <w:szCs w:val="28"/>
+        </w:rPr>
+        <w:t>4. UI Development</w:t>
+      </w:r>
+    </w:p>
+    <w:p>
+      <w:pPr>
+        <w:pStyle w:val="Heading3"/>
+        <w:rPr>
+          <w:rFonts w:ascii="Cambria" w:eastAsia="Cambria" w:hAnsi="Cambria" w:cs="Cambria"/>
+          <w:sz w:val="24"/>
+          <w:szCs w:val="24"/>
+        </w:rPr>
+      </w:pPr>
+      <w:r>
+        <w:rPr>
+          <w:rFonts w:ascii="Cambria" w:eastAsia="Cambria" w:hAnsi="Cambria" w:cs="Cambria"/>
+          <w:b/>
+          <w:bCs/>
+          <w:sz w:val="24"/>
+          <w:szCs w:val="24"/>
+        </w:rPr>
+        <w:t xml:space="preserve">Activity 4.1: Build </w:t>
+      </w:r>
+      <w:proofErr w:type="spellStart"/>
+      <w:r>
+        <w:rPr>
+          <w:rFonts w:ascii="Cambria" w:eastAsia="Cambria" w:hAnsi="Cambria" w:cs="Cambria"/>
+          <w:b/>
+          <w:bCs/>
+          <w:sz w:val="24"/>
+          <w:szCs w:val="24"/>
+        </w:rPr>
+        <w:t>Streamlit</w:t>
+      </w:r>
+      <w:proofErr w:type="spellEnd"/>
+      <w:r>
+        <w:rPr>
+          <w:rFonts w:ascii="Cambria" w:eastAsia="Cambria" w:hAnsi="Cambria" w:cs="Cambria"/>
+          <w:b/>
+          <w:bCs/>
+          <w:sz w:val="24"/>
+          <w:szCs w:val="24"/>
+        </w:rPr>
+        <w:t xml:space="preserve"> Layout</w:t>
+      </w:r>
+    </w:p>
+    <w:p>
+      <w:pPr>
+        <w:pBdr>
+          <w:top w:val="nil"/>
+          <w:left w:val="nil"/>
+          <w:bottom w:val="nil"/>
+          <w:right w:val="nil"/>
+          <w:between w:val="nil"/>
+        </w:pBdr>
+        <w:spacing w:line="240" w:lineRule="auto"/>
+        <w:rPr>
+          <w:rFonts w:ascii="Cambria" w:eastAsia="Cambria" w:hAnsi="Cambria" w:cs="Cambria"/>
+          <w:color w:val="000000"/>
+          <w:sz w:val="24"/>
+          <w:szCs w:val="24"/>
+        </w:rPr>
+      </w:pPr>
+      <w:r>
+        <w:rPr>
+          <w:rFonts w:ascii="Cambria" w:eastAsia="Cambria" w:hAnsi="Cambria" w:cs="Cambria"/>
+          <w:color w:val="000000"/>
+          <w:sz w:val="24"/>
+          <w:szCs w:val="24"/>
+        </w:rPr>
+        <w:t>● Title and description</w:t>
+      </w:r>
+      <w:r>
+        <w:rPr>
+          <w:rFonts w:ascii="Cambria" w:eastAsia="Cambria" w:hAnsi="Cambria" w:cs="Cambria"/>
+          <w:color w:val="000000"/>
+          <w:sz w:val="24"/>
+          <w:szCs w:val="24"/>
+        </w:rPr>
+        <w:br/>
+        <w:t>● Upload section</w:t>
+      </w:r>
+      <w:r>
+        <w:rPr>
+          <w:rFonts w:ascii="Cambria" w:eastAsia="Cambria" w:hAnsi="Cambria" w:cs="Cambria"/>
+          <w:color w:val="000000"/>
+          <w:sz w:val="24"/>
+          <w:szCs w:val="24"/>
+        </w:rPr>
+        <w:br/>
+        <w:t>● Results sections</w:t>
+      </w:r>
+    </w:p>
+    <w:p>
+      <w:pPr>
+        <w:pStyle w:val="Heading3"/>
+        <w:rPr>
+          <w:rFonts w:ascii="Cambria" w:eastAsia="Cambria" w:hAnsi="Cambria" w:cs="Cambria"/>
+          <w:sz w:val="24"/>
+          <w:szCs w:val="24"/>
+        </w:rPr>
+      </w:pPr>
+      <w:r>
+        <w:rPr>
+          <w:rFonts w:ascii="Cambria" w:eastAsia="Cambria" w:hAnsi="Cambria" w:cs="Cambria"/>
+          <w:b/>
+          <w:bCs/>
+          <w:sz w:val="24"/>
+          <w:szCs w:val="24"/>
+        </w:rPr>
+        <w:lastRenderedPageBreak/>
+        <w:t>Activity 4.2: Display Results Dynamically</w:t>
+      </w:r>
+    </w:p>
+    <w:p>
+      <w:pPr>
+        <w:pBdr>
+          <w:top w:val="nil"/>
+          <w:left w:val="nil"/>
+          <w:bottom w:val="nil"/>
+          <w:right w:val="nil"/>
+          <w:between w:val="nil"/>
+        </w:pBdr>
+        <w:spacing w:line="240" w:lineRule="auto"/>
+        <w:rPr>
+          <w:rFonts w:ascii="Cambria" w:eastAsia="Cambria" w:hAnsi="Cambria" w:cs="Cambria"/>
+          <w:color w:val="000000"/>
+          <w:sz w:val="24"/>
+          <w:szCs w:val="24"/>
+        </w:rPr>
+      </w:pPr>
+      <w:r>
+        <w:rPr>
+          <w:rFonts w:ascii="Cambria" w:eastAsia="Cambria" w:hAnsi="Cambria" w:cs="Cambria"/>
+          <w:color w:val="000000"/>
+          <w:sz w:val="24"/>
+          <w:szCs w:val="24"/>
+        </w:rPr>
+        <w:t>● Detected items list</w:t>
+      </w:r>
+      <w:r>
+        <w:rPr>
+          <w:rFonts w:ascii="Cambria" w:eastAsia="Cambria" w:hAnsi="Cambria" w:cs="Cambria"/>
+          <w:color w:val="000000"/>
+          <w:sz w:val="24"/>
+          <w:szCs w:val="24"/>
+        </w:rPr>
+        <w:br/>
+        <w:t>● Categorized storage display</w:t>
+      </w:r>
+      <w:r>
+        <w:rPr>
+          <w:rFonts w:ascii="Cambria" w:eastAsia="Cambria" w:hAnsi="Cambria" w:cs="Cambria"/>
+          <w:color w:val="000000"/>
+          <w:sz w:val="24"/>
+          <w:szCs w:val="24"/>
+        </w:rPr>
+        <w:br/>
+        <w:t>● Recipe cards</w:t>
+      </w:r>
+      <w:r>
+        <w:rPr>
+          <w:rFonts w:ascii="Cambria" w:eastAsia="Cambria" w:hAnsi="Cambria" w:cs="Cambria"/>
+          <w:color w:val="000000"/>
+          <w:sz w:val="24"/>
+          <w:szCs w:val="24"/>
+        </w:rPr>
+        <w:br/>
+        <w:t>● Health score badges</w:t>
+      </w:r>
+      <w:r>
+        <w:rPr>
+          <w:rFonts w:ascii="Cambria" w:eastAsia="Cambria" w:hAnsi="Cambria" w:cs="Cambria"/>
+          <w:color w:val="000000"/>
+          <w:sz w:val="24"/>
+          <w:szCs w:val="24"/>
+        </w:rPr>
+        <w:br/>
+        <w:t>● Grocery checklist</w:t>
+      </w:r>
+    </w:p>
+    <w:p>
+      <w:pPr>
+        <w:pStyle w:val="Heading3"/>
+        <w:rPr>
+          <w:rFonts w:ascii="Cambria" w:eastAsia="Cambria" w:hAnsi="Cambria" w:cs="Cambria"/>
+          <w:sz w:val="24"/>
+          <w:szCs w:val="24"/>
+        </w:rPr>
+      </w:pPr>
+      <w:r>
+        <w:rPr>
+          <w:rFonts w:ascii="Cambria" w:eastAsia="Cambria" w:hAnsi="Cambria" w:cs="Cambria"/>
+          <w:b/>
+          <w:bCs/>
+          <w:sz w:val="24"/>
+          <w:szCs w:val="24"/>
+        </w:rPr>
+        <w:t>Activity 4.3: User Experience Enhancements</w:t>
+      </w:r>
+    </w:p>
+    <w:p>
+      <w:pPr>
+        <w:pBdr>
+          <w:top w:val="nil"/>
+          <w:left w:val="nil"/>
+          <w:bottom w:val="nil"/>
+          <w:right w:val="nil"/>
+          <w:between w:val="nil"/>
+        </w:pBdr>
+        <w:spacing w:line="240" w:lineRule="auto"/>
+        <w:rPr>
+          <w:rFonts w:ascii="Cambria" w:eastAsia="Cambria" w:hAnsi="Cambria" w:cs="Cambria"/>
+          <w:color w:val="000000"/>
+          <w:sz w:val="24"/>
+          <w:szCs w:val="24"/>
+        </w:rPr>
+      </w:pPr>
+      <w:r>
+        <w:rPr>
+          <w:rFonts w:ascii="Cambria" w:eastAsia="Cambria" w:hAnsi="Cambria" w:cs="Cambria"/>
+          <w:color w:val="000000"/>
+          <w:sz w:val="24"/>
+          <w:szCs w:val="24"/>
+        </w:rPr>
+        <w:t>● Loading spinners</w:t>
+      </w:r>
+      <w:r>
+        <w:rPr>
+          <w:rFonts w:ascii="Cambria" w:eastAsia="Cambria" w:hAnsi="Cambria" w:cs="Cambria"/>
+          <w:color w:val="000000"/>
+          <w:sz w:val="24"/>
+          <w:szCs w:val="24"/>
+        </w:rPr>
+        <w:br/>
+        <w:t>● Expandable sections</w:t>
+      </w:r>
+      <w:r>
+        <w:rPr>
+          <w:rFonts w:ascii="Cambria" w:eastAsia="Cambria" w:hAnsi="Cambria" w:cs="Cambria"/>
+          <w:color w:val="000000"/>
+          <w:sz w:val="24"/>
+          <w:szCs w:val="24"/>
+        </w:rPr>
+        <w:br/>
+        <w:t>● Clear labels</w:t>
+      </w:r>
+    </w:p>
+    <w:p>
+      <w:pPr>
+        <w:pStyle w:val="Heading2"/>
+        <w:rPr>
+          <w:rFonts w:ascii="Cambria" w:eastAsia="Cambria" w:hAnsi="Cambria" w:cs="Cambria"/>
+          <w:sz w:val="28"/>
+          <w:szCs w:val="28"/>
+        </w:rPr>
+      </w:pPr>
+      <w:r>
+        <w:rPr>
+          <w:rFonts w:ascii="Cambria" w:eastAsia="Cambria" w:hAnsi="Cambria" w:cs="Cambria"/>
+          <w:b/>
+          <w:bCs/>
+          <w:sz w:val="28"/>
+          <w:szCs w:val="28"/>
+        </w:rPr>
+        <w:t>5. Testing &amp; Optimization</w:t>
+      </w:r>
+    </w:p>
+    <w:p>
+      <w:pPr>
+        <w:pStyle w:val="Heading3"/>
+        <w:rPr>
+          <w:rFonts w:ascii="Cambria" w:eastAsia="Cambria" w:hAnsi="Cambria" w:cs="Cambria"/>
+          <w:sz w:val="24"/>
+          <w:szCs w:val="24"/>
+        </w:rPr>
+      </w:pPr>
+      <w:r>
+        <w:rPr>
+          <w:rFonts w:ascii="Cambria" w:eastAsia="Cambria" w:hAnsi="Cambria" w:cs="Cambria"/>
+          <w:b/>
+          <w:bCs/>
+          <w:sz w:val="24"/>
+          <w:szCs w:val="24"/>
+        </w:rPr>
+        <w:t>Activity 5.1: Functional Testing</w:t>
+      </w:r>
+    </w:p>
+    <w:p>
+      <w:pPr>
+        <w:pBdr>
+          <w:top w:val="nil"/>
+          <w:left w:val="nil"/>
+          <w:bottom w:val="nil"/>
+          <w:right w:val="nil"/>
+          <w:between w:val="nil"/>
+        </w:pBdr>
+        <w:spacing w:line="240" w:lineRule="auto"/>
+        <w:rPr>
+          <w:rFonts w:ascii="Cambria" w:eastAsia="Cambria" w:hAnsi="Cambria" w:cs="Cambria"/>
+          <w:color w:val="000000"/>
+          <w:sz w:val="24"/>
+          <w:szCs w:val="24"/>
+        </w:rPr>
+      </w:pPr>
+      <w:r>
+        <w:rPr>
+          <w:rFonts w:ascii="Cambria" w:eastAsia="Cambria" w:hAnsi="Cambria" w:cs="Cambria"/>
+          <w:color w:val="000000"/>
+          <w:sz w:val="24"/>
+          <w:szCs w:val="24"/>
+        </w:rPr>
+        <w:t>● Test with different pantry images</w:t>
+      </w:r>
+      <w:r>
+        <w:rPr>
+          <w:rFonts w:ascii="Cambria" w:eastAsia="Cambria" w:hAnsi="Cambria" w:cs="Cambria"/>
+          <w:color w:val="000000"/>
+          <w:sz w:val="24"/>
+          <w:szCs w:val="24"/>
+        </w:rPr>
+        <w:br/>
+        <w:t>● Validate detection results</w:t>
+      </w:r>
+      <w:r>
+        <w:rPr>
+          <w:rFonts w:ascii="Cambria" w:eastAsia="Cambria" w:hAnsi="Cambria" w:cs="Cambria"/>
+          <w:color w:val="000000"/>
+          <w:sz w:val="24"/>
+          <w:szCs w:val="24"/>
+        </w:rPr>
+        <w:br/>
+        <w:t>● Check recipe relevance</w:t>
+      </w:r>
+    </w:p>
+    <w:p>
+      <w:pPr>
+        <w:pStyle w:val="Heading3"/>
+        <w:rPr>
+          <w:rFonts w:ascii="Cambria" w:eastAsia="Cambria" w:hAnsi="Cambria" w:cs="Cambria"/>
+          <w:sz w:val="24"/>
+          <w:szCs w:val="24"/>
+        </w:rPr>
+      </w:pPr>
+      <w:r>
+        <w:rPr>
+          <w:rFonts w:ascii="Cambria" w:eastAsia="Cambria" w:hAnsi="Cambria" w:cs="Cambria"/>
+          <w:b/>
+          <w:bCs/>
+          <w:sz w:val="24"/>
+          <w:szCs w:val="24"/>
+        </w:rPr>
+        <w:t>Activity 5.2: Evaluate AI Output Quality</w:t>
+      </w:r>
+    </w:p>
+    <w:p>
+      <w:pPr>
+        <w:pBdr>
+          <w:top w:val="nil"/>
+          <w:left w:val="nil"/>
+          <w:bottom w:val="nil"/>
+          <w:right w:val="nil"/>
+          <w:between w:val="nil"/>
+        </w:pBdr>
+        <w:spacing w:line="240" w:lineRule="auto"/>
+        <w:rPr>
+          <w:rFonts w:ascii="Cambria" w:eastAsia="Cambria" w:hAnsi="Cambria" w:cs="Cambria"/>
+          <w:color w:val="000000"/>
+          <w:sz w:val="24"/>
+          <w:szCs w:val="24"/>
+        </w:rPr>
+      </w:pPr>
+      <w:r>
+        <w:rPr>
+          <w:rFonts w:ascii="Cambria" w:eastAsia="Cambria" w:hAnsi="Cambria" w:cs="Cambria"/>
+          <w:color w:val="000000"/>
+          <w:sz w:val="24"/>
+          <w:szCs w:val="24"/>
+        </w:rPr>
+        <w:t>● Ingredient accuracy</w:t>
+      </w:r>
+      <w:r>
+        <w:rPr>
+          <w:rFonts w:ascii="Cambria" w:eastAsia="Cambria" w:hAnsi="Cambria" w:cs="Cambria"/>
+          <w:color w:val="000000"/>
+          <w:sz w:val="24"/>
+          <w:szCs w:val="24"/>
+        </w:rPr>
+        <w:br/>
+        <w:t>● Recipe practicality</w:t>
+      </w:r>
+      <w:r>
+        <w:rPr>
+          <w:rFonts w:ascii="Cambria" w:eastAsia="Cambria" w:hAnsi="Cambria" w:cs="Cambria"/>
+          <w:color w:val="000000"/>
+          <w:sz w:val="24"/>
+          <w:szCs w:val="24"/>
+        </w:rPr>
+        <w:br/>
+        <w:t>● Substitute usefulness</w:t>
+      </w:r>
+    </w:p>
+    <w:p>
+      <w:pPr>
+        <w:pStyle w:val="Heading3"/>
+        <w:rPr>
+          <w:rFonts w:ascii="Cambria" w:eastAsia="Cambria" w:hAnsi="Cambria" w:cs="Cambria"/>
+          <w:sz w:val="24"/>
+          <w:szCs w:val="24"/>
+        </w:rPr>
+      </w:pPr>
+      <w:r>
+        <w:rPr>
+          <w:rFonts w:ascii="Cambria" w:eastAsia="Cambria" w:hAnsi="Cambria" w:cs="Cambria"/>
+          <w:b/>
+          <w:bCs/>
+          <w:sz w:val="24"/>
+          <w:szCs w:val="24"/>
+        </w:rPr>
+        <w:t>Activity 5.3: Optimize Performance</w:t>
+      </w:r>
+    </w:p>
+    <w:p>
+      <w:pPr>
+        <w:pBdr>
+          <w:top w:val="nil"/>
+          <w:left w:val="nil"/>
+          <w:bottom w:val="nil"/>
+          <w:right w:val="nil"/>
+          <w:between w:val="nil"/>
+        </w:pBdr>
+        <w:spacing w:line="240" w:lineRule="auto"/>
+        <w:rPr>
+          <w:rFonts w:ascii="Cambria" w:eastAsia="Cambria" w:hAnsi="Cambria" w:cs="Cambria"/>
+          <w:color w:val="000000"/>
+          <w:sz w:val="24"/>
+          <w:szCs w:val="24"/>
+        </w:rPr>
+      </w:pPr>
+      <w:r>
+        <w:rPr>
+          <w:rFonts w:ascii="Cambria" w:eastAsia="Cambria" w:hAnsi="Cambria" w:cs="Cambria"/>
+          <w:color w:val="000000"/>
+          <w:sz w:val="24"/>
+          <w:szCs w:val="24"/>
+        </w:rPr>
+        <w:t>● Reduce image size</w:t>
+      </w:r>
+      <w:r>
+        <w:rPr>
+          <w:rFonts w:ascii="Cambria" w:eastAsia="Cambria" w:hAnsi="Cambria" w:cs="Cambria"/>
+          <w:color w:val="000000"/>
+          <w:sz w:val="24"/>
+          <w:szCs w:val="24"/>
+        </w:rPr>
+        <w:br/>
+        <w:t>● Cache results</w:t>
+      </w:r>
+      <w:r>
+        <w:rPr>
+          <w:rFonts w:ascii="Cambria" w:eastAsia="Cambria" w:hAnsi="Cambria" w:cs="Cambria"/>
+          <w:color w:val="000000"/>
+          <w:sz w:val="24"/>
+          <w:szCs w:val="24"/>
+        </w:rPr>
+        <w:br/>
+        <w:t>● Improve prompt clarity</w:t>
+      </w:r>
+    </w:p>
+    <w:p>
+      <w:pPr>
+        <w:pStyle w:val="Heading3"/>
+        <w:rPr>
+          <w:rFonts w:ascii="Cambria" w:eastAsia="Cambria" w:hAnsi="Cambria" w:cs="Cambria"/>
+          <w:sz w:val="24"/>
+          <w:szCs w:val="24"/>
+        </w:rPr>
+      </w:pPr>
+      <w:r>
+        <w:rPr>
+          <w:rFonts w:ascii="Cambria" w:eastAsia="Cambria" w:hAnsi="Cambria" w:cs="Cambria"/>
+          <w:b/>
+          <w:bCs/>
+          <w:sz w:val="24"/>
+          <w:szCs w:val="24"/>
+        </w:rPr>
+        <w:t>Activity 5.4: Deployment Preparation</w:t>
+      </w:r>
+    </w:p>
+    <w:p>
+      <w:pPr>
+        <w:pBdr>
+          <w:top w:val="nil"/>
+          <w:left w:val="nil"/>
+          <w:bottom w:val="nil"/>
+          <w:right w:val="nil"/>
+          <w:between w:val="nil"/>
+        </w:pBdr>
+        <w:spacing w:line="240" w:lineRule="auto"/>
+        <w:rPr>
+          <w:rFonts w:ascii="Cambria" w:eastAsia="Cambria" w:hAnsi="Cambria" w:cs="Cambria"/>
+          <w:color w:val="000000"/>
+          <w:sz w:val="24"/>
+          <w:szCs w:val="24"/>
+        </w:rPr>
+      </w:pPr>
+      <w:r>
+        <w:rPr>
+          <w:rFonts w:ascii="Cambria" w:eastAsia="Cambria" w:hAnsi="Cambria" w:cs="Cambria"/>
+          <w:color w:val="000000"/>
+          <w:sz w:val="24"/>
+          <w:szCs w:val="24"/>
+        </w:rPr>
+        <w:t>● Create requirements.txt</w:t>
+      </w:r>
+      <w:r>
+        <w:rPr>
+          <w:rFonts w:ascii="Cambria" w:eastAsia="Cambria" w:hAnsi="Cambria" w:cs="Cambria"/>
+          <w:color w:val="000000"/>
+          <w:sz w:val="24"/>
+          <w:szCs w:val="24"/>
+        </w:rPr>
+        <w:br/>
+        <w:t xml:space="preserve">● Add </w:t>
+      </w:r>
+      <w:proofErr w:type="spellStart"/>
+      <w:r>
+        <w:rPr>
+          <w:rFonts w:ascii="Cambria" w:eastAsia="Cambria" w:hAnsi="Cambria" w:cs="Cambria"/>
+          <w:color w:val="000000"/>
+          <w:sz w:val="24"/>
+          <w:szCs w:val="24"/>
+        </w:rPr>
+        <w:t>Dockerfile</w:t>
+      </w:r>
+      <w:proofErr w:type="spellEnd"/>
+      <w:r>
+        <w:rPr>
+          <w:rFonts w:ascii="Cambria" w:eastAsia="Cambria" w:hAnsi="Cambria" w:cs="Cambria"/>
+          <w:color w:val="000000"/>
+          <w:sz w:val="24"/>
+          <w:szCs w:val="24"/>
+        </w:rPr>
+        <w:br/>
+        <w:t>● Test locally and in container</w:t>
+      </w:r>
+    </w:p>
+    <w:p>
+      <w:pPr>
+        <w:pStyle w:val="Heading2"/>
+        <w:keepNext w:val="0"/>
+        <w:keepLines w:val="0"/>
+        <w:spacing w:after="80"/>
+        <w:rPr>
+          <w:rFonts w:ascii="Cambria" w:eastAsia="Cambria" w:hAnsi="Cambria" w:cs="Cambria"/>
+          <w:b/>
+          <w:bCs/>
+          <w:sz w:val="30"/>
+          <w:szCs w:val="30"/>
+        </w:rPr>
+      </w:pPr>
+      <w:bookmarkStart w:id="5" w:name="_heading=h.ki96ydidoiyd" w:colFirst="0" w:colLast="0"/>
+      <w:bookmarkEnd w:id="5"/>
+      <w:r>
+        <w:rPr>
+          <w:rFonts w:ascii="Cambria" w:eastAsia="Cambria" w:hAnsi="Cambria" w:cs="Cambria"/>
+          <w:b/>
+          <w:bCs/>
+          <w:sz w:val="30"/>
+          <w:szCs w:val="30"/>
+        </w:rPr>
+        <w:t>MILESTONE 1: AI Vision Initialization</w:t>
+      </w:r>
+    </w:p>
+    <w:p>
+      <w:pPr>
+        <w:ind w:left="360"/>
+        <w:jc w:val="both"/>
+        <w:rPr>
+          <w:rFonts w:ascii="Cambria" w:eastAsia="Cambria" w:hAnsi="Cambria" w:cs="Cambria"/>
+        </w:rPr>
+      </w:pPr>
+      <w:r>
+        <w:rPr>
+          <w:rFonts w:ascii="Cambria" w:eastAsia="Cambria" w:hAnsi="Cambria" w:cs="Cambria"/>
+        </w:rPr>
+        <w:t xml:space="preserve">In this foundational stage, the objective is to establish and configure the core AI infrastructure required to power </w:t>
+      </w:r>
+      <w:r>
+        <w:rPr>
+          <w:rFonts w:ascii="Cambria" w:eastAsia="Cambria" w:hAnsi="Cambria" w:cs="Cambria"/>
+          <w:b/>
+          <w:bCs/>
+        </w:rPr>
+        <w:t>Kitchen Vision</w:t>
+      </w:r>
+      <w:r>
+        <w:rPr>
+          <w:rFonts w:ascii="Cambria" w:eastAsia="Cambria" w:hAnsi="Cambria" w:cs="Cambria"/>
+        </w:rPr>
+        <w:t xml:space="preserve">. The platform relies on </w:t>
+      </w:r>
+      <w:r>
+        <w:rPr>
+          <w:rFonts w:ascii="Cambria" w:eastAsia="Cambria" w:hAnsi="Cambria" w:cs="Cambria"/>
+          <w:b/>
+          <w:bCs/>
+        </w:rPr>
+        <w:t>OpenAI Vision / Gemini Vision</w:t>
+      </w:r>
+      <w:r>
+        <w:rPr>
+          <w:rFonts w:ascii="Cambria" w:eastAsia="Cambria" w:hAnsi="Cambria" w:cs="Cambria"/>
+        </w:rPr>
+        <w:t>—multimodal foundation models capable of understanding images and text—to detect pantry items, interpret ingredients, and enable intelligent recipe generation.</w:t>
+      </w:r>
+    </w:p>
+    <w:p>
+      <w:pPr>
+        <w:ind w:left="360"/>
+        <w:jc w:val="both"/>
+        <w:rPr>
+          <w:rFonts w:ascii="Cambria" w:eastAsia="Cambria" w:hAnsi="Cambria" w:cs="Cambria"/>
+          <w:sz w:val="28"/>
+          <w:szCs w:val="28"/>
+        </w:rPr>
+      </w:pPr>
+    </w:p>
+    <w:p>
+      <w:pPr>
+        <w:ind w:left="360"/>
+        <w:rPr>
+          <w:rFonts w:ascii="Cambria" w:eastAsia="Cambria" w:hAnsi="Cambria" w:cs="Cambria"/>
+          <w:b/>
+          <w:bCs/>
+          <w:sz w:val="28"/>
+          <w:szCs w:val="28"/>
+        </w:rPr>
+      </w:pPr>
+      <w:r>
+        <w:rPr>
+          <w:rFonts w:ascii="Cambria" w:eastAsia="Cambria" w:hAnsi="Cambria" w:cs="Cambria"/>
+          <w:b/>
+          <w:bCs/>
+          <w:sz w:val="28"/>
+          <w:szCs w:val="28"/>
+        </w:rPr>
+        <w:t>Activity 1.1: Set up AI Provider and Enable Vision API</w:t>
+      </w:r>
+    </w:p>
+    <w:p>
+      <w:pPr>
+        <w:ind w:left="360"/>
+        <w:rPr>
+          <w:rFonts w:ascii="Cambria" w:eastAsia="Cambria" w:hAnsi="Cambria" w:cs="Cambria"/>
+          <w:b/>
+          <w:bCs/>
+          <w:sz w:val="28"/>
+          <w:szCs w:val="28"/>
+        </w:rPr>
+      </w:pPr>
+      <w:r>
+        <w:rPr>
+          <w:rFonts w:ascii="Cambria" w:eastAsia="Cambria" w:hAnsi="Cambria" w:cs="Cambria"/>
+          <w:b/>
+          <w:bCs/>
+          <w:sz w:val="28"/>
+          <w:szCs w:val="28"/>
+        </w:rPr>
+        <w:t>1. Sign in to AI Platform</w:t>
+      </w:r>
+    </w:p>
+    <w:p>
+      <w:pPr>
+        <w:numPr>
+          <w:ilvl w:val="0"/>
+          <w:numId w:val="2"/>
+        </w:numPr>
+        <w:rPr>
+          <w:rFonts w:ascii="Cambria" w:eastAsia="Cambria" w:hAnsi="Cambria" w:cs="Cambria"/>
+        </w:rPr>
+      </w:pPr>
+      <w:r>
+        <w:rPr>
+          <w:rFonts w:ascii="Cambria" w:eastAsia="Cambria" w:hAnsi="Cambria" w:cs="Cambria"/>
+        </w:rPr>
+        <w:t>Visit:</w:t>
+      </w:r>
+      <w:r>
+        <w:rPr>
+          <w:rFonts w:ascii="Cambria" w:eastAsia="Cambria" w:hAnsi="Cambria" w:cs="Cambria"/>
+        </w:rPr>
+        <w:br/>
       </w:r>
       <w:hyperlink r:id="rId8">
         <w:r>
@@ -1480,90 +2880,30 @@
             <w:color w:val="0000FF"/>
             <w:u w:val="single"/>
           </w:rPr>
-          <w:t>https://www.python.org</w:t>
+          <w:t>https://platform.openai.com/</w:t>
         </w:r>
       </w:hyperlink>
-    </w:p>
-    <w:p>
-      <w:pPr>
-        <w:numPr>
-          <w:ilvl w:val="0"/>
-          <w:numId w:val="1"/>
-        </w:numPr>
-        <w:spacing w:after="200"/>
-        <w:rPr>
-          <w:rFonts w:ascii="Cambria" w:eastAsia="Cambria" w:hAnsi="Cambria" w:cs="Cambria"/>
-        </w:rPr>
-      </w:pPr>
-      <w:proofErr w:type="spellStart"/>
-      <w:r>
-        <w:rPr>
-          <w:rFonts w:ascii="Cambria" w:eastAsia="Cambria" w:hAnsi="Cambria" w:cs="Cambria"/>
-          <w:b/>
-          <w:bCs/>
-        </w:rPr>
-        <w:t>Streamlit</w:t>
-      </w:r>
-      <w:proofErr w:type="spellEnd"/>
-      <w:r>
-        <w:rPr>
-          <w:rFonts w:ascii="Cambria" w:eastAsia="Cambria" w:hAnsi="Cambria" w:cs="Cambria"/>
-          <w:b/>
-          <w:bCs/>
-        </w:rPr>
-        <w:t xml:space="preserve"> Framework</w:t>
-      </w:r>
       <w:r>
         <w:rPr>
           <w:rFonts w:ascii="Cambria" w:eastAsia="Cambria" w:hAnsi="Cambria" w:cs="Cambria"/>
         </w:rPr>
         <w:br/>
-        <w:t xml:space="preserve">Documentation: </w:t>
+      </w:r>
+      <w:r>
+        <w:rPr>
+          <w:rFonts w:ascii="Cambria" w:eastAsia="Cambria" w:hAnsi="Cambria" w:cs="Cambria"/>
+          <w:i/>
+          <w:iCs/>
+        </w:rPr>
+        <w:t>(or)</w:t>
+      </w:r>
+      <w:r>
+        <w:rPr>
+          <w:rFonts w:ascii="Cambria" w:eastAsia="Cambria" w:hAnsi="Cambria" w:cs="Cambria"/>
+        </w:rPr>
+        <w:br/>
       </w:r>
       <w:hyperlink r:id="rId9">
-        <w:r>
-          <w:rPr>
-            <w:rFonts w:ascii="Cambria" w:eastAsia="Cambria" w:hAnsi="Cambria" w:cs="Cambria"/>
-            <w:color w:val="0000FF"/>
-            <w:u w:val="single"/>
-          </w:rPr>
-          <w:t>https://docs.streamlit.io</w:t>
-        </w:r>
-      </w:hyperlink>
-    </w:p>
-    <w:p>
-      <w:pPr>
-        <w:numPr>
-          <w:ilvl w:val="0"/>
-          <w:numId w:val="1"/>
-        </w:numPr>
-        <w:spacing w:after="200"/>
-        <w:rPr>
-          <w:rFonts w:ascii="Cambria" w:eastAsia="Cambria" w:hAnsi="Cambria" w:cs="Cambria"/>
-        </w:rPr>
-      </w:pPr>
-      <w:r>
-        <w:rPr>
-          <w:rFonts w:ascii="Cambria" w:eastAsia="Cambria" w:hAnsi="Cambria" w:cs="Cambria"/>
-          <w:b/>
-          <w:bCs/>
-        </w:rPr>
-        <w:t>AI Provider Account (Optional)</w:t>
-      </w:r>
-      <w:r>
-        <w:rPr>
-          <w:rFonts w:ascii="Cambria" w:eastAsia="Cambria" w:hAnsi="Cambria" w:cs="Cambria"/>
-        </w:rPr>
-        <w:br/>
-        <w:t>Google AI Studio (Gemini API) or OpenAI Account for vision-based detection</w:t>
-      </w:r>
-      <w:r>
-        <w:rPr>
-          <w:rFonts w:ascii="Cambria" w:eastAsia="Cambria" w:hAnsi="Cambria" w:cs="Cambria"/>
-        </w:rPr>
-        <w:br/>
-      </w:r>
-      <w:hyperlink r:id="rId10">
         <w:r>
           <w:rPr>
             <w:rFonts w:ascii="Cambria" w:eastAsia="Cambria" w:hAnsi="Cambria" w:cs="Cambria"/>
@@ -1578,1835 +2918,17 @@
       <w:pPr>
         <w:numPr>
           <w:ilvl w:val="0"/>
-          <w:numId w:val="1"/>
+          <w:numId w:val="2"/>
         </w:numPr>
-        <w:spacing w:after="200"/>
-        <w:rPr>
-          <w:rFonts w:ascii="Cambria" w:eastAsia="Cambria" w:hAnsi="Cambria" w:cs="Cambria"/>
-        </w:rPr>
-      </w:pPr>
-      <w:r>
-        <w:rPr>
-          <w:rFonts w:ascii="Cambria" w:eastAsia="Cambria" w:hAnsi="Cambria" w:cs="Cambria"/>
-          <w:b/>
-          <w:bCs/>
-        </w:rPr>
-        <w:lastRenderedPageBreak/>
-        <w:t>Docker (Optional for Containerized Deployment)</w:t>
-      </w:r>
-      <w:r>
-        <w:rPr>
-          <w:rFonts w:ascii="Cambria" w:eastAsia="Cambria" w:hAnsi="Cambria" w:cs="Cambria"/>
-        </w:rPr>
-        <w:br/>
-      </w:r>
-      <w:hyperlink r:id="rId11">
-        <w:r>
-          <w:rPr>
-            <w:rFonts w:ascii="Cambria" w:eastAsia="Cambria" w:hAnsi="Cambria" w:cs="Cambria"/>
-            <w:color w:val="0000FF"/>
-            <w:u w:val="single"/>
-          </w:rPr>
-          <w:t>https://www.docker.com</w:t>
-        </w:r>
-      </w:hyperlink>
-    </w:p>
-    <w:p>
-      <w:pPr>
-        <w:numPr>
-          <w:ilvl w:val="0"/>
-          <w:numId w:val="1"/>
-        </w:numPr>
-        <w:spacing w:after="200"/>
-        <w:rPr>
-          <w:rFonts w:ascii="Cambria" w:eastAsia="Cambria" w:hAnsi="Cambria" w:cs="Cambria"/>
-        </w:rPr>
-      </w:pPr>
-      <w:r>
-        <w:rPr>
-          <w:rFonts w:ascii="Cambria" w:eastAsia="Cambria" w:hAnsi="Cambria" w:cs="Cambria"/>
-          <w:b/>
-          <w:bCs/>
-        </w:rPr>
-        <w:t>Required Python Libraries</w:t>
-      </w:r>
-      <w:r>
-        <w:rPr>
-          <w:rFonts w:ascii="Cambria" w:eastAsia="Cambria" w:hAnsi="Cambria" w:cs="Cambria"/>
-        </w:rPr>
-        <w:br/>
-        <w:t>Refer to requirements.txt file included in the project</w:t>
-      </w:r>
-    </w:p>
-    <w:p>
-      <w:pPr>
-        <w:pStyle w:val="Heading2"/>
-        <w:keepNext w:val="0"/>
-        <w:keepLines w:val="0"/>
-        <w:spacing w:after="80"/>
-        <w:rPr>
-          <w:rFonts w:ascii="Cambria" w:eastAsia="Cambria" w:hAnsi="Cambria" w:cs="Cambria"/>
-          <w:b/>
-          <w:bCs/>
-          <w:sz w:val="30"/>
-          <w:szCs w:val="30"/>
-        </w:rPr>
-      </w:pPr>
-    </w:p>
-    <w:p>
-      <w:pPr>
-        <w:pStyle w:val="Heading2"/>
-        <w:keepNext w:val="0"/>
-        <w:keepLines w:val="0"/>
-        <w:spacing w:after="80"/>
-        <w:rPr>
-          <w:rFonts w:ascii="Cambria" w:eastAsia="Cambria" w:hAnsi="Cambria" w:cs="Cambria"/>
-          <w:b/>
-          <w:bCs/>
-          <w:sz w:val="30"/>
-          <w:szCs w:val="30"/>
-        </w:rPr>
-      </w:pPr>
-      <w:r>
-        <w:rPr>
-          <w:rFonts w:ascii="Cambria" w:eastAsia="Cambria" w:hAnsi="Cambria" w:cs="Cambria"/>
-          <w:b/>
-          <w:bCs/>
-          <w:sz w:val="30"/>
-          <w:szCs w:val="30"/>
-        </w:rPr>
-        <w:t>Project Workflow</w:t>
-      </w:r>
-    </w:p>
-    <w:p>
-      <w:pPr>
-        <w:pStyle w:val="Heading2"/>
-        <w:rPr>
-          <w:rFonts w:ascii="Cambria" w:eastAsia="Cambria" w:hAnsi="Cambria" w:cs="Cambria"/>
-          <w:sz w:val="28"/>
-          <w:szCs w:val="28"/>
-        </w:rPr>
-      </w:pPr>
-      <w:bookmarkStart w:id="5" w:name="_heading=h.is21109b97lx" w:colFirst="0" w:colLast="0"/>
-      <w:bookmarkEnd w:id="5"/>
-      <w:r>
-        <w:rPr>
-          <w:rFonts w:ascii="Cambria" w:eastAsia="Cambria" w:hAnsi="Cambria" w:cs="Cambria"/>
-          <w:b/>
-          <w:bCs/>
-          <w:sz w:val="28"/>
-          <w:szCs w:val="28"/>
-        </w:rPr>
-        <w:t>1. AI Vision Setup &amp; Initialization</w:t>
-      </w:r>
-    </w:p>
-    <w:p>
-      <w:pPr>
-        <w:pStyle w:val="Heading3"/>
-        <w:rPr>
-          <w:rFonts w:ascii="Cambria" w:eastAsia="Cambria" w:hAnsi="Cambria" w:cs="Cambria"/>
-          <w:sz w:val="24"/>
-          <w:szCs w:val="24"/>
-        </w:rPr>
-      </w:pPr>
-      <w:r>
-        <w:rPr>
-          <w:rFonts w:ascii="Cambria" w:eastAsia="Cambria" w:hAnsi="Cambria" w:cs="Cambria"/>
-          <w:b/>
-          <w:bCs/>
-          <w:sz w:val="24"/>
-          <w:szCs w:val="24"/>
-        </w:rPr>
-        <w:t>Activity 1.1: Set up AI Provider Access (Gemini / OpenAI Vision)</w:t>
-      </w:r>
-    </w:p>
-    <w:p>
-      <w:pPr>
-        <w:pBdr>
-          <w:top w:val="nil"/>
-          <w:left w:val="nil"/>
-          <w:bottom w:val="nil"/>
-          <w:right w:val="nil"/>
-          <w:between w:val="nil"/>
-        </w:pBdr>
-        <w:spacing w:line="240" w:lineRule="auto"/>
-        <w:rPr>
-          <w:rFonts w:ascii="Cambria" w:eastAsia="Cambria" w:hAnsi="Cambria" w:cs="Cambria"/>
-          <w:color w:val="000000"/>
-          <w:sz w:val="24"/>
-          <w:szCs w:val="24"/>
-        </w:rPr>
-      </w:pPr>
-      <w:r>
-        <w:rPr>
-          <w:rFonts w:ascii="Cambria" w:eastAsia="Cambria" w:hAnsi="Cambria" w:cs="Cambria"/>
-          <w:color w:val="000000"/>
-          <w:sz w:val="24"/>
-          <w:szCs w:val="24"/>
-        </w:rPr>
-        <w:t>● Create or sign in to Google AI Studio or OpenAI account</w:t>
-      </w:r>
-      <w:r>
-        <w:rPr>
-          <w:rFonts w:ascii="Cambria" w:eastAsia="Cambria" w:hAnsi="Cambria" w:cs="Cambria"/>
-          <w:color w:val="000000"/>
-          <w:sz w:val="24"/>
-          <w:szCs w:val="24"/>
-        </w:rPr>
-        <w:br/>
-        <w:t>● Generate API key for Vision API access</w:t>
-      </w:r>
-      <w:r>
-        <w:rPr>
-          <w:rFonts w:ascii="Cambria" w:eastAsia="Cambria" w:hAnsi="Cambria" w:cs="Cambria"/>
-          <w:color w:val="000000"/>
-          <w:sz w:val="24"/>
-          <w:szCs w:val="24"/>
-        </w:rPr>
-        <w:br/>
-        <w:t>● Verify model availability and usage limits</w:t>
-      </w:r>
-    </w:p>
-    <w:p>
-      <w:pPr>
-        <w:pStyle w:val="Heading3"/>
-        <w:rPr>
-          <w:rFonts w:ascii="Cambria" w:eastAsia="Cambria" w:hAnsi="Cambria" w:cs="Cambria"/>
-          <w:sz w:val="24"/>
-          <w:szCs w:val="24"/>
-        </w:rPr>
-      </w:pPr>
-      <w:r>
-        <w:rPr>
-          <w:rFonts w:ascii="Cambria" w:eastAsia="Cambria" w:hAnsi="Cambria" w:cs="Cambria"/>
-          <w:b/>
-          <w:bCs/>
-          <w:sz w:val="24"/>
-          <w:szCs w:val="24"/>
-        </w:rPr>
-        <w:t>Activity 1.2: Configure API Keys and Environment</w:t>
-      </w:r>
-    </w:p>
-    <w:p>
-      <w:pPr>
-        <w:pBdr>
-          <w:top w:val="nil"/>
-          <w:left w:val="nil"/>
-          <w:bottom w:val="nil"/>
-          <w:right w:val="nil"/>
-          <w:between w:val="nil"/>
-        </w:pBdr>
-        <w:spacing w:line="240" w:lineRule="auto"/>
-        <w:rPr>
-          <w:rFonts w:ascii="Cambria" w:eastAsia="Cambria" w:hAnsi="Cambria" w:cs="Cambria"/>
-          <w:color w:val="000000"/>
-          <w:sz w:val="24"/>
-          <w:szCs w:val="24"/>
-        </w:rPr>
-      </w:pPr>
-      <w:r>
-        <w:rPr>
-          <w:rFonts w:ascii="Cambria" w:eastAsia="Cambria" w:hAnsi="Cambria" w:cs="Cambria"/>
-          <w:color w:val="000000"/>
-          <w:sz w:val="24"/>
-          <w:szCs w:val="24"/>
-        </w:rPr>
-        <w:t>● Create .env file with AI_API_KEY</w:t>
-      </w:r>
-      <w:r>
-        <w:rPr>
-          <w:rFonts w:ascii="Cambria" w:eastAsia="Cambria" w:hAnsi="Cambria" w:cs="Cambria"/>
-          <w:color w:val="000000"/>
-          <w:sz w:val="24"/>
-          <w:szCs w:val="24"/>
-        </w:rPr>
-        <w:br/>
-        <w:t>● Configure model name and parameters</w:t>
-      </w:r>
-      <w:r>
-        <w:rPr>
-          <w:rFonts w:ascii="Cambria" w:eastAsia="Cambria" w:hAnsi="Cambria" w:cs="Cambria"/>
-          <w:color w:val="000000"/>
-          <w:sz w:val="24"/>
-          <w:szCs w:val="24"/>
-        </w:rPr>
-        <w:br/>
-        <w:t>● Set image size and compression settings</w:t>
-      </w:r>
-    </w:p>
-    <w:p>
-      <w:pPr>
-        <w:pStyle w:val="Heading3"/>
-        <w:rPr>
-          <w:rFonts w:ascii="Cambria" w:eastAsia="Cambria" w:hAnsi="Cambria" w:cs="Cambria"/>
-          <w:sz w:val="24"/>
-          <w:szCs w:val="24"/>
-        </w:rPr>
-      </w:pPr>
-      <w:r>
-        <w:rPr>
-          <w:rFonts w:ascii="Cambria" w:eastAsia="Cambria" w:hAnsi="Cambria" w:cs="Cambria"/>
-          <w:b/>
-          <w:bCs/>
-          <w:sz w:val="24"/>
-          <w:szCs w:val="24"/>
-        </w:rPr>
-        <w:t>Activity 1.3: Design and Fine-Tune Prompts</w:t>
-      </w:r>
-    </w:p>
-    <w:p>
-      <w:pPr>
-        <w:pBdr>
-          <w:top w:val="nil"/>
-          <w:left w:val="nil"/>
-          <w:bottom w:val="nil"/>
-          <w:right w:val="nil"/>
-          <w:between w:val="nil"/>
-        </w:pBdr>
-        <w:spacing w:line="240" w:lineRule="auto"/>
-        <w:rPr>
-          <w:rFonts w:ascii="Cambria" w:eastAsia="Cambria" w:hAnsi="Cambria" w:cs="Cambria"/>
-          <w:color w:val="000000"/>
-          <w:sz w:val="24"/>
-          <w:szCs w:val="24"/>
-        </w:rPr>
-      </w:pPr>
-      <w:r>
-        <w:rPr>
-          <w:rFonts w:ascii="Cambria" w:eastAsia="Cambria" w:hAnsi="Cambria" w:cs="Cambria"/>
-          <w:color w:val="000000"/>
-          <w:sz w:val="24"/>
-          <w:szCs w:val="24"/>
-        </w:rPr>
-        <w:t>● Create prompts for pantry item detection</w:t>
-      </w:r>
-      <w:r>
-        <w:rPr>
-          <w:rFonts w:ascii="Cambria" w:eastAsia="Cambria" w:hAnsi="Cambria" w:cs="Cambria"/>
-          <w:color w:val="000000"/>
-          <w:sz w:val="24"/>
-          <w:szCs w:val="24"/>
-        </w:rPr>
-        <w:br/>
-        <w:t>● Design prompts for recipe generation</w:t>
-      </w:r>
-      <w:r>
-        <w:rPr>
-          <w:rFonts w:ascii="Cambria" w:eastAsia="Cambria" w:hAnsi="Cambria" w:cs="Cambria"/>
-          <w:color w:val="000000"/>
-          <w:sz w:val="24"/>
-          <w:szCs w:val="24"/>
-        </w:rPr>
-        <w:br/>
-        <w:t>● Create templates for substitution suggestions</w:t>
-      </w:r>
-      <w:r>
-        <w:rPr>
-          <w:rFonts w:ascii="Cambria" w:eastAsia="Cambria" w:hAnsi="Cambria" w:cs="Cambria"/>
-          <w:color w:val="000000"/>
-          <w:sz w:val="24"/>
-          <w:szCs w:val="24"/>
-        </w:rPr>
-        <w:br/>
-        <w:t>● Develop prompts for health scoring explanations</w:t>
-      </w:r>
-      <w:r>
-        <w:rPr>
-          <w:rFonts w:ascii="Cambria" w:eastAsia="Cambria" w:hAnsi="Cambria" w:cs="Cambria"/>
-          <w:color w:val="000000"/>
-          <w:sz w:val="24"/>
-          <w:szCs w:val="24"/>
-        </w:rPr>
-        <w:br/>
-        <w:t>● Test prompts with sample pantry images</w:t>
-      </w:r>
-    </w:p>
-    <w:p>
-      <w:pPr>
-        <w:pStyle w:val="Heading2"/>
-        <w:rPr>
-          <w:rFonts w:ascii="Cambria" w:eastAsia="Cambria" w:hAnsi="Cambria" w:cs="Cambria"/>
-          <w:sz w:val="28"/>
-          <w:szCs w:val="28"/>
-        </w:rPr>
-      </w:pPr>
-      <w:r>
-        <w:rPr>
-          <w:rFonts w:ascii="Cambria" w:eastAsia="Cambria" w:hAnsi="Cambria" w:cs="Cambria"/>
-          <w:b/>
-          <w:bCs/>
-          <w:sz w:val="28"/>
-          <w:szCs w:val="28"/>
-        </w:rPr>
-        <w:t>2. Core Functionality Development</w:t>
-      </w:r>
-    </w:p>
-    <w:p>
-      <w:pPr>
-        <w:pStyle w:val="Heading3"/>
-        <w:rPr>
-          <w:rFonts w:ascii="Cambria" w:eastAsia="Cambria" w:hAnsi="Cambria" w:cs="Cambria"/>
-          <w:sz w:val="24"/>
-          <w:szCs w:val="24"/>
-        </w:rPr>
-      </w:pPr>
-      <w:r>
-        <w:rPr>
-          <w:rFonts w:ascii="Cambria" w:eastAsia="Cambria" w:hAnsi="Cambria" w:cs="Cambria"/>
-          <w:b/>
-          <w:bCs/>
-          <w:sz w:val="24"/>
-          <w:szCs w:val="24"/>
-        </w:rPr>
-        <w:t>Activity 2.1: Design Project Structure</w:t>
-      </w:r>
-    </w:p>
-    <w:p>
-      <w:pPr>
-        <w:pBdr>
-          <w:top w:val="nil"/>
-          <w:left w:val="nil"/>
-          <w:bottom w:val="nil"/>
-          <w:right w:val="nil"/>
-          <w:between w:val="nil"/>
-        </w:pBdr>
-        <w:spacing w:line="240" w:lineRule="auto"/>
-        <w:rPr>
-          <w:rFonts w:ascii="Cambria" w:eastAsia="Cambria" w:hAnsi="Cambria" w:cs="Cambria"/>
-          <w:color w:val="000000"/>
-          <w:sz w:val="24"/>
-          <w:szCs w:val="24"/>
-        </w:rPr>
-      </w:pPr>
-      <w:r>
-        <w:rPr>
-          <w:rFonts w:ascii="Cambria" w:eastAsia="Cambria" w:hAnsi="Cambria" w:cs="Cambria"/>
-          <w:color w:val="000000"/>
-          <w:sz w:val="24"/>
-          <w:szCs w:val="24"/>
-        </w:rPr>
-        <w:t>● Create modular folder organization</w:t>
-      </w:r>
-      <w:r>
-        <w:rPr>
-          <w:rFonts w:ascii="Cambria" w:eastAsia="Cambria" w:hAnsi="Cambria" w:cs="Cambria"/>
-          <w:color w:val="000000"/>
-          <w:sz w:val="24"/>
-          <w:szCs w:val="24"/>
-        </w:rPr>
-        <w:br/>
-        <w:t>● Separate UI, services, and utilities</w:t>
-      </w:r>
-      <w:r>
-        <w:rPr>
-          <w:rFonts w:ascii="Cambria" w:eastAsia="Cambria" w:hAnsi="Cambria" w:cs="Cambria"/>
-          <w:color w:val="000000"/>
-          <w:sz w:val="24"/>
-          <w:szCs w:val="24"/>
-        </w:rPr>
-        <w:br/>
-        <w:t>● Define interfaces between modules</w:t>
-      </w:r>
-    </w:p>
-    <w:p>
-      <w:pPr>
-        <w:pStyle w:val="Heading3"/>
-        <w:rPr>
-          <w:rFonts w:ascii="Cambria" w:eastAsia="Cambria" w:hAnsi="Cambria" w:cs="Cambria"/>
-          <w:sz w:val="24"/>
-          <w:szCs w:val="24"/>
-        </w:rPr>
-      </w:pPr>
-      <w:r>
-        <w:rPr>
-          <w:rFonts w:ascii="Cambria" w:eastAsia="Cambria" w:hAnsi="Cambria" w:cs="Cambria"/>
-          <w:b/>
-          <w:bCs/>
-          <w:sz w:val="24"/>
-          <w:szCs w:val="24"/>
-        </w:rPr>
-        <w:lastRenderedPageBreak/>
-        <w:t>Activity 2.2: Implement Image Processing Module</w:t>
-      </w:r>
-    </w:p>
-    <w:p>
-      <w:pPr>
-        <w:pBdr>
-          <w:top w:val="nil"/>
-          <w:left w:val="nil"/>
-          <w:bottom w:val="nil"/>
-          <w:right w:val="nil"/>
-          <w:between w:val="nil"/>
-        </w:pBdr>
-        <w:spacing w:line="240" w:lineRule="auto"/>
-        <w:rPr>
-          <w:rFonts w:ascii="Cambria" w:eastAsia="Cambria" w:hAnsi="Cambria" w:cs="Cambria"/>
-          <w:color w:val="000000"/>
-          <w:sz w:val="24"/>
-          <w:szCs w:val="24"/>
-        </w:rPr>
-      </w:pPr>
-      <w:r>
-        <w:rPr>
-          <w:rFonts w:ascii="Cambria" w:eastAsia="Cambria" w:hAnsi="Cambria" w:cs="Cambria"/>
-          <w:color w:val="000000"/>
-          <w:sz w:val="24"/>
-          <w:szCs w:val="24"/>
-        </w:rPr>
-        <w:t>● Image resizing and enhancement</w:t>
-      </w:r>
-      <w:r>
-        <w:rPr>
-          <w:rFonts w:ascii="Cambria" w:eastAsia="Cambria" w:hAnsi="Cambria" w:cs="Cambria"/>
-          <w:color w:val="000000"/>
-          <w:sz w:val="24"/>
-          <w:szCs w:val="24"/>
-        </w:rPr>
-        <w:br/>
-        <w:t>● Compression and format conversion</w:t>
-      </w:r>
-      <w:r>
-        <w:rPr>
-          <w:rFonts w:ascii="Cambria" w:eastAsia="Cambria" w:hAnsi="Cambria" w:cs="Cambria"/>
-          <w:color w:val="000000"/>
-          <w:sz w:val="24"/>
-          <w:szCs w:val="24"/>
-        </w:rPr>
-        <w:br/>
-        <w:t>● Byte stream preparation</w:t>
-      </w:r>
-    </w:p>
-    <w:p>
-      <w:pPr>
-        <w:pStyle w:val="Heading3"/>
-        <w:rPr>
-          <w:rFonts w:ascii="Cambria" w:eastAsia="Cambria" w:hAnsi="Cambria" w:cs="Cambria"/>
-          <w:sz w:val="24"/>
-          <w:szCs w:val="24"/>
-        </w:rPr>
-      </w:pPr>
-      <w:r>
-        <w:rPr>
-          <w:rFonts w:ascii="Cambria" w:eastAsia="Cambria" w:hAnsi="Cambria" w:cs="Cambria"/>
-          <w:b/>
-          <w:bCs/>
-          <w:sz w:val="24"/>
-          <w:szCs w:val="24"/>
-        </w:rPr>
-        <w:t>Activity 2.3: Implement Vision Service</w:t>
-      </w:r>
-    </w:p>
-    <w:p>
-      <w:pPr>
-        <w:pBdr>
-          <w:top w:val="nil"/>
-          <w:left w:val="nil"/>
-          <w:bottom w:val="nil"/>
-          <w:right w:val="nil"/>
-          <w:between w:val="nil"/>
-        </w:pBdr>
-        <w:spacing w:line="240" w:lineRule="auto"/>
-        <w:rPr>
-          <w:rFonts w:ascii="Cambria" w:eastAsia="Cambria" w:hAnsi="Cambria" w:cs="Cambria"/>
-          <w:color w:val="000000"/>
-          <w:sz w:val="24"/>
-          <w:szCs w:val="24"/>
-        </w:rPr>
-      </w:pPr>
-      <w:r>
-        <w:rPr>
-          <w:rFonts w:ascii="Cambria" w:eastAsia="Cambria" w:hAnsi="Cambria" w:cs="Cambria"/>
-          <w:color w:val="000000"/>
-          <w:sz w:val="24"/>
-          <w:szCs w:val="24"/>
-        </w:rPr>
-        <w:t>● Integrate AI-based image understanding</w:t>
-      </w:r>
-      <w:r>
-        <w:rPr>
-          <w:rFonts w:ascii="Cambria" w:eastAsia="Cambria" w:hAnsi="Cambria" w:cs="Cambria"/>
-          <w:color w:val="000000"/>
-          <w:sz w:val="24"/>
-          <w:szCs w:val="24"/>
-        </w:rPr>
-        <w:br/>
-        <w:t>● Add mock detection mode</w:t>
-      </w:r>
-      <w:r>
-        <w:rPr>
-          <w:rFonts w:ascii="Cambria" w:eastAsia="Cambria" w:hAnsi="Cambria" w:cs="Cambria"/>
-          <w:color w:val="000000"/>
-          <w:sz w:val="24"/>
-          <w:szCs w:val="24"/>
-        </w:rPr>
-        <w:br/>
-        <w:t>● Return structured ingredient lists</w:t>
-      </w:r>
-    </w:p>
-    <w:p>
-      <w:pPr>
-        <w:pStyle w:val="Heading3"/>
-        <w:rPr>
-          <w:rFonts w:ascii="Cambria" w:eastAsia="Cambria" w:hAnsi="Cambria" w:cs="Cambria"/>
-          <w:sz w:val="24"/>
-          <w:szCs w:val="24"/>
-        </w:rPr>
-      </w:pPr>
-      <w:r>
-        <w:rPr>
-          <w:rFonts w:ascii="Cambria" w:eastAsia="Cambria" w:hAnsi="Cambria" w:cs="Cambria"/>
-          <w:b/>
-          <w:bCs/>
-          <w:sz w:val="24"/>
-          <w:szCs w:val="24"/>
-        </w:rPr>
-        <w:t>Activity 2.4: Implement Item Categorization</w:t>
-      </w:r>
-    </w:p>
-    <w:p>
-      <w:pPr>
-        <w:pBdr>
-          <w:top w:val="nil"/>
-          <w:left w:val="nil"/>
-          <w:bottom w:val="nil"/>
-          <w:right w:val="nil"/>
-          <w:between w:val="nil"/>
-        </w:pBdr>
-        <w:spacing w:line="240" w:lineRule="auto"/>
-        <w:rPr>
-          <w:rFonts w:ascii="Cambria" w:eastAsia="Cambria" w:hAnsi="Cambria" w:cs="Cambria"/>
-          <w:color w:val="000000"/>
-          <w:sz w:val="24"/>
-          <w:szCs w:val="24"/>
-        </w:rPr>
-      </w:pPr>
-      <w:r>
-        <w:rPr>
-          <w:rFonts w:ascii="Cambria" w:eastAsia="Cambria" w:hAnsi="Cambria" w:cs="Cambria"/>
-          <w:color w:val="000000"/>
-          <w:sz w:val="24"/>
-          <w:szCs w:val="24"/>
-        </w:rPr>
-        <w:t>● Define storage category mappings</w:t>
-      </w:r>
-      <w:r>
-        <w:rPr>
-          <w:rFonts w:ascii="Cambria" w:eastAsia="Cambria" w:hAnsi="Cambria" w:cs="Cambria"/>
-          <w:color w:val="000000"/>
-          <w:sz w:val="24"/>
-          <w:szCs w:val="24"/>
-        </w:rPr>
-        <w:br/>
-        <w:t>● Assign items to Dry, Cold, Frozen, Fresh</w:t>
-      </w:r>
-    </w:p>
-    <w:p>
-      <w:pPr>
-        <w:pStyle w:val="Heading3"/>
-        <w:rPr>
-          <w:rFonts w:ascii="Cambria" w:eastAsia="Cambria" w:hAnsi="Cambria" w:cs="Cambria"/>
-          <w:sz w:val="24"/>
-          <w:szCs w:val="24"/>
-        </w:rPr>
-      </w:pPr>
-      <w:r>
-        <w:rPr>
-          <w:rFonts w:ascii="Cambria" w:eastAsia="Cambria" w:hAnsi="Cambria" w:cs="Cambria"/>
-          <w:b/>
-          <w:bCs/>
-          <w:sz w:val="24"/>
-          <w:szCs w:val="24"/>
-        </w:rPr>
-        <w:t>Activity 2.5: Implement Recipe Generation Service</w:t>
-      </w:r>
-    </w:p>
-    <w:p>
-      <w:pPr>
-        <w:pBdr>
-          <w:top w:val="nil"/>
-          <w:left w:val="nil"/>
-          <w:bottom w:val="nil"/>
-          <w:right w:val="nil"/>
-          <w:between w:val="nil"/>
-        </w:pBdr>
-        <w:spacing w:line="240" w:lineRule="auto"/>
-        <w:rPr>
-          <w:rFonts w:ascii="Cambria" w:eastAsia="Cambria" w:hAnsi="Cambria" w:cs="Cambria"/>
-          <w:color w:val="000000"/>
-          <w:sz w:val="24"/>
-          <w:szCs w:val="24"/>
-        </w:rPr>
-      </w:pPr>
-      <w:r>
-        <w:rPr>
-          <w:rFonts w:ascii="Cambria" w:eastAsia="Cambria" w:hAnsi="Cambria" w:cs="Cambria"/>
-          <w:color w:val="000000"/>
-          <w:sz w:val="24"/>
-          <w:szCs w:val="24"/>
-        </w:rPr>
-        <w:t>● Generate three simple recipes</w:t>
-      </w:r>
-      <w:r>
-        <w:rPr>
-          <w:rFonts w:ascii="Cambria" w:eastAsia="Cambria" w:hAnsi="Cambria" w:cs="Cambria"/>
-          <w:color w:val="000000"/>
-          <w:sz w:val="24"/>
-          <w:szCs w:val="24"/>
-        </w:rPr>
-        <w:br/>
-        <w:t>● Include ingredients, steps, time, difficulty</w:t>
-      </w:r>
-      <w:r>
-        <w:rPr>
-          <w:rFonts w:ascii="Cambria" w:eastAsia="Cambria" w:hAnsi="Cambria" w:cs="Cambria"/>
-          <w:color w:val="000000"/>
-          <w:sz w:val="24"/>
-          <w:szCs w:val="24"/>
-        </w:rPr>
-        <w:br/>
-        <w:t>● Identify missing ingredients</w:t>
-      </w:r>
-    </w:p>
-    <w:p>
-      <w:pPr>
-        <w:pStyle w:val="Heading3"/>
-        <w:rPr>
-          <w:rFonts w:ascii="Cambria" w:eastAsia="Cambria" w:hAnsi="Cambria" w:cs="Cambria"/>
-          <w:sz w:val="24"/>
-          <w:szCs w:val="24"/>
-        </w:rPr>
-      </w:pPr>
-      <w:r>
-        <w:rPr>
-          <w:rFonts w:ascii="Cambria" w:eastAsia="Cambria" w:hAnsi="Cambria" w:cs="Cambria"/>
-          <w:b/>
-          <w:bCs/>
-          <w:sz w:val="24"/>
-          <w:szCs w:val="24"/>
-        </w:rPr>
-        <w:t>Activity 2.6: Implement Substitution Service</w:t>
-      </w:r>
-    </w:p>
-    <w:p>
-      <w:pPr>
-        <w:pBdr>
-          <w:top w:val="nil"/>
-          <w:left w:val="nil"/>
-          <w:bottom w:val="nil"/>
-          <w:right w:val="nil"/>
-          <w:between w:val="nil"/>
-        </w:pBdr>
-        <w:spacing w:line="240" w:lineRule="auto"/>
-        <w:rPr>
-          <w:rFonts w:ascii="Cambria" w:eastAsia="Cambria" w:hAnsi="Cambria" w:cs="Cambria"/>
-          <w:color w:val="000000"/>
-          <w:sz w:val="24"/>
-          <w:szCs w:val="24"/>
-        </w:rPr>
-      </w:pPr>
-      <w:r>
-        <w:rPr>
-          <w:rFonts w:ascii="Cambria" w:eastAsia="Cambria" w:hAnsi="Cambria" w:cs="Cambria"/>
-          <w:color w:val="000000"/>
-          <w:sz w:val="24"/>
-          <w:szCs w:val="24"/>
-        </w:rPr>
-        <w:t>● Map missing items to substitutes</w:t>
-      </w:r>
-      <w:r>
-        <w:rPr>
-          <w:rFonts w:ascii="Cambria" w:eastAsia="Cambria" w:hAnsi="Cambria" w:cs="Cambria"/>
-          <w:color w:val="000000"/>
-          <w:sz w:val="24"/>
-          <w:szCs w:val="24"/>
-        </w:rPr>
-        <w:br/>
-        <w:t>● Return substitution suggestions</w:t>
-      </w:r>
-    </w:p>
-    <w:p>
-      <w:pPr>
-        <w:pStyle w:val="Heading3"/>
-        <w:rPr>
-          <w:rFonts w:ascii="Cambria" w:eastAsia="Cambria" w:hAnsi="Cambria" w:cs="Cambria"/>
-          <w:sz w:val="24"/>
-          <w:szCs w:val="24"/>
-        </w:rPr>
-      </w:pPr>
-      <w:r>
-        <w:rPr>
-          <w:rFonts w:ascii="Cambria" w:eastAsia="Cambria" w:hAnsi="Cambria" w:cs="Cambria"/>
-          <w:b/>
-          <w:bCs/>
-          <w:sz w:val="24"/>
-          <w:szCs w:val="24"/>
-        </w:rPr>
-        <w:t>Activity 2.7: Implement Health Evaluation Service</w:t>
-      </w:r>
-    </w:p>
-    <w:p>
-      <w:pPr>
-        <w:pBdr>
-          <w:top w:val="nil"/>
-          <w:left w:val="nil"/>
-          <w:bottom w:val="nil"/>
-          <w:right w:val="nil"/>
-          <w:between w:val="nil"/>
-        </w:pBdr>
-        <w:spacing w:line="240" w:lineRule="auto"/>
-        <w:rPr>
-          <w:rFonts w:ascii="Cambria" w:eastAsia="Cambria" w:hAnsi="Cambria" w:cs="Cambria"/>
-          <w:color w:val="000000"/>
-          <w:sz w:val="24"/>
-          <w:szCs w:val="24"/>
-        </w:rPr>
-      </w:pPr>
-      <w:r>
-        <w:rPr>
-          <w:rFonts w:ascii="Cambria" w:eastAsia="Cambria" w:hAnsi="Cambria" w:cs="Cambria"/>
-          <w:color w:val="000000"/>
-          <w:sz w:val="24"/>
-          <w:szCs w:val="24"/>
-        </w:rPr>
-        <w:t>● Calculate health score (1–10)</w:t>
-      </w:r>
-      <w:r>
-        <w:rPr>
-          <w:rFonts w:ascii="Cambria" w:eastAsia="Cambria" w:hAnsi="Cambria" w:cs="Cambria"/>
-          <w:color w:val="000000"/>
-          <w:sz w:val="24"/>
-          <w:szCs w:val="24"/>
-        </w:rPr>
-        <w:br/>
-        <w:t>● Generate explanation text</w:t>
-      </w:r>
-    </w:p>
-    <w:p>
-      <w:pPr>
-        <w:pStyle w:val="Heading2"/>
-        <w:rPr>
-          <w:rFonts w:ascii="Cambria" w:eastAsia="Cambria" w:hAnsi="Cambria" w:cs="Cambria"/>
-          <w:sz w:val="24"/>
-          <w:szCs w:val="24"/>
-        </w:rPr>
-      </w:pPr>
-      <w:r>
-        <w:rPr>
-          <w:rFonts w:ascii="Cambria" w:eastAsia="Cambria" w:hAnsi="Cambria" w:cs="Cambria"/>
-          <w:b/>
-          <w:bCs/>
-          <w:sz w:val="24"/>
-          <w:szCs w:val="24"/>
-        </w:rPr>
-        <w:t>3. Backend Implementation (</w:t>
-      </w:r>
-      <w:proofErr w:type="spellStart"/>
-      <w:r>
-        <w:rPr>
-          <w:rFonts w:ascii="Cambria" w:eastAsia="Cambria" w:hAnsi="Cambria" w:cs="Cambria"/>
-          <w:b/>
-          <w:bCs/>
-          <w:sz w:val="24"/>
-          <w:szCs w:val="24"/>
-        </w:rPr>
-        <w:t>Streamlit</w:t>
-      </w:r>
-      <w:proofErr w:type="spellEnd"/>
-      <w:r>
-        <w:rPr>
-          <w:rFonts w:ascii="Cambria" w:eastAsia="Cambria" w:hAnsi="Cambria" w:cs="Cambria"/>
-          <w:b/>
-          <w:bCs/>
-          <w:sz w:val="24"/>
-          <w:szCs w:val="24"/>
-        </w:rPr>
-        <w:t xml:space="preserve"> App)</w:t>
-      </w:r>
-    </w:p>
-    <w:p>
-      <w:pPr>
-        <w:pStyle w:val="Heading3"/>
-        <w:rPr>
-          <w:rFonts w:ascii="Cambria" w:eastAsia="Cambria" w:hAnsi="Cambria" w:cs="Cambria"/>
-          <w:sz w:val="24"/>
-          <w:szCs w:val="24"/>
-        </w:rPr>
-      </w:pPr>
-      <w:r>
-        <w:rPr>
-          <w:rFonts w:ascii="Cambria" w:eastAsia="Cambria" w:hAnsi="Cambria" w:cs="Cambria"/>
-          <w:sz w:val="24"/>
-          <w:szCs w:val="24"/>
-        </w:rPr>
-        <w:t xml:space="preserve">Activity 3.1: Build </w:t>
-      </w:r>
-      <w:proofErr w:type="spellStart"/>
-      <w:r>
-        <w:rPr>
-          <w:rFonts w:ascii="Cambria" w:eastAsia="Cambria" w:hAnsi="Cambria" w:cs="Cambria"/>
-          <w:sz w:val="24"/>
-          <w:szCs w:val="24"/>
-        </w:rPr>
-        <w:t>Streamlit</w:t>
-      </w:r>
-      <w:proofErr w:type="spellEnd"/>
-      <w:r>
-        <w:rPr>
-          <w:rFonts w:ascii="Cambria" w:eastAsia="Cambria" w:hAnsi="Cambria" w:cs="Cambria"/>
-          <w:sz w:val="24"/>
-          <w:szCs w:val="24"/>
-        </w:rPr>
-        <w:t xml:space="preserve"> Interface Logic</w:t>
-      </w:r>
-    </w:p>
-    <w:p>
-      <w:pPr>
-        <w:pBdr>
-          <w:top w:val="nil"/>
-          <w:left w:val="nil"/>
-          <w:bottom w:val="nil"/>
-          <w:right w:val="nil"/>
-          <w:between w:val="nil"/>
-        </w:pBdr>
-        <w:spacing w:line="240" w:lineRule="auto"/>
-        <w:rPr>
-          <w:rFonts w:ascii="Cambria" w:eastAsia="Cambria" w:hAnsi="Cambria" w:cs="Cambria"/>
-          <w:color w:val="000000"/>
-          <w:sz w:val="24"/>
-          <w:szCs w:val="24"/>
-        </w:rPr>
-      </w:pPr>
-      <w:r>
-        <w:rPr>
-          <w:rFonts w:ascii="Cambria" w:eastAsia="Cambria" w:hAnsi="Cambria" w:cs="Cambria"/>
-          <w:color w:val="000000"/>
-          <w:sz w:val="24"/>
-          <w:szCs w:val="24"/>
-        </w:rPr>
-        <w:t>● File uploader implementation</w:t>
-      </w:r>
-      <w:r>
-        <w:rPr>
-          <w:rFonts w:ascii="Cambria" w:eastAsia="Cambria" w:hAnsi="Cambria" w:cs="Cambria"/>
-          <w:color w:val="000000"/>
-          <w:sz w:val="24"/>
-          <w:szCs w:val="24"/>
-        </w:rPr>
-        <w:br/>
-        <w:t>● Image preview</w:t>
-      </w:r>
-      <w:r>
-        <w:rPr>
-          <w:rFonts w:ascii="Cambria" w:eastAsia="Cambria" w:hAnsi="Cambria" w:cs="Cambria"/>
-          <w:color w:val="000000"/>
-          <w:sz w:val="24"/>
-          <w:szCs w:val="24"/>
-        </w:rPr>
-        <w:br/>
-        <w:t>● Button triggers</w:t>
-      </w:r>
-    </w:p>
-    <w:p>
-      <w:pPr>
-        <w:pStyle w:val="Heading3"/>
-        <w:rPr>
-          <w:rFonts w:ascii="Cambria" w:eastAsia="Cambria" w:hAnsi="Cambria" w:cs="Cambria"/>
-          <w:sz w:val="24"/>
-          <w:szCs w:val="24"/>
-        </w:rPr>
-      </w:pPr>
-      <w:r>
-        <w:rPr>
-          <w:rFonts w:ascii="Cambria" w:eastAsia="Cambria" w:hAnsi="Cambria" w:cs="Cambria"/>
-          <w:sz w:val="24"/>
-          <w:szCs w:val="24"/>
-        </w:rPr>
-        <w:t>Activity 3.2: Connect Services to UI</w:t>
-      </w:r>
-    </w:p>
-    <w:p>
-      <w:pPr>
-        <w:pBdr>
-          <w:top w:val="nil"/>
-          <w:left w:val="nil"/>
-          <w:bottom w:val="nil"/>
-          <w:right w:val="nil"/>
-          <w:between w:val="nil"/>
-        </w:pBdr>
-        <w:spacing w:line="240" w:lineRule="auto"/>
-        <w:rPr>
-          <w:rFonts w:ascii="Cambria" w:eastAsia="Cambria" w:hAnsi="Cambria" w:cs="Cambria"/>
-          <w:color w:val="000000"/>
-          <w:sz w:val="24"/>
-          <w:szCs w:val="24"/>
-        </w:rPr>
-      </w:pPr>
-      <w:r>
-        <w:rPr>
-          <w:rFonts w:ascii="Cambria" w:eastAsia="Cambria" w:hAnsi="Cambria" w:cs="Cambria"/>
-          <w:color w:val="000000"/>
-          <w:sz w:val="24"/>
-          <w:szCs w:val="24"/>
-        </w:rPr>
-        <w:t>● Call vision service</w:t>
-      </w:r>
-      <w:r>
-        <w:rPr>
-          <w:rFonts w:ascii="Cambria" w:eastAsia="Cambria" w:hAnsi="Cambria" w:cs="Cambria"/>
-          <w:color w:val="000000"/>
-          <w:sz w:val="24"/>
-          <w:szCs w:val="24"/>
-        </w:rPr>
-        <w:br/>
-        <w:t>● Call recipe service</w:t>
-      </w:r>
-      <w:r>
-        <w:rPr>
-          <w:rFonts w:ascii="Cambria" w:eastAsia="Cambria" w:hAnsi="Cambria" w:cs="Cambria"/>
-          <w:color w:val="000000"/>
-          <w:sz w:val="24"/>
-          <w:szCs w:val="24"/>
-        </w:rPr>
-        <w:br/>
-        <w:t>● Call substitution service</w:t>
-      </w:r>
-      <w:r>
-        <w:rPr>
-          <w:rFonts w:ascii="Cambria" w:eastAsia="Cambria" w:hAnsi="Cambria" w:cs="Cambria"/>
-          <w:color w:val="000000"/>
-          <w:sz w:val="24"/>
-          <w:szCs w:val="24"/>
-        </w:rPr>
-        <w:br/>
-        <w:t>● Call health service</w:t>
-      </w:r>
-    </w:p>
-    <w:p>
-      <w:pPr>
-        <w:pStyle w:val="Heading3"/>
-        <w:rPr>
-          <w:rFonts w:ascii="Cambria" w:eastAsia="Cambria" w:hAnsi="Cambria" w:cs="Cambria"/>
-          <w:sz w:val="24"/>
-          <w:szCs w:val="24"/>
-        </w:rPr>
-      </w:pPr>
-      <w:r>
-        <w:rPr>
-          <w:rFonts w:ascii="Cambria" w:eastAsia="Cambria" w:hAnsi="Cambria" w:cs="Cambria"/>
-          <w:sz w:val="24"/>
-          <w:szCs w:val="24"/>
-        </w:rPr>
-        <w:lastRenderedPageBreak/>
-        <w:t>Activity 3.3: Data Parsing &amp; Validation</w:t>
-      </w:r>
-    </w:p>
-    <w:p>
-      <w:pPr>
-        <w:pBdr>
-          <w:top w:val="nil"/>
-          <w:left w:val="nil"/>
-          <w:bottom w:val="nil"/>
-          <w:right w:val="nil"/>
-          <w:between w:val="nil"/>
-        </w:pBdr>
-        <w:spacing w:line="240" w:lineRule="auto"/>
-        <w:rPr>
-          <w:rFonts w:ascii="Cambria" w:eastAsia="Cambria" w:hAnsi="Cambria" w:cs="Cambria"/>
-          <w:color w:val="000000"/>
-          <w:sz w:val="24"/>
-          <w:szCs w:val="24"/>
-        </w:rPr>
-      </w:pPr>
-      <w:r>
-        <w:rPr>
-          <w:rFonts w:ascii="Cambria" w:eastAsia="Cambria" w:hAnsi="Cambria" w:cs="Cambria"/>
-          <w:color w:val="000000"/>
-          <w:sz w:val="24"/>
-          <w:szCs w:val="24"/>
-        </w:rPr>
-        <w:t>● Validate AI outputs</w:t>
-      </w:r>
-      <w:r>
-        <w:rPr>
-          <w:rFonts w:ascii="Cambria" w:eastAsia="Cambria" w:hAnsi="Cambria" w:cs="Cambria"/>
-          <w:color w:val="000000"/>
-          <w:sz w:val="24"/>
-          <w:szCs w:val="24"/>
-        </w:rPr>
-        <w:br/>
-        <w:t>● Handle empty results</w:t>
-      </w:r>
-      <w:r>
-        <w:rPr>
-          <w:rFonts w:ascii="Cambria" w:eastAsia="Cambria" w:hAnsi="Cambria" w:cs="Cambria"/>
-          <w:color w:val="000000"/>
-          <w:sz w:val="24"/>
-          <w:szCs w:val="24"/>
-        </w:rPr>
-        <w:br/>
-        <w:t>● Standardize formats</w:t>
-      </w:r>
-    </w:p>
-    <w:p>
-      <w:pPr>
-        <w:pStyle w:val="Heading3"/>
-        <w:rPr>
-          <w:rFonts w:ascii="Cambria" w:eastAsia="Cambria" w:hAnsi="Cambria" w:cs="Cambria"/>
-          <w:sz w:val="24"/>
-          <w:szCs w:val="24"/>
-        </w:rPr>
-      </w:pPr>
-      <w:r>
-        <w:rPr>
-          <w:rFonts w:ascii="Cambria" w:eastAsia="Cambria" w:hAnsi="Cambria" w:cs="Cambria"/>
-          <w:sz w:val="24"/>
-          <w:szCs w:val="24"/>
-        </w:rPr>
-        <w:t>Activity 3.4: Error Handling &amp; Logging</w:t>
-      </w:r>
-    </w:p>
-    <w:p>
-      <w:pPr>
-        <w:pBdr>
-          <w:top w:val="nil"/>
-          <w:left w:val="nil"/>
-          <w:bottom w:val="nil"/>
-          <w:right w:val="nil"/>
-          <w:between w:val="nil"/>
-        </w:pBdr>
-        <w:spacing w:line="240" w:lineRule="auto"/>
-        <w:rPr>
-          <w:rFonts w:ascii="Cambria" w:eastAsia="Cambria" w:hAnsi="Cambria" w:cs="Cambria"/>
-          <w:color w:val="000000"/>
-          <w:sz w:val="24"/>
-          <w:szCs w:val="24"/>
-        </w:rPr>
-      </w:pPr>
-      <w:r>
-        <w:rPr>
-          <w:rFonts w:ascii="Cambria" w:eastAsia="Cambria" w:hAnsi="Cambria" w:cs="Cambria"/>
-          <w:color w:val="000000"/>
-          <w:sz w:val="24"/>
-          <w:szCs w:val="24"/>
-        </w:rPr>
-        <w:t>● Try-except blocks</w:t>
-      </w:r>
-      <w:r>
-        <w:rPr>
-          <w:rFonts w:ascii="Cambria" w:eastAsia="Cambria" w:hAnsi="Cambria" w:cs="Cambria"/>
-          <w:color w:val="000000"/>
-          <w:sz w:val="24"/>
-          <w:szCs w:val="24"/>
-        </w:rPr>
-        <w:br/>
-        <w:t>● Friendly error messages</w:t>
-      </w:r>
-      <w:r>
-        <w:rPr>
-          <w:rFonts w:ascii="Cambria" w:eastAsia="Cambria" w:hAnsi="Cambria" w:cs="Cambria"/>
-          <w:color w:val="000000"/>
-          <w:sz w:val="24"/>
-          <w:szCs w:val="24"/>
-        </w:rPr>
-        <w:br/>
-        <w:t>● Debug logs</w:t>
-      </w:r>
-    </w:p>
-    <w:p>
-      <w:pPr>
-        <w:rPr>
-          <w:rFonts w:ascii="Cambria" w:eastAsia="Cambria" w:hAnsi="Cambria" w:cs="Cambria"/>
-          <w:sz w:val="24"/>
-          <w:szCs w:val="24"/>
-        </w:rPr>
-      </w:pPr>
-    </w:p>
-    <w:p>
-      <w:pPr>
-        <w:pStyle w:val="Heading2"/>
-        <w:rPr>
-          <w:rFonts w:ascii="Cambria" w:eastAsia="Cambria" w:hAnsi="Cambria" w:cs="Cambria"/>
-          <w:sz w:val="28"/>
-          <w:szCs w:val="28"/>
-        </w:rPr>
-      </w:pPr>
-      <w:r>
-        <w:rPr>
-          <w:rFonts w:ascii="Cambria" w:eastAsia="Cambria" w:hAnsi="Cambria" w:cs="Cambria"/>
-          <w:b/>
-          <w:bCs/>
-          <w:sz w:val="28"/>
-          <w:szCs w:val="28"/>
-        </w:rPr>
-        <w:t>4. UI Development</w:t>
-      </w:r>
-    </w:p>
-    <w:p>
-      <w:pPr>
-        <w:pStyle w:val="Heading3"/>
-        <w:rPr>
-          <w:rFonts w:ascii="Cambria" w:eastAsia="Cambria" w:hAnsi="Cambria" w:cs="Cambria"/>
-          <w:sz w:val="24"/>
-          <w:szCs w:val="24"/>
-        </w:rPr>
-      </w:pPr>
-      <w:r>
-        <w:rPr>
-          <w:rFonts w:ascii="Cambria" w:eastAsia="Cambria" w:hAnsi="Cambria" w:cs="Cambria"/>
-          <w:b/>
-          <w:bCs/>
-          <w:sz w:val="24"/>
-          <w:szCs w:val="24"/>
-        </w:rPr>
-        <w:t xml:space="preserve">Activity 4.1: Build </w:t>
-      </w:r>
-      <w:proofErr w:type="spellStart"/>
-      <w:r>
-        <w:rPr>
-          <w:rFonts w:ascii="Cambria" w:eastAsia="Cambria" w:hAnsi="Cambria" w:cs="Cambria"/>
-          <w:b/>
-          <w:bCs/>
-          <w:sz w:val="24"/>
-          <w:szCs w:val="24"/>
-        </w:rPr>
-        <w:t>Streamlit</w:t>
-      </w:r>
-      <w:proofErr w:type="spellEnd"/>
-      <w:r>
-        <w:rPr>
-          <w:rFonts w:ascii="Cambria" w:eastAsia="Cambria" w:hAnsi="Cambria" w:cs="Cambria"/>
-          <w:b/>
-          <w:bCs/>
-          <w:sz w:val="24"/>
-          <w:szCs w:val="24"/>
-        </w:rPr>
-        <w:t xml:space="preserve"> Layout</w:t>
-      </w:r>
-    </w:p>
-    <w:p>
-      <w:pPr>
-        <w:pBdr>
-          <w:top w:val="nil"/>
-          <w:left w:val="nil"/>
-          <w:bottom w:val="nil"/>
-          <w:right w:val="nil"/>
-          <w:between w:val="nil"/>
-        </w:pBdr>
-        <w:spacing w:line="240" w:lineRule="auto"/>
-        <w:rPr>
-          <w:rFonts w:ascii="Cambria" w:eastAsia="Cambria" w:hAnsi="Cambria" w:cs="Cambria"/>
-          <w:color w:val="000000"/>
-          <w:sz w:val="24"/>
-          <w:szCs w:val="24"/>
-        </w:rPr>
-      </w:pPr>
-      <w:r>
-        <w:rPr>
-          <w:rFonts w:ascii="Cambria" w:eastAsia="Cambria" w:hAnsi="Cambria" w:cs="Cambria"/>
-          <w:color w:val="000000"/>
-          <w:sz w:val="24"/>
-          <w:szCs w:val="24"/>
-        </w:rPr>
-        <w:t>● Title and description</w:t>
-      </w:r>
-      <w:r>
-        <w:rPr>
-          <w:rFonts w:ascii="Cambria" w:eastAsia="Cambria" w:hAnsi="Cambria" w:cs="Cambria"/>
-          <w:color w:val="000000"/>
-          <w:sz w:val="24"/>
-          <w:szCs w:val="24"/>
-        </w:rPr>
-        <w:br/>
-        <w:t>● Upload section</w:t>
-      </w:r>
-      <w:r>
-        <w:rPr>
-          <w:rFonts w:ascii="Cambria" w:eastAsia="Cambria" w:hAnsi="Cambria" w:cs="Cambria"/>
-          <w:color w:val="000000"/>
-          <w:sz w:val="24"/>
-          <w:szCs w:val="24"/>
-        </w:rPr>
-        <w:br/>
-        <w:t>● Results sections</w:t>
-      </w:r>
-    </w:p>
-    <w:p>
-      <w:pPr>
-        <w:pStyle w:val="Heading3"/>
-        <w:rPr>
-          <w:rFonts w:ascii="Cambria" w:eastAsia="Cambria" w:hAnsi="Cambria" w:cs="Cambria"/>
-          <w:sz w:val="24"/>
-          <w:szCs w:val="24"/>
-        </w:rPr>
-      </w:pPr>
-      <w:r>
-        <w:rPr>
-          <w:rFonts w:ascii="Cambria" w:eastAsia="Cambria" w:hAnsi="Cambria" w:cs="Cambria"/>
-          <w:b/>
-          <w:bCs/>
-          <w:sz w:val="24"/>
-          <w:szCs w:val="24"/>
-        </w:rPr>
-        <w:t>Activity 4.2: Display Results Dynamically</w:t>
-      </w:r>
-    </w:p>
-    <w:p>
-      <w:pPr>
-        <w:pBdr>
-          <w:top w:val="nil"/>
-          <w:left w:val="nil"/>
-          <w:bottom w:val="nil"/>
-          <w:right w:val="nil"/>
-          <w:between w:val="nil"/>
-        </w:pBdr>
-        <w:spacing w:line="240" w:lineRule="auto"/>
-        <w:rPr>
-          <w:rFonts w:ascii="Cambria" w:eastAsia="Cambria" w:hAnsi="Cambria" w:cs="Cambria"/>
-          <w:color w:val="000000"/>
-          <w:sz w:val="24"/>
-          <w:szCs w:val="24"/>
-        </w:rPr>
-      </w:pPr>
-      <w:r>
-        <w:rPr>
-          <w:rFonts w:ascii="Cambria" w:eastAsia="Cambria" w:hAnsi="Cambria" w:cs="Cambria"/>
-          <w:color w:val="000000"/>
-          <w:sz w:val="24"/>
-          <w:szCs w:val="24"/>
-        </w:rPr>
-        <w:t>● Detected items list</w:t>
-      </w:r>
-      <w:r>
-        <w:rPr>
-          <w:rFonts w:ascii="Cambria" w:eastAsia="Cambria" w:hAnsi="Cambria" w:cs="Cambria"/>
-          <w:color w:val="000000"/>
-          <w:sz w:val="24"/>
-          <w:szCs w:val="24"/>
-        </w:rPr>
-        <w:br/>
-        <w:t>● Categorized storage display</w:t>
-      </w:r>
-      <w:r>
-        <w:rPr>
-          <w:rFonts w:ascii="Cambria" w:eastAsia="Cambria" w:hAnsi="Cambria" w:cs="Cambria"/>
-          <w:color w:val="000000"/>
-          <w:sz w:val="24"/>
-          <w:szCs w:val="24"/>
-        </w:rPr>
-        <w:br/>
-        <w:t>● Recipe cards</w:t>
-      </w:r>
-      <w:r>
-        <w:rPr>
-          <w:rFonts w:ascii="Cambria" w:eastAsia="Cambria" w:hAnsi="Cambria" w:cs="Cambria"/>
-          <w:color w:val="000000"/>
-          <w:sz w:val="24"/>
-          <w:szCs w:val="24"/>
-        </w:rPr>
-        <w:br/>
-        <w:t>● Health score badges</w:t>
-      </w:r>
-      <w:r>
-        <w:rPr>
-          <w:rFonts w:ascii="Cambria" w:eastAsia="Cambria" w:hAnsi="Cambria" w:cs="Cambria"/>
-          <w:color w:val="000000"/>
-          <w:sz w:val="24"/>
-          <w:szCs w:val="24"/>
-        </w:rPr>
-        <w:br/>
-        <w:t>● Grocery checklist</w:t>
-      </w:r>
-    </w:p>
-    <w:p>
-      <w:pPr>
-        <w:pStyle w:val="Heading3"/>
-        <w:rPr>
-          <w:rFonts w:ascii="Cambria" w:eastAsia="Cambria" w:hAnsi="Cambria" w:cs="Cambria"/>
-          <w:sz w:val="24"/>
-          <w:szCs w:val="24"/>
-        </w:rPr>
-      </w:pPr>
-      <w:r>
-        <w:rPr>
-          <w:rFonts w:ascii="Cambria" w:eastAsia="Cambria" w:hAnsi="Cambria" w:cs="Cambria"/>
-          <w:b/>
-          <w:bCs/>
-          <w:sz w:val="24"/>
-          <w:szCs w:val="24"/>
-        </w:rPr>
-        <w:t>Activity 4.3: User Experience Enhancements</w:t>
-      </w:r>
-    </w:p>
-    <w:p>
-      <w:pPr>
-        <w:pBdr>
-          <w:top w:val="nil"/>
-          <w:left w:val="nil"/>
-          <w:bottom w:val="nil"/>
-          <w:right w:val="nil"/>
-          <w:between w:val="nil"/>
-        </w:pBdr>
-        <w:spacing w:line="240" w:lineRule="auto"/>
-        <w:rPr>
-          <w:rFonts w:ascii="Cambria" w:eastAsia="Cambria" w:hAnsi="Cambria" w:cs="Cambria"/>
-          <w:color w:val="000000"/>
-          <w:sz w:val="24"/>
-          <w:szCs w:val="24"/>
-        </w:rPr>
-      </w:pPr>
-      <w:r>
-        <w:rPr>
-          <w:rFonts w:ascii="Cambria" w:eastAsia="Cambria" w:hAnsi="Cambria" w:cs="Cambria"/>
-          <w:color w:val="000000"/>
-          <w:sz w:val="24"/>
-          <w:szCs w:val="24"/>
-        </w:rPr>
-        <w:t>● Loading spinners</w:t>
-      </w:r>
-      <w:r>
-        <w:rPr>
-          <w:rFonts w:ascii="Cambria" w:eastAsia="Cambria" w:hAnsi="Cambria" w:cs="Cambria"/>
-          <w:color w:val="000000"/>
-          <w:sz w:val="24"/>
-          <w:szCs w:val="24"/>
-        </w:rPr>
-        <w:br/>
-        <w:t>● Expandable sections</w:t>
-      </w:r>
-      <w:r>
-        <w:rPr>
-          <w:rFonts w:ascii="Cambria" w:eastAsia="Cambria" w:hAnsi="Cambria" w:cs="Cambria"/>
-          <w:color w:val="000000"/>
-          <w:sz w:val="24"/>
-          <w:szCs w:val="24"/>
-        </w:rPr>
-        <w:br/>
-        <w:t>● Clear labels</w:t>
-      </w:r>
-    </w:p>
-    <w:p>
-      <w:pPr>
-        <w:pStyle w:val="Heading2"/>
-        <w:rPr>
-          <w:rFonts w:ascii="Cambria" w:eastAsia="Cambria" w:hAnsi="Cambria" w:cs="Cambria"/>
-          <w:sz w:val="28"/>
-          <w:szCs w:val="28"/>
-        </w:rPr>
-      </w:pPr>
-      <w:r>
-        <w:rPr>
-          <w:rFonts w:ascii="Cambria" w:eastAsia="Cambria" w:hAnsi="Cambria" w:cs="Cambria"/>
-          <w:b/>
-          <w:bCs/>
-          <w:sz w:val="28"/>
-          <w:szCs w:val="28"/>
-        </w:rPr>
-        <w:t>5. Testing &amp; Optimization</w:t>
-      </w:r>
-    </w:p>
-    <w:p>
-      <w:pPr>
-        <w:pStyle w:val="Heading3"/>
-        <w:rPr>
-          <w:rFonts w:ascii="Cambria" w:eastAsia="Cambria" w:hAnsi="Cambria" w:cs="Cambria"/>
-          <w:sz w:val="24"/>
-          <w:szCs w:val="24"/>
-        </w:rPr>
-      </w:pPr>
-      <w:r>
-        <w:rPr>
-          <w:rFonts w:ascii="Cambria" w:eastAsia="Cambria" w:hAnsi="Cambria" w:cs="Cambria"/>
-          <w:b/>
-          <w:bCs/>
-          <w:sz w:val="24"/>
-          <w:szCs w:val="24"/>
-        </w:rPr>
-        <w:t>Activity 5.1: Functional Testing</w:t>
-      </w:r>
-    </w:p>
-    <w:p>
-      <w:pPr>
-        <w:pBdr>
-          <w:top w:val="nil"/>
-          <w:left w:val="nil"/>
-          <w:bottom w:val="nil"/>
-          <w:right w:val="nil"/>
-          <w:between w:val="nil"/>
-        </w:pBdr>
-        <w:spacing w:line="240" w:lineRule="auto"/>
-        <w:rPr>
-          <w:rFonts w:ascii="Cambria" w:eastAsia="Cambria" w:hAnsi="Cambria" w:cs="Cambria"/>
-          <w:color w:val="000000"/>
-          <w:sz w:val="24"/>
-          <w:szCs w:val="24"/>
-        </w:rPr>
-      </w:pPr>
-      <w:r>
-        <w:rPr>
-          <w:rFonts w:ascii="Cambria" w:eastAsia="Cambria" w:hAnsi="Cambria" w:cs="Cambria"/>
-          <w:color w:val="000000"/>
-          <w:sz w:val="24"/>
-          <w:szCs w:val="24"/>
-        </w:rPr>
-        <w:t>● Test with different pantry images</w:t>
-      </w:r>
-      <w:r>
-        <w:rPr>
-          <w:rFonts w:ascii="Cambria" w:eastAsia="Cambria" w:hAnsi="Cambria" w:cs="Cambria"/>
-          <w:color w:val="000000"/>
-          <w:sz w:val="24"/>
-          <w:szCs w:val="24"/>
-        </w:rPr>
-        <w:br/>
-        <w:t>● Validate detection results</w:t>
-      </w:r>
-      <w:r>
-        <w:rPr>
-          <w:rFonts w:ascii="Cambria" w:eastAsia="Cambria" w:hAnsi="Cambria" w:cs="Cambria"/>
-          <w:color w:val="000000"/>
-          <w:sz w:val="24"/>
-          <w:szCs w:val="24"/>
-        </w:rPr>
-        <w:br/>
-        <w:t>● Check recipe relevance</w:t>
-      </w:r>
-    </w:p>
-    <w:p>
-      <w:pPr>
-        <w:pStyle w:val="Heading3"/>
-        <w:rPr>
-          <w:rFonts w:ascii="Cambria" w:eastAsia="Cambria" w:hAnsi="Cambria" w:cs="Cambria"/>
-          <w:sz w:val="24"/>
-          <w:szCs w:val="24"/>
-        </w:rPr>
-      </w:pPr>
-      <w:r>
-        <w:rPr>
-          <w:rFonts w:ascii="Cambria" w:eastAsia="Cambria" w:hAnsi="Cambria" w:cs="Cambria"/>
-          <w:b/>
-          <w:bCs/>
-          <w:sz w:val="24"/>
-          <w:szCs w:val="24"/>
-        </w:rPr>
-        <w:lastRenderedPageBreak/>
-        <w:t>Activity 5.2: Evaluate AI Output Quality</w:t>
-      </w:r>
-    </w:p>
-    <w:p>
-      <w:pPr>
-        <w:pBdr>
-          <w:top w:val="nil"/>
-          <w:left w:val="nil"/>
-          <w:bottom w:val="nil"/>
-          <w:right w:val="nil"/>
-          <w:between w:val="nil"/>
-        </w:pBdr>
-        <w:spacing w:line="240" w:lineRule="auto"/>
-        <w:rPr>
-          <w:rFonts w:ascii="Cambria" w:eastAsia="Cambria" w:hAnsi="Cambria" w:cs="Cambria"/>
-          <w:color w:val="000000"/>
-          <w:sz w:val="24"/>
-          <w:szCs w:val="24"/>
-        </w:rPr>
-      </w:pPr>
-      <w:r>
-        <w:rPr>
-          <w:rFonts w:ascii="Cambria" w:eastAsia="Cambria" w:hAnsi="Cambria" w:cs="Cambria"/>
-          <w:color w:val="000000"/>
-          <w:sz w:val="24"/>
-          <w:szCs w:val="24"/>
-        </w:rPr>
-        <w:t>● Ingredient accuracy</w:t>
-      </w:r>
-      <w:r>
-        <w:rPr>
-          <w:rFonts w:ascii="Cambria" w:eastAsia="Cambria" w:hAnsi="Cambria" w:cs="Cambria"/>
-          <w:color w:val="000000"/>
-          <w:sz w:val="24"/>
-          <w:szCs w:val="24"/>
-        </w:rPr>
-        <w:br/>
-        <w:t>● Recipe practicality</w:t>
-      </w:r>
-      <w:r>
-        <w:rPr>
-          <w:rFonts w:ascii="Cambria" w:eastAsia="Cambria" w:hAnsi="Cambria" w:cs="Cambria"/>
-          <w:color w:val="000000"/>
-          <w:sz w:val="24"/>
-          <w:szCs w:val="24"/>
-        </w:rPr>
-        <w:br/>
-        <w:t>● Substitute usefulness</w:t>
-      </w:r>
-    </w:p>
-    <w:p>
-      <w:pPr>
-        <w:pStyle w:val="Heading3"/>
-        <w:rPr>
-          <w:rFonts w:ascii="Cambria" w:eastAsia="Cambria" w:hAnsi="Cambria" w:cs="Cambria"/>
-          <w:sz w:val="24"/>
-          <w:szCs w:val="24"/>
-        </w:rPr>
-      </w:pPr>
-      <w:r>
-        <w:rPr>
-          <w:rFonts w:ascii="Cambria" w:eastAsia="Cambria" w:hAnsi="Cambria" w:cs="Cambria"/>
-          <w:b/>
-          <w:bCs/>
-          <w:sz w:val="24"/>
-          <w:szCs w:val="24"/>
-        </w:rPr>
-        <w:t>Activity 5.3: Optimize Performance</w:t>
-      </w:r>
-    </w:p>
-    <w:p>
-      <w:pPr>
-        <w:pBdr>
-          <w:top w:val="nil"/>
-          <w:left w:val="nil"/>
-          <w:bottom w:val="nil"/>
-          <w:right w:val="nil"/>
-          <w:between w:val="nil"/>
-        </w:pBdr>
-        <w:spacing w:line="240" w:lineRule="auto"/>
-        <w:rPr>
-          <w:rFonts w:ascii="Cambria" w:eastAsia="Cambria" w:hAnsi="Cambria" w:cs="Cambria"/>
-          <w:color w:val="000000"/>
-          <w:sz w:val="24"/>
-          <w:szCs w:val="24"/>
-        </w:rPr>
-      </w:pPr>
-      <w:r>
-        <w:rPr>
-          <w:rFonts w:ascii="Cambria" w:eastAsia="Cambria" w:hAnsi="Cambria" w:cs="Cambria"/>
-          <w:color w:val="000000"/>
-          <w:sz w:val="24"/>
-          <w:szCs w:val="24"/>
-        </w:rPr>
-        <w:t>● Reduce image size</w:t>
-      </w:r>
-      <w:r>
-        <w:rPr>
-          <w:rFonts w:ascii="Cambria" w:eastAsia="Cambria" w:hAnsi="Cambria" w:cs="Cambria"/>
-          <w:color w:val="000000"/>
-          <w:sz w:val="24"/>
-          <w:szCs w:val="24"/>
-        </w:rPr>
-        <w:br/>
-        <w:t>● Cache results</w:t>
-      </w:r>
-      <w:r>
-        <w:rPr>
-          <w:rFonts w:ascii="Cambria" w:eastAsia="Cambria" w:hAnsi="Cambria" w:cs="Cambria"/>
-          <w:color w:val="000000"/>
-          <w:sz w:val="24"/>
-          <w:szCs w:val="24"/>
-        </w:rPr>
-        <w:br/>
-        <w:t>● Improve prompt clarity</w:t>
-      </w:r>
-    </w:p>
-    <w:p>
-      <w:pPr>
-        <w:pStyle w:val="Heading3"/>
-        <w:rPr>
-          <w:rFonts w:ascii="Cambria" w:eastAsia="Cambria" w:hAnsi="Cambria" w:cs="Cambria"/>
-          <w:sz w:val="24"/>
-          <w:szCs w:val="24"/>
-        </w:rPr>
-      </w:pPr>
-      <w:r>
-        <w:rPr>
-          <w:rFonts w:ascii="Cambria" w:eastAsia="Cambria" w:hAnsi="Cambria" w:cs="Cambria"/>
-          <w:b/>
-          <w:bCs/>
-          <w:sz w:val="24"/>
-          <w:szCs w:val="24"/>
-        </w:rPr>
-        <w:t>Activity 5.4: Deployment Preparation</w:t>
-      </w:r>
-    </w:p>
-    <w:p>
-      <w:pPr>
-        <w:pBdr>
-          <w:top w:val="nil"/>
-          <w:left w:val="nil"/>
-          <w:bottom w:val="nil"/>
-          <w:right w:val="nil"/>
-          <w:between w:val="nil"/>
-        </w:pBdr>
-        <w:spacing w:line="240" w:lineRule="auto"/>
-        <w:rPr>
-          <w:rFonts w:ascii="Cambria" w:eastAsia="Cambria" w:hAnsi="Cambria" w:cs="Cambria"/>
-          <w:color w:val="000000"/>
-          <w:sz w:val="24"/>
-          <w:szCs w:val="24"/>
-        </w:rPr>
-      </w:pPr>
-      <w:r>
-        <w:rPr>
-          <w:rFonts w:ascii="Cambria" w:eastAsia="Cambria" w:hAnsi="Cambria" w:cs="Cambria"/>
-          <w:color w:val="000000"/>
-          <w:sz w:val="24"/>
-          <w:szCs w:val="24"/>
-        </w:rPr>
-        <w:t>● Create requirements.txt</w:t>
-      </w:r>
-      <w:r>
-        <w:rPr>
-          <w:rFonts w:ascii="Cambria" w:eastAsia="Cambria" w:hAnsi="Cambria" w:cs="Cambria"/>
-          <w:color w:val="000000"/>
-          <w:sz w:val="24"/>
-          <w:szCs w:val="24"/>
-        </w:rPr>
-        <w:br/>
-        <w:t xml:space="preserve">● Add </w:t>
-      </w:r>
-      <w:proofErr w:type="spellStart"/>
-      <w:r>
-        <w:rPr>
-          <w:rFonts w:ascii="Cambria" w:eastAsia="Cambria" w:hAnsi="Cambria" w:cs="Cambria"/>
-          <w:color w:val="000000"/>
-          <w:sz w:val="24"/>
-          <w:szCs w:val="24"/>
-        </w:rPr>
-        <w:t>Dockerfile</w:t>
-      </w:r>
-      <w:proofErr w:type="spellEnd"/>
-      <w:r>
-        <w:rPr>
-          <w:rFonts w:ascii="Cambria" w:eastAsia="Cambria" w:hAnsi="Cambria" w:cs="Cambria"/>
-          <w:color w:val="000000"/>
-          <w:sz w:val="24"/>
-          <w:szCs w:val="24"/>
-        </w:rPr>
-        <w:br/>
-        <w:t>● Test locally and in container</w:t>
-      </w:r>
-    </w:p>
-    <w:p>
-      <w:pPr>
-        <w:pStyle w:val="Heading2"/>
-        <w:keepNext w:val="0"/>
-        <w:keepLines w:val="0"/>
-        <w:spacing w:after="80"/>
-        <w:rPr>
-          <w:rFonts w:ascii="Cambria" w:eastAsia="Cambria" w:hAnsi="Cambria" w:cs="Cambria"/>
-          <w:b/>
-          <w:bCs/>
-          <w:sz w:val="30"/>
-          <w:szCs w:val="30"/>
-        </w:rPr>
-      </w:pPr>
-      <w:bookmarkStart w:id="6" w:name="_heading=h.ki96ydidoiyd" w:colFirst="0" w:colLast="0"/>
-      <w:bookmarkEnd w:id="6"/>
-      <w:r>
-        <w:rPr>
-          <w:rFonts w:ascii="Cambria" w:eastAsia="Cambria" w:hAnsi="Cambria" w:cs="Cambria"/>
-          <w:b/>
-          <w:bCs/>
-          <w:sz w:val="30"/>
-          <w:szCs w:val="30"/>
-        </w:rPr>
-        <w:t>MILESTONE 1: AI Vision Initialization</w:t>
-      </w:r>
-    </w:p>
-    <w:p>
-      <w:pPr>
-        <w:ind w:left="360"/>
-        <w:jc w:val="both"/>
-        <w:rPr>
-          <w:rFonts w:ascii="Cambria" w:eastAsia="Cambria" w:hAnsi="Cambria" w:cs="Cambria"/>
-        </w:rPr>
-      </w:pPr>
-      <w:r>
-        <w:rPr>
-          <w:rFonts w:ascii="Cambria" w:eastAsia="Cambria" w:hAnsi="Cambria" w:cs="Cambria"/>
-        </w:rPr>
-        <w:t xml:space="preserve">In this foundational stage, the objective is to establish and configure the core AI infrastructure required to power </w:t>
-      </w:r>
-      <w:r>
-        <w:rPr>
-          <w:rFonts w:ascii="Cambria" w:eastAsia="Cambria" w:hAnsi="Cambria" w:cs="Cambria"/>
-          <w:b/>
-          <w:bCs/>
-        </w:rPr>
-        <w:t>Kitchen Vision</w:t>
-      </w:r>
-      <w:r>
-        <w:rPr>
-          <w:rFonts w:ascii="Cambria" w:eastAsia="Cambria" w:hAnsi="Cambria" w:cs="Cambria"/>
-        </w:rPr>
-        <w:t xml:space="preserve">. The platform relies on </w:t>
-      </w:r>
-      <w:r>
-        <w:rPr>
-          <w:rFonts w:ascii="Cambria" w:eastAsia="Cambria" w:hAnsi="Cambria" w:cs="Cambria"/>
-          <w:b/>
-          <w:bCs/>
-        </w:rPr>
-        <w:t>OpenAI Vision / Gemini Vision</w:t>
-      </w:r>
-      <w:r>
-        <w:rPr>
-          <w:rFonts w:ascii="Cambria" w:eastAsia="Cambria" w:hAnsi="Cambria" w:cs="Cambria"/>
-        </w:rPr>
-        <w:t>—multimodal foundation models capable of understanding images and text—to detect pantry items, interpret ingredients, and enable intelligent recipe generation.</w:t>
-      </w:r>
-    </w:p>
-    <w:p>
-      <w:pPr>
-        <w:ind w:left="360"/>
-        <w:jc w:val="both"/>
-        <w:rPr>
-          <w:rFonts w:ascii="Cambria" w:eastAsia="Cambria" w:hAnsi="Cambria" w:cs="Cambria"/>
-          <w:sz w:val="28"/>
-          <w:szCs w:val="28"/>
-        </w:rPr>
-      </w:pPr>
-    </w:p>
-    <w:p>
-      <w:pPr>
-        <w:ind w:left="360"/>
-        <w:rPr>
-          <w:rFonts w:ascii="Cambria" w:eastAsia="Cambria" w:hAnsi="Cambria" w:cs="Cambria"/>
-          <w:b/>
-          <w:bCs/>
-          <w:sz w:val="28"/>
-          <w:szCs w:val="28"/>
-        </w:rPr>
-      </w:pPr>
-      <w:r>
-        <w:rPr>
-          <w:rFonts w:ascii="Cambria" w:eastAsia="Cambria" w:hAnsi="Cambria" w:cs="Cambria"/>
-          <w:b/>
-          <w:bCs/>
-          <w:sz w:val="28"/>
-          <w:szCs w:val="28"/>
-        </w:rPr>
-        <w:t>Activity 1.1: Set up AI Provider and Enable Vision API</w:t>
-      </w:r>
-    </w:p>
-    <w:p>
-      <w:pPr>
-        <w:ind w:left="360"/>
-        <w:rPr>
-          <w:rFonts w:ascii="Cambria" w:eastAsia="Cambria" w:hAnsi="Cambria" w:cs="Cambria"/>
-          <w:b/>
-          <w:bCs/>
-          <w:sz w:val="28"/>
-          <w:szCs w:val="28"/>
-        </w:rPr>
-      </w:pPr>
-      <w:r>
-        <w:rPr>
-          <w:rFonts w:ascii="Cambria" w:eastAsia="Cambria" w:hAnsi="Cambria" w:cs="Cambria"/>
-          <w:b/>
-          <w:bCs/>
-          <w:sz w:val="28"/>
-          <w:szCs w:val="28"/>
-        </w:rPr>
-        <w:t>1. Sign in to AI Platform</w:t>
+        <w:rPr>
+          <w:rFonts w:ascii="Cambria" w:eastAsia="Cambria" w:hAnsi="Cambria" w:cs="Cambria"/>
+        </w:rPr>
+      </w:pPr>
+      <w:r>
+        <w:rPr>
+          <w:rFonts w:ascii="Cambria" w:eastAsia="Cambria" w:hAnsi="Cambria" w:cs="Cambria"/>
+        </w:rPr>
+        <w:t>Sign in with your account</w:t>
       </w:r>
     </w:p>
     <w:p>
@@ -3423,86 +2945,6 @@
         <w:rPr>
           <w:rFonts w:ascii="Cambria" w:eastAsia="Cambria" w:hAnsi="Cambria" w:cs="Cambria"/>
         </w:rPr>
-        <w:t>Visit:</w:t>
-      </w:r>
-      <w:r>
-        <w:rPr>
-          <w:rFonts w:ascii="Cambria" w:eastAsia="Cambria" w:hAnsi="Cambria" w:cs="Cambria"/>
-        </w:rPr>
-        <w:br/>
-      </w:r>
-      <w:hyperlink r:id="rId12">
-        <w:r>
-          <w:rPr>
-            <w:rFonts w:ascii="Cambria" w:eastAsia="Cambria" w:hAnsi="Cambria" w:cs="Cambria"/>
-            <w:color w:val="0000FF"/>
-            <w:u w:val="single"/>
-          </w:rPr>
-          <w:t>https://platform.openai.com/</w:t>
-        </w:r>
-      </w:hyperlink>
-      <w:r>
-        <w:rPr>
-          <w:rFonts w:ascii="Cambria" w:eastAsia="Cambria" w:hAnsi="Cambria" w:cs="Cambria"/>
-        </w:rPr>
-        <w:br/>
-      </w:r>
-      <w:r>
-        <w:rPr>
-          <w:rFonts w:ascii="Cambria" w:eastAsia="Cambria" w:hAnsi="Cambria" w:cs="Cambria"/>
-          <w:i/>
-          <w:iCs/>
-        </w:rPr>
-        <w:t>(or)</w:t>
-      </w:r>
-      <w:r>
-        <w:rPr>
-          <w:rFonts w:ascii="Cambria" w:eastAsia="Cambria" w:hAnsi="Cambria" w:cs="Cambria"/>
-        </w:rPr>
-        <w:br/>
-      </w:r>
-      <w:hyperlink r:id="rId13">
-        <w:r>
-          <w:rPr>
-            <w:rFonts w:ascii="Cambria" w:eastAsia="Cambria" w:hAnsi="Cambria" w:cs="Cambria"/>
-            <w:color w:val="0000FF"/>
-            <w:u w:val="single"/>
-          </w:rPr>
-          <w:t>https://aistudio.google.com</w:t>
-        </w:r>
-      </w:hyperlink>
-    </w:p>
-    <w:p>
-      <w:pPr>
-        <w:numPr>
-          <w:ilvl w:val="0"/>
-          <w:numId w:val="2"/>
-        </w:numPr>
-        <w:rPr>
-          <w:rFonts w:ascii="Cambria" w:eastAsia="Cambria" w:hAnsi="Cambria" w:cs="Cambria"/>
-        </w:rPr>
-      </w:pPr>
-      <w:r>
-        <w:rPr>
-          <w:rFonts w:ascii="Cambria" w:eastAsia="Cambria" w:hAnsi="Cambria" w:cs="Cambria"/>
-        </w:rPr>
-        <w:t>Sign in with your account</w:t>
-      </w:r>
-    </w:p>
-    <w:p>
-      <w:pPr>
-        <w:numPr>
-          <w:ilvl w:val="0"/>
-          <w:numId w:val="2"/>
-        </w:numPr>
-        <w:rPr>
-          <w:rFonts w:ascii="Cambria" w:eastAsia="Cambria" w:hAnsi="Cambria" w:cs="Cambria"/>
-        </w:rPr>
-      </w:pPr>
-      <w:r>
-        <w:rPr>
-          <w:rFonts w:ascii="Cambria" w:eastAsia="Cambria" w:hAnsi="Cambria" w:cs="Cambria"/>
-        </w:rPr>
         <w:t>Accept terms and conditions</w:t>
       </w:r>
     </w:p>
@@ -3677,7 +3119,6 @@
         <w:rPr>
           <w:rFonts w:ascii="Cambria" w:eastAsia="Cambria" w:hAnsi="Cambria" w:cs="Cambria"/>
         </w:rPr>
-        <w:lastRenderedPageBreak/>
         <w:t>Gemini Vision Model</w:t>
       </w:r>
     </w:p>
@@ -3863,7 +3304,7 @@
                     <pic:cNvPicPr preferRelativeResize="0"/>
                   </pic:nvPicPr>
                   <pic:blipFill>
-                    <a:blip r:embed="rId14"/>
+                    <a:blip r:embed="rId10"/>
                     <a:srcRect/>
                     <a:stretch>
                       <a:fillRect/>
@@ -3944,6 +3385,7 @@
           <w:sz w:val="28"/>
           <w:szCs w:val="28"/>
         </w:rPr>
+        <w:lastRenderedPageBreak/>
         <w:drawing>
           <wp:inline distT="0" distB="0" distL="0" distR="0" wp14:anchorId="2706A002" wp14:editId="2706A003">
             <wp:extent cx="5943600" cy="933450"/>
@@ -3958,7 +3400,7 @@
                     <pic:cNvPicPr preferRelativeResize="0"/>
                   </pic:nvPicPr>
                   <pic:blipFill>
-                    <a:blip r:embed="rId15"/>
+                    <a:blip r:embed="rId11"/>
                     <a:srcRect/>
                     <a:stretch>
                       <a:fillRect/>
@@ -4034,7 +3476,6 @@
           <w:sz w:val="28"/>
           <w:szCs w:val="28"/>
         </w:rPr>
-        <w:lastRenderedPageBreak/>
         <w:drawing>
           <wp:inline distT="0" distB="0" distL="0" distR="0" wp14:anchorId="2706A004" wp14:editId="2706A005">
             <wp:extent cx="5143500" cy="2451100"/>
@@ -4049,7 +3490,7 @@
                     <pic:cNvPicPr preferRelativeResize="0"/>
                   </pic:nvPicPr>
                   <pic:blipFill>
-                    <a:blip r:embed="rId16"/>
+                    <a:blip r:embed="rId12"/>
                     <a:srcRect/>
                     <a:stretch>
                       <a:fillRect/>
@@ -4144,6 +3585,7 @@
           <w:sz w:val="28"/>
           <w:szCs w:val="28"/>
         </w:rPr>
+        <w:lastRenderedPageBreak/>
         <w:drawing>
           <wp:inline distT="0" distB="0" distL="0" distR="0" wp14:anchorId="2706A006" wp14:editId="2706A007">
             <wp:extent cx="4477691" cy="2880235"/>
@@ -4158,7 +3600,7 @@
                     <pic:cNvPicPr preferRelativeResize="0"/>
                   </pic:nvPicPr>
                   <pic:blipFill>
-                    <a:blip r:embed="rId17"/>
+                    <a:blip r:embed="rId13"/>
                     <a:srcRect/>
                     <a:stretch>
                       <a:fillRect/>
@@ -4230,7 +3672,6 @@
           <w:sz w:val="28"/>
           <w:szCs w:val="28"/>
         </w:rPr>
-        <w:lastRenderedPageBreak/>
         <w:drawing>
           <wp:inline distT="0" distB="0" distL="0" distR="0" wp14:anchorId="2706A008" wp14:editId="2706A009">
             <wp:extent cx="3853760" cy="1990651"/>
@@ -4245,7 +3686,7 @@
                     <pic:cNvPicPr preferRelativeResize="0"/>
                   </pic:nvPicPr>
                   <pic:blipFill>
-                    <a:blip r:embed="rId18"/>
+                    <a:blip r:embed="rId14"/>
                     <a:srcRect/>
                     <a:stretch>
                       <a:fillRect/>
@@ -4400,6 +3841,7 @@
           <w:sz w:val="28"/>
           <w:szCs w:val="28"/>
         </w:rPr>
+        <w:lastRenderedPageBreak/>
         <w:drawing>
           <wp:inline distT="0" distB="0" distL="0" distR="0" wp14:anchorId="2706A00A" wp14:editId="2706A00B">
             <wp:extent cx="4801137" cy="2983389"/>
@@ -4414,7 +3856,7 @@
                     <pic:cNvPicPr preferRelativeResize="0"/>
                   </pic:nvPicPr>
                   <pic:blipFill>
-                    <a:blip r:embed="rId19"/>
+                    <a:blip r:embed="rId15"/>
                     <a:srcRect l="9127" t="34824" r="-9127" b="-34824"/>
                     <a:stretch>
                       <a:fillRect/>
@@ -4523,7 +3965,6 @@
         <w:rPr>
           <w:rFonts w:ascii="Cambria" w:eastAsia="Cambria" w:hAnsi="Cambria" w:cs="Cambria"/>
         </w:rPr>
-        <w:lastRenderedPageBreak/>
         <w:t>Tasks:</w:t>
       </w:r>
     </w:p>
@@ -4867,6 +4308,7 @@
           <w:b/>
           <w:bCs/>
         </w:rPr>
+        <w:lastRenderedPageBreak/>
         <w:t>Tasks:</w:t>
       </w:r>
     </w:p>
@@ -4968,7 +4410,7 @@
                     <pic:cNvPicPr preferRelativeResize="0"/>
                   </pic:nvPicPr>
                   <pic:blipFill>
-                    <a:blip r:embed="rId20"/>
+                    <a:blip r:embed="rId16"/>
                     <a:srcRect/>
                     <a:stretch>
                       <a:fillRect/>
@@ -5164,7 +4606,6 @@
           <w:sz w:val="28"/>
           <w:szCs w:val="28"/>
         </w:rPr>
-        <w:lastRenderedPageBreak/>
         <w:drawing>
           <wp:inline distT="0" distB="0" distL="0" distR="0" wp14:anchorId="2706A00E" wp14:editId="2706A00F">
             <wp:extent cx="4114800" cy="1095375"/>
@@ -5179,7 +4620,7 @@
                     <pic:cNvPicPr preferRelativeResize="0"/>
                   </pic:nvPicPr>
                   <pic:blipFill>
-                    <a:blip r:embed="rId21"/>
+                    <a:blip r:embed="rId17"/>
                     <a:srcRect/>
                     <a:stretch>
                       <a:fillRect/>
@@ -5461,6 +4902,7 @@
           <w:sz w:val="28"/>
           <w:szCs w:val="28"/>
         </w:rPr>
+        <w:lastRenderedPageBreak/>
         <w:drawing>
           <wp:inline distT="0" distB="0" distL="0" distR="0" wp14:anchorId="2706A010" wp14:editId="2706A011">
             <wp:extent cx="4705350" cy="933450"/>
@@ -5475,7 +4917,7 @@
                     <pic:cNvPicPr preferRelativeResize="0"/>
                   </pic:nvPicPr>
                   <pic:blipFill>
-                    <a:blip r:embed="rId22"/>
+                    <a:blip r:embed="rId18"/>
                     <a:srcRect/>
                     <a:stretch>
                       <a:fillRect/>
@@ -5678,7 +5120,7 @@
                     <pic:cNvPicPr preferRelativeResize="0"/>
                   </pic:nvPicPr>
                   <pic:blipFill>
-                    <a:blip r:embed="rId23"/>
+                    <a:blip r:embed="rId19"/>
                     <a:srcRect/>
                     <a:stretch>
                       <a:fillRect/>
@@ -5728,7 +5170,6 @@
           <w:sz w:val="28"/>
           <w:szCs w:val="28"/>
         </w:rPr>
-        <w:lastRenderedPageBreak/>
         <w:t>Activity 2.9: Result Aggregation</w:t>
       </w:r>
     </w:p>
@@ -5958,6 +5399,7 @@
           <w:sz w:val="28"/>
           <w:szCs w:val="28"/>
         </w:rPr>
+        <w:lastRenderedPageBreak/>
         <w:drawing>
           <wp:inline distT="0" distB="0" distL="0" distR="0" wp14:anchorId="2706A014" wp14:editId="2706A015">
             <wp:extent cx="4830957" cy="2086562"/>
@@ -5972,7 +5414,7 @@
                     <pic:cNvPicPr preferRelativeResize="0"/>
                   </pic:nvPicPr>
                   <pic:blipFill>
-                    <a:blip r:embed="rId24"/>
+                    <a:blip r:embed="rId20"/>
                     <a:srcRect/>
                     <a:stretch>
                       <a:fillRect/>
@@ -6065,7 +5507,7 @@
                     <pic:cNvPicPr preferRelativeResize="0"/>
                   </pic:nvPicPr>
                   <pic:blipFill>
-                    <a:blip r:embed="rId25"/>
+                    <a:blip r:embed="rId21"/>
                     <a:srcRect/>
                     <a:stretch>
                       <a:fillRect/>
@@ -6167,6 +5609,7 @@
           <w:sz w:val="28"/>
           <w:szCs w:val="28"/>
         </w:rPr>
+        <w:lastRenderedPageBreak/>
         <w:drawing>
           <wp:inline distT="0" distB="0" distL="0" distR="0" wp14:anchorId="2706A018" wp14:editId="2706A019">
             <wp:extent cx="5039489" cy="2716361"/>
@@ -6181,7 +5624,7 @@
                     <pic:cNvPicPr preferRelativeResize="0"/>
                   </pic:nvPicPr>
                   <pic:blipFill>
-                    <a:blip r:embed="rId26"/>
+                    <a:blip r:embed="rId22"/>
                     <a:srcRect/>
                     <a:stretch>
                       <a:fillRect/>
@@ -6374,7 +5817,7 @@
                     <pic:cNvPicPr preferRelativeResize="0"/>
                   </pic:nvPicPr>
                   <pic:blipFill>
-                    <a:blip r:embed="rId27"/>
+                    <a:blip r:embed="rId23"/>
                     <a:srcRect/>
                     <a:stretch>
                       <a:fillRect/>
@@ -6605,7 +6048,7 @@
                     <pic:cNvPicPr preferRelativeResize="0"/>
                   </pic:nvPicPr>
                   <pic:blipFill>
-                    <a:blip r:embed="rId28"/>
+                    <a:blip r:embed="rId24"/>
                     <a:srcRect/>
                     <a:stretch>
                       <a:fillRect/>
@@ -6830,7 +6273,6 @@
           <w:sz w:val="28"/>
           <w:szCs w:val="28"/>
         </w:rPr>
-        <w:lastRenderedPageBreak/>
         <w:drawing>
           <wp:inline distT="0" distB="0" distL="0" distR="0" wp14:anchorId="2706A01E" wp14:editId="2706A01F">
             <wp:extent cx="4095464" cy="2239449"/>
@@ -6845,7 +6287,7 @@
                     <pic:cNvPicPr preferRelativeResize="0"/>
                   </pic:nvPicPr>
                   <pic:blipFill>
-                    <a:blip r:embed="rId29"/>
+                    <a:blip r:embed="rId25"/>
                     <a:srcRect/>
                     <a:stretch>
                       <a:fillRect/>
@@ -6923,6 +6365,7 @@
         <w:rPr>
           <w:rFonts w:ascii="Cambria" w:eastAsia="Cambria" w:hAnsi="Cambria" w:cs="Cambria"/>
         </w:rPr>
+        <w:lastRenderedPageBreak/>
         <w:t>Each generator page corresponds to a core functionality. Below is the breakdown</w:t>
       </w:r>
       <w:r>
@@ -6988,7 +6431,7 @@
                     <pic:cNvPicPr preferRelativeResize="0"/>
                   </pic:nvPicPr>
                   <pic:blipFill>
-                    <a:blip r:embed="rId30"/>
+                    <a:blip r:embed="rId26"/>
                     <a:srcRect/>
                     <a:stretch>
                       <a:fillRect/>
@@ -7126,7 +6569,6 @@
           <w:sz w:val="28"/>
           <w:szCs w:val="28"/>
         </w:rPr>
-        <w:lastRenderedPageBreak/>
         <w:drawing>
           <wp:inline distT="0" distB="0" distL="0" distR="0" wp14:anchorId="2706A022" wp14:editId="2706A023">
             <wp:extent cx="3365097" cy="1559023"/>
@@ -7141,7 +6583,7 @@
                     <pic:cNvPicPr preferRelativeResize="0"/>
                   </pic:nvPicPr>
                   <pic:blipFill>
-                    <a:blip r:embed="rId31"/>
+                    <a:blip r:embed="rId27"/>
                     <a:srcRect/>
                     <a:stretch>
                       <a:fillRect/>
@@ -7316,6 +6758,7 @@
           <w:b/>
           <w:bCs/>
         </w:rPr>
+        <w:lastRenderedPageBreak/>
         <w:t>Inputs:</w:t>
       </w:r>
     </w:p>
@@ -7364,7 +6807,6 @@
           <w:rFonts w:ascii="Cambria" w:eastAsia="Cambria" w:hAnsi="Cambria" w:cs="Cambria"/>
           <w:noProof/>
         </w:rPr>
-        <w:lastRenderedPageBreak/>
         <w:drawing>
           <wp:inline distT="0" distB="0" distL="0" distR="0" wp14:anchorId="2706A024" wp14:editId="2706A025">
             <wp:extent cx="3634045" cy="3182447"/>
@@ -7379,7 +6821,7 @@
                     <pic:cNvPicPr preferRelativeResize="0"/>
                   </pic:nvPicPr>
                   <pic:blipFill>
-                    <a:blip r:embed="rId32"/>
+                    <a:blip r:embed="rId28"/>
                     <a:srcRect/>
                     <a:stretch>
                       <a:fillRect/>
@@ -7484,7 +6926,7 @@
                     <pic:cNvPicPr preferRelativeResize="0"/>
                   </pic:nvPicPr>
                   <pic:blipFill>
-                    <a:blip r:embed="rId33"/>
+                    <a:blip r:embed="rId29"/>
                     <a:srcRect/>
                     <a:stretch>
                       <a:fillRect/>
@@ -7606,6 +7048,7 @@
           <w:b/>
           <w:bCs/>
         </w:rPr>
+        <w:lastRenderedPageBreak/>
         <w:t>Inputs:</w:t>
       </w:r>
     </w:p>
@@ -7657,7 +7100,6 @@
           <w:b/>
           <w:bCs/>
         </w:rPr>
-        <w:lastRenderedPageBreak/>
         <w:t>Outputs:</w:t>
       </w:r>
     </w:p>
@@ -7686,7 +7128,7 @@
                     <pic:cNvPicPr preferRelativeResize="0"/>
                   </pic:nvPicPr>
                   <pic:blipFill>
-                    <a:blip r:embed="rId34"/>
+                    <a:blip r:embed="rId30"/>
                     <a:srcRect/>
                     <a:stretch>
                       <a:fillRect/>
@@ -7774,7 +7216,7 @@
                     <pic:cNvPicPr preferRelativeResize="0"/>
                   </pic:nvPicPr>
                   <pic:blipFill>
-                    <a:blip r:embed="rId35"/>
+                    <a:blip r:embed="rId31"/>
                     <a:srcRect/>
                     <a:stretch>
                       <a:fillRect/>
@@ -7966,7 +7408,7 @@
                     <pic:cNvPicPr preferRelativeResize="0"/>
                   </pic:nvPicPr>
                   <pic:blipFill>
-                    <a:blip r:embed="rId36"/>
+                    <a:blip r:embed="rId32"/>
                     <a:srcRect/>
                     <a:stretch>
                       <a:fillRect/>
@@ -8007,6 +7449,7 @@
           <w:sz w:val="28"/>
           <w:szCs w:val="28"/>
         </w:rPr>
+        <w:lastRenderedPageBreak/>
         <w:t>Activity 4.3: Navigation &amp; Layout</w:t>
       </w:r>
     </w:p>
@@ -8058,7 +7501,6 @@
         <w:rPr>
           <w:rFonts w:ascii="Cambria" w:eastAsia="Cambria" w:hAnsi="Cambria" w:cs="Cambria"/>
         </w:rPr>
-        <w:lastRenderedPageBreak/>
         <w:t>Pantry Upload</w:t>
       </w:r>
     </w:p>
@@ -8161,7 +7603,7 @@
                     <pic:cNvPicPr preferRelativeResize="0"/>
                   </pic:nvPicPr>
                   <pic:blipFill>
-                    <a:blip r:embed="rId37"/>
+                    <a:blip r:embed="rId33"/>
                     <a:srcRect/>
                     <a:stretch>
                       <a:fillRect/>
@@ -8509,6 +7951,7 @@
           <w:sz w:val="28"/>
           <w:szCs w:val="28"/>
         </w:rPr>
+        <w:lastRenderedPageBreak/>
         <w:drawing>
           <wp:inline distT="0" distB="0" distL="0" distR="0" wp14:anchorId="2706A030" wp14:editId="2706A031">
             <wp:extent cx="2597982" cy="782278"/>
@@ -8523,7 +7966,7 @@
                     <pic:cNvPicPr preferRelativeResize="0"/>
                   </pic:nvPicPr>
                   <pic:blipFill>
-                    <a:blip r:embed="rId38"/>
+                    <a:blip r:embed="rId34"/>
                     <a:srcRect/>
                     <a:stretch>
                       <a:fillRect/>
@@ -8583,7 +8026,6 @@
           <w:sz w:val="28"/>
           <w:szCs w:val="28"/>
         </w:rPr>
-        <w:lastRenderedPageBreak/>
         <w:t>Items detected correctly</w:t>
       </w:r>
     </w:p>
@@ -8864,7 +8306,7 @@
                     <pic:cNvPicPr preferRelativeResize="0"/>
                   </pic:nvPicPr>
                   <pic:blipFill>
-                    <a:blip r:embed="rId39"/>
+                    <a:blip r:embed="rId35"/>
                     <a:srcRect/>
                     <a:stretch>
                       <a:fillRect/>
@@ -9082,6 +8524,7 @@
           <w:sz w:val="28"/>
           <w:szCs w:val="28"/>
         </w:rPr>
+        <w:lastRenderedPageBreak/>
         <w:t>Generated Grocery List Example:</w:t>
       </w:r>
     </w:p>
@@ -9100,7 +8543,6 @@
           <w:sz w:val="28"/>
           <w:szCs w:val="28"/>
         </w:rPr>
-        <w:lastRenderedPageBreak/>
         <w:drawing>
           <wp:inline distT="0" distB="0" distL="0" distR="0" wp14:anchorId="2706A034" wp14:editId="2706A035">
             <wp:extent cx="2305050" cy="1114425"/>
@@ -9115,7 +8557,7 @@
                     <pic:cNvPicPr preferRelativeResize="0"/>
                   </pic:nvPicPr>
                   <pic:blipFill>
-                    <a:blip r:embed="rId40"/>
+                    <a:blip r:embed="rId36"/>
                     <a:srcRect/>
                     <a:stretch>
                       <a:fillRect/>
@@ -9343,7 +8785,7 @@
                     <pic:cNvPicPr preferRelativeResize="0"/>
                   </pic:nvPicPr>
                   <pic:blipFill>
-                    <a:blip r:embed="rId41"/>
+                    <a:blip r:embed="rId37"/>
                     <a:srcRect/>
                     <a:stretch>
                       <a:fillRect/>
@@ -9687,6 +9129,7 @@
         <w:rPr>
           <w:rFonts w:ascii="Cambria" w:eastAsia="Cambria" w:hAnsi="Cambria" w:cs="Cambria"/>
         </w:rPr>
+        <w:lastRenderedPageBreak/>
         <w:t>Substitute usefulness</w:t>
       </w:r>
     </w:p>
@@ -9704,7 +9147,6 @@
         <w:rPr>
           <w:rFonts w:ascii="Cambria" w:eastAsia="Cambria" w:hAnsi="Cambria" w:cs="Cambria"/>
         </w:rPr>
-        <w:lastRenderedPageBreak/>
         <w:t>Health score reliability</w:t>
       </w:r>
     </w:p>
@@ -10201,7 +9643,7 @@
                     <pic:cNvPicPr preferRelativeResize="0"/>
                   </pic:nvPicPr>
                   <pic:blipFill>
-                    <a:blip r:embed="rId42"/>
+                    <a:blip r:embed="rId38"/>
                     <a:srcRect/>
                     <a:stretch>
                       <a:fillRect/>
@@ -10328,7 +9770,6 @@
           <w:sz w:val="28"/>
           <w:szCs w:val="28"/>
         </w:rPr>
-        <w:lastRenderedPageBreak/>
         <w:t>OUTPUT:</w:t>
       </w:r>
     </w:p>
@@ -10362,7 +9803,7 @@
                     </pic:cNvPicPr>
                   </pic:nvPicPr>
                   <pic:blipFill>
-                    <a:blip r:embed="rId43">
+                    <a:blip r:embed="rId39">
                       <a:extLst>
                         <a:ext uri="{28A0092B-C50C-407E-A947-70E740481C1C}">
                           <a14:useLocalDpi xmlns:a14="http://schemas.microsoft.com/office/drawing/2010/main" val="0"/>
@@ -10398,874 +9839,6 @@
       <w:pPr>
         <w:rPr>
           <w:rFonts w:ascii="Cambria" w:eastAsia="Cambria" w:hAnsi="Cambria" w:cs="Cambria"/>
-          <w:b/>
-          <w:bCs/>
-          <w:sz w:val="28"/>
-          <w:szCs w:val="28"/>
-        </w:rPr>
-      </w:pPr>
-      <w:r>
-        <w:rPr>
-          <w:rFonts w:ascii="Cambria" w:eastAsia="Cambria" w:hAnsi="Cambria" w:cs="Cambria"/>
-          <w:b/>
-          <w:bCs/>
-          <w:sz w:val="28"/>
-          <w:szCs w:val="28"/>
-        </w:rPr>
-        <w:t>Detected Items</w:t>
-      </w:r>
-    </w:p>
-    <w:p>
-      <w:pPr>
-        <w:numPr>
-          <w:ilvl w:val="0"/>
-          <w:numId w:val="40"/>
-        </w:numPr>
-        <w:rPr>
-          <w:rFonts w:ascii="Cambria" w:eastAsia="Cambria" w:hAnsi="Cambria" w:cs="Cambria"/>
-          <w:sz w:val="28"/>
-          <w:szCs w:val="28"/>
-        </w:rPr>
-      </w:pPr>
-      <w:r>
-        <w:rPr>
-          <w:rFonts w:ascii="Cambria" w:eastAsia="Cambria" w:hAnsi="Cambria" w:cs="Cambria"/>
-          <w:sz w:val="28"/>
-          <w:szCs w:val="28"/>
-        </w:rPr>
-        <w:t>rice</w:t>
-      </w:r>
-    </w:p>
-    <w:p>
-      <w:pPr>
-        <w:numPr>
-          <w:ilvl w:val="0"/>
-          <w:numId w:val="41"/>
-        </w:numPr>
-        <w:rPr>
-          <w:rFonts w:ascii="Cambria" w:eastAsia="Cambria" w:hAnsi="Cambria" w:cs="Cambria"/>
-          <w:sz w:val="28"/>
-          <w:szCs w:val="28"/>
-        </w:rPr>
-      </w:pPr>
-      <w:r>
-        <w:rPr>
-          <w:rFonts w:ascii="Cambria" w:eastAsia="Cambria" w:hAnsi="Cambria" w:cs="Cambria"/>
-          <w:sz w:val="28"/>
-          <w:szCs w:val="28"/>
-        </w:rPr>
-        <w:t>pasta</w:t>
-      </w:r>
-    </w:p>
-    <w:p>
-      <w:pPr>
-        <w:numPr>
-          <w:ilvl w:val="0"/>
-          <w:numId w:val="42"/>
-        </w:numPr>
-        <w:rPr>
-          <w:rFonts w:ascii="Cambria" w:eastAsia="Cambria" w:hAnsi="Cambria" w:cs="Cambria"/>
-          <w:sz w:val="28"/>
-          <w:szCs w:val="28"/>
-        </w:rPr>
-      </w:pPr>
-      <w:r>
-        <w:rPr>
-          <w:rFonts w:ascii="Cambria" w:eastAsia="Cambria" w:hAnsi="Cambria" w:cs="Cambria"/>
-          <w:sz w:val="28"/>
-          <w:szCs w:val="28"/>
-        </w:rPr>
-        <w:t>canned tomatoes</w:t>
-      </w:r>
-    </w:p>
-    <w:p>
-      <w:pPr>
-        <w:numPr>
-          <w:ilvl w:val="0"/>
-          <w:numId w:val="43"/>
-        </w:numPr>
-        <w:rPr>
-          <w:rFonts w:ascii="Cambria" w:eastAsia="Cambria" w:hAnsi="Cambria" w:cs="Cambria"/>
-          <w:sz w:val="28"/>
-          <w:szCs w:val="28"/>
-        </w:rPr>
-      </w:pPr>
-      <w:r>
-        <w:rPr>
-          <w:rFonts w:ascii="Cambria" w:eastAsia="Cambria" w:hAnsi="Cambria" w:cs="Cambria"/>
-          <w:sz w:val="28"/>
-          <w:szCs w:val="28"/>
-        </w:rPr>
-        <w:t>olive oil</w:t>
-      </w:r>
-    </w:p>
-    <w:p>
-      <w:pPr>
-        <w:rPr>
-          <w:rFonts w:ascii="Cambria" w:eastAsia="Cambria" w:hAnsi="Cambria" w:cs="Cambria"/>
-          <w:sz w:val="28"/>
-          <w:szCs w:val="28"/>
-        </w:rPr>
-      </w:pPr>
-      <w:r>
-        <w:rPr>
-          <w:rFonts w:ascii="Cambria" w:eastAsia="Cambria" w:hAnsi="Cambria" w:cs="Cambria"/>
-          <w:sz w:val="28"/>
-          <w:szCs w:val="28"/>
-        </w:rPr>
-        <w:pict w14:anchorId="14C018FD">
-          <v:rect id="_x0000_i1025" style="width:0;height:.75pt" o:hralign="center" o:hrstd="t" o:hr="t" fillcolor="#a0a0a0" stroked="f"/>
-        </w:pict>
-      </w:r>
-    </w:p>
-    <w:p>
-      <w:pPr>
-        <w:rPr>
-          <w:rFonts w:ascii="Cambria" w:eastAsia="Cambria" w:hAnsi="Cambria" w:cs="Cambria"/>
-          <w:b/>
-          <w:bCs/>
-          <w:sz w:val="28"/>
-          <w:szCs w:val="28"/>
-        </w:rPr>
-      </w:pPr>
-      <w:r>
-        <w:rPr>
-          <w:rFonts w:ascii="Cambria" w:eastAsia="Cambria" w:hAnsi="Cambria" w:cs="Cambria"/>
-          <w:b/>
-          <w:bCs/>
-          <w:sz w:val="28"/>
-          <w:szCs w:val="28"/>
-        </w:rPr>
-        <w:t>Categories</w:t>
-      </w:r>
-    </w:p>
-    <w:p>
-      <w:pPr>
-        <w:rPr>
-          <w:rFonts w:ascii="Cambria" w:eastAsia="Cambria" w:hAnsi="Cambria" w:cs="Cambria"/>
-          <w:sz w:val="28"/>
-          <w:szCs w:val="28"/>
-        </w:rPr>
-      </w:pPr>
-      <w:r>
-        <w:rPr>
-          <w:rFonts w:ascii="Cambria" w:eastAsia="Cambria" w:hAnsi="Cambria" w:cs="Cambria"/>
-          <w:b/>
-          <w:bCs/>
-          <w:sz w:val="28"/>
-          <w:szCs w:val="28"/>
-        </w:rPr>
-        <w:t>Dry Storage</w:t>
-      </w:r>
-      <w:r>
-        <w:rPr>
-          <w:rFonts w:ascii="Cambria" w:eastAsia="Cambria" w:hAnsi="Cambria" w:cs="Cambria"/>
-          <w:sz w:val="28"/>
-          <w:szCs w:val="28"/>
-        </w:rPr>
-        <w:t>: rice, pasta, canned tomatoes, olive oil</w:t>
-      </w:r>
-    </w:p>
-    <w:p>
-      <w:pPr>
-        <w:rPr>
-          <w:rFonts w:ascii="Cambria" w:eastAsia="Cambria" w:hAnsi="Cambria" w:cs="Cambria"/>
-          <w:sz w:val="28"/>
-          <w:szCs w:val="28"/>
-        </w:rPr>
-      </w:pPr>
-      <w:r>
-        <w:rPr>
-          <w:rFonts w:ascii="Cambria" w:eastAsia="Cambria" w:hAnsi="Cambria" w:cs="Cambria"/>
-          <w:b/>
-          <w:bCs/>
-          <w:sz w:val="28"/>
-          <w:szCs w:val="28"/>
-        </w:rPr>
-        <w:t>Cold Storage</w:t>
-      </w:r>
-      <w:r>
-        <w:rPr>
-          <w:rFonts w:ascii="Cambria" w:eastAsia="Cambria" w:hAnsi="Cambria" w:cs="Cambria"/>
-          <w:sz w:val="28"/>
-          <w:szCs w:val="28"/>
-        </w:rPr>
-        <w:t>: —</w:t>
-      </w:r>
-    </w:p>
-    <w:p>
-      <w:pPr>
-        <w:rPr>
-          <w:rFonts w:ascii="Cambria" w:eastAsia="Cambria" w:hAnsi="Cambria" w:cs="Cambria"/>
-          <w:sz w:val="28"/>
-          <w:szCs w:val="28"/>
-        </w:rPr>
-      </w:pPr>
-      <w:r>
-        <w:rPr>
-          <w:rFonts w:ascii="Cambria" w:eastAsia="Cambria" w:hAnsi="Cambria" w:cs="Cambria"/>
-          <w:b/>
-          <w:bCs/>
-          <w:sz w:val="28"/>
-          <w:szCs w:val="28"/>
-        </w:rPr>
-        <w:t>Frozen</w:t>
-      </w:r>
-      <w:r>
-        <w:rPr>
-          <w:rFonts w:ascii="Cambria" w:eastAsia="Cambria" w:hAnsi="Cambria" w:cs="Cambria"/>
-          <w:sz w:val="28"/>
-          <w:szCs w:val="28"/>
-        </w:rPr>
-        <w:t>: —</w:t>
-      </w:r>
-    </w:p>
-    <w:p>
-      <w:pPr>
-        <w:rPr>
-          <w:rFonts w:ascii="Cambria" w:eastAsia="Cambria" w:hAnsi="Cambria" w:cs="Cambria"/>
-          <w:sz w:val="28"/>
-          <w:szCs w:val="28"/>
-        </w:rPr>
-      </w:pPr>
-      <w:r>
-        <w:rPr>
-          <w:rFonts w:ascii="Cambria" w:eastAsia="Cambria" w:hAnsi="Cambria" w:cs="Cambria"/>
-          <w:b/>
-          <w:bCs/>
-          <w:sz w:val="28"/>
-          <w:szCs w:val="28"/>
-        </w:rPr>
-        <w:t>Fresh Produce</w:t>
-      </w:r>
-      <w:r>
-        <w:rPr>
-          <w:rFonts w:ascii="Cambria" w:eastAsia="Cambria" w:hAnsi="Cambria" w:cs="Cambria"/>
-          <w:sz w:val="28"/>
-          <w:szCs w:val="28"/>
-        </w:rPr>
-        <w:t>: —</w:t>
-      </w:r>
-    </w:p>
-    <w:p>
-      <w:pPr>
-        <w:rPr>
-          <w:rFonts w:ascii="Cambria" w:eastAsia="Cambria" w:hAnsi="Cambria" w:cs="Cambria"/>
-          <w:b/>
-          <w:bCs/>
-          <w:sz w:val="28"/>
-          <w:szCs w:val="28"/>
-        </w:rPr>
-      </w:pPr>
-      <w:r>
-        <w:rPr>
-          <w:rFonts w:ascii="Cambria" w:eastAsia="Cambria" w:hAnsi="Cambria" w:cs="Cambria"/>
-          <w:b/>
-          <w:bCs/>
-          <w:sz w:val="28"/>
-          <w:szCs w:val="28"/>
-        </w:rPr>
-        <w:t>Recipes</w:t>
-      </w:r>
-    </w:p>
-    <w:p>
-      <w:pPr>
-        <w:rPr>
-          <w:rFonts w:ascii="Cambria" w:eastAsia="Cambria" w:hAnsi="Cambria" w:cs="Cambria"/>
-          <w:b/>
-          <w:bCs/>
-          <w:sz w:val="28"/>
-          <w:szCs w:val="28"/>
-        </w:rPr>
-      </w:pPr>
-      <w:r>
-        <w:rPr>
-          <w:rFonts w:ascii="Cambria" w:eastAsia="Cambria" w:hAnsi="Cambria" w:cs="Cambria"/>
-          <w:b/>
-          <w:bCs/>
-          <w:sz w:val="28"/>
-          <w:szCs w:val="28"/>
-        </w:rPr>
-        <w:t>Recipe 1: Pasta with Tomato Sauce</w:t>
-      </w:r>
-    </w:p>
-    <w:p>
-      <w:pPr>
-        <w:rPr>
-          <w:rFonts w:ascii="Cambria" w:eastAsia="Cambria" w:hAnsi="Cambria" w:cs="Cambria"/>
-          <w:sz w:val="28"/>
-          <w:szCs w:val="28"/>
-        </w:rPr>
-      </w:pPr>
-      <w:r>
-        <w:rPr>
-          <w:rFonts w:ascii="Cambria" w:eastAsia="Cambria" w:hAnsi="Cambria" w:cs="Cambria"/>
-          <w:b/>
-          <w:bCs/>
-          <w:sz w:val="28"/>
-          <w:szCs w:val="28"/>
-        </w:rPr>
-        <w:t>Difficulty:</w:t>
-      </w:r>
-      <w:r>
-        <w:rPr>
-          <w:rFonts w:ascii="Cambria" w:eastAsia="Cambria" w:hAnsi="Cambria" w:cs="Cambria"/>
-          <w:sz w:val="28"/>
-          <w:szCs w:val="28"/>
-        </w:rPr>
-        <w:t> Easy — </w:t>
-      </w:r>
-      <w:r>
-        <w:rPr>
-          <w:rFonts w:ascii="Cambria" w:eastAsia="Cambria" w:hAnsi="Cambria" w:cs="Cambria"/>
-          <w:b/>
-          <w:bCs/>
-          <w:sz w:val="28"/>
-          <w:szCs w:val="28"/>
-        </w:rPr>
-        <w:t>Time:</w:t>
-      </w:r>
-      <w:r>
-        <w:rPr>
-          <w:rFonts w:ascii="Cambria" w:eastAsia="Cambria" w:hAnsi="Cambria" w:cs="Cambria"/>
-          <w:sz w:val="28"/>
-          <w:szCs w:val="28"/>
-        </w:rPr>
-        <w:t> 15 min</w:t>
-      </w:r>
-    </w:p>
-    <w:p>
-      <w:pPr>
-        <w:rPr>
-          <w:rFonts w:ascii="Cambria" w:eastAsia="Cambria" w:hAnsi="Cambria" w:cs="Cambria"/>
-          <w:sz w:val="28"/>
-          <w:szCs w:val="28"/>
-        </w:rPr>
-      </w:pPr>
-      <w:r>
-        <w:rPr>
-          <w:rFonts w:ascii="Cambria" w:eastAsia="Cambria" w:hAnsi="Cambria" w:cs="Cambria"/>
-          <w:b/>
-          <w:bCs/>
-          <w:sz w:val="28"/>
-          <w:szCs w:val="28"/>
-        </w:rPr>
-        <w:t>Ingredients</w:t>
-      </w:r>
-    </w:p>
-    <w:p>
-      <w:pPr>
-        <w:numPr>
-          <w:ilvl w:val="0"/>
-          <w:numId w:val="44"/>
-        </w:numPr>
-        <w:rPr>
-          <w:rFonts w:ascii="Cambria" w:eastAsia="Cambria" w:hAnsi="Cambria" w:cs="Cambria"/>
-          <w:sz w:val="28"/>
-          <w:szCs w:val="28"/>
-        </w:rPr>
-      </w:pPr>
-      <w:r>
-        <w:rPr>
-          <w:rFonts w:ascii="Cambria" w:eastAsia="Cambria" w:hAnsi="Cambria" w:cs="Cambria"/>
-          <w:sz w:val="28"/>
-          <w:szCs w:val="28"/>
-        </w:rPr>
-        <w:lastRenderedPageBreak/>
-        <w:t>pasta</w:t>
-      </w:r>
-    </w:p>
-    <w:p>
-      <w:pPr>
-        <w:numPr>
-          <w:ilvl w:val="0"/>
-          <w:numId w:val="45"/>
-        </w:numPr>
-        <w:rPr>
-          <w:rFonts w:ascii="Cambria" w:eastAsia="Cambria" w:hAnsi="Cambria" w:cs="Cambria"/>
-          <w:sz w:val="28"/>
-          <w:szCs w:val="28"/>
-        </w:rPr>
-      </w:pPr>
-      <w:r>
-        <w:rPr>
-          <w:rFonts w:ascii="Cambria" w:eastAsia="Cambria" w:hAnsi="Cambria" w:cs="Cambria"/>
-          <w:sz w:val="28"/>
-          <w:szCs w:val="28"/>
-        </w:rPr>
-        <w:t>canned tomatoes</w:t>
-      </w:r>
-    </w:p>
-    <w:p>
-      <w:pPr>
-        <w:numPr>
-          <w:ilvl w:val="0"/>
-          <w:numId w:val="46"/>
-        </w:numPr>
-        <w:rPr>
-          <w:rFonts w:ascii="Cambria" w:eastAsia="Cambria" w:hAnsi="Cambria" w:cs="Cambria"/>
-          <w:sz w:val="28"/>
-          <w:szCs w:val="28"/>
-        </w:rPr>
-      </w:pPr>
-      <w:r>
-        <w:rPr>
-          <w:rFonts w:ascii="Cambria" w:eastAsia="Cambria" w:hAnsi="Cambria" w:cs="Cambria"/>
-          <w:sz w:val="28"/>
-          <w:szCs w:val="28"/>
-        </w:rPr>
-        <w:t>olive oil</w:t>
-      </w:r>
-    </w:p>
-    <w:p>
-      <w:pPr>
-        <w:rPr>
-          <w:rFonts w:ascii="Cambria" w:eastAsia="Cambria" w:hAnsi="Cambria" w:cs="Cambria"/>
-          <w:sz w:val="28"/>
-          <w:szCs w:val="28"/>
-        </w:rPr>
-      </w:pPr>
-      <w:r>
-        <w:rPr>
-          <w:rFonts w:ascii="Cambria" w:eastAsia="Cambria" w:hAnsi="Cambria" w:cs="Cambria"/>
-          <w:b/>
-          <w:bCs/>
-          <w:sz w:val="28"/>
-          <w:szCs w:val="28"/>
-        </w:rPr>
-        <w:t>Steps</w:t>
-      </w:r>
-    </w:p>
-    <w:p>
-      <w:pPr>
-        <w:numPr>
-          <w:ilvl w:val="0"/>
-          <w:numId w:val="47"/>
-        </w:numPr>
-        <w:rPr>
-          <w:rFonts w:ascii="Cambria" w:eastAsia="Cambria" w:hAnsi="Cambria" w:cs="Cambria"/>
-          <w:sz w:val="28"/>
-          <w:szCs w:val="28"/>
-        </w:rPr>
-      </w:pPr>
-      <w:r>
-        <w:rPr>
-          <w:rFonts w:ascii="Cambria" w:eastAsia="Cambria" w:hAnsi="Cambria" w:cs="Cambria"/>
-          <w:sz w:val="28"/>
-          <w:szCs w:val="28"/>
-        </w:rPr>
-        <w:t>Prepare ingredients: pasta, canned tomatoes, olive oil.</w:t>
-      </w:r>
-    </w:p>
-    <w:p>
-      <w:pPr>
-        <w:numPr>
-          <w:ilvl w:val="0"/>
-          <w:numId w:val="48"/>
-        </w:numPr>
-        <w:rPr>
-          <w:rFonts w:ascii="Cambria" w:eastAsia="Cambria" w:hAnsi="Cambria" w:cs="Cambria"/>
-          <w:sz w:val="28"/>
-          <w:szCs w:val="28"/>
-        </w:rPr>
-      </w:pPr>
-      <w:r>
-        <w:rPr>
-          <w:rFonts w:ascii="Cambria" w:eastAsia="Cambria" w:hAnsi="Cambria" w:cs="Cambria"/>
-          <w:sz w:val="28"/>
-          <w:szCs w:val="28"/>
-        </w:rPr>
-        <w:t>Cook according to basic directions for each ingredient.</w:t>
-      </w:r>
-    </w:p>
-    <w:p>
-      <w:pPr>
-        <w:numPr>
-          <w:ilvl w:val="0"/>
-          <w:numId w:val="49"/>
-        </w:numPr>
-        <w:rPr>
-          <w:rFonts w:ascii="Cambria" w:eastAsia="Cambria" w:hAnsi="Cambria" w:cs="Cambria"/>
-          <w:sz w:val="28"/>
-          <w:szCs w:val="28"/>
-        </w:rPr>
-      </w:pPr>
-      <w:r>
-        <w:rPr>
-          <w:rFonts w:ascii="Cambria" w:eastAsia="Cambria" w:hAnsi="Cambria" w:cs="Cambria"/>
-          <w:sz w:val="28"/>
-          <w:szCs w:val="28"/>
-        </w:rPr>
-        <w:t>Serve and enjoy.</w:t>
-      </w:r>
-    </w:p>
-    <w:p>
-      <w:pPr>
-        <w:rPr>
-          <w:rFonts w:ascii="Cambria" w:eastAsia="Cambria" w:hAnsi="Cambria" w:cs="Cambria"/>
-          <w:sz w:val="28"/>
-          <w:szCs w:val="28"/>
-        </w:rPr>
-      </w:pPr>
-      <w:r>
-        <w:rPr>
-          <w:rFonts w:ascii="Cambria" w:eastAsia="Cambria" w:hAnsi="Cambria" w:cs="Cambria"/>
-          <w:b/>
-          <w:bCs/>
-          <w:sz w:val="28"/>
-          <w:szCs w:val="28"/>
-        </w:rPr>
-        <w:t>Health score:</w:t>
-      </w:r>
-      <w:r>
-        <w:rPr>
-          <w:rFonts w:ascii="Cambria" w:eastAsia="Cambria" w:hAnsi="Cambria" w:cs="Cambria"/>
-          <w:sz w:val="28"/>
-          <w:szCs w:val="28"/>
-        </w:rPr>
-        <w:t> 6/10</w:t>
-      </w:r>
-    </w:p>
-    <w:p>
-      <w:pPr>
-        <w:rPr>
-          <w:rFonts w:ascii="Cambria" w:eastAsia="Cambria" w:hAnsi="Cambria" w:cs="Cambria"/>
-          <w:sz w:val="28"/>
-          <w:szCs w:val="28"/>
-        </w:rPr>
-      </w:pPr>
-      <w:r>
-        <w:rPr>
-          <w:rFonts w:ascii="Cambria" w:eastAsia="Cambria" w:hAnsi="Cambria" w:cs="Cambria"/>
-          <w:sz w:val="28"/>
-          <w:szCs w:val="28"/>
-        </w:rPr>
-        <w:t>Contains fats → moderate impact | Estimated calories: ~350 kcal</w:t>
-      </w:r>
-    </w:p>
-    <w:p>
-      <w:pPr>
-        <w:rPr>
-          <w:rFonts w:ascii="Cambria" w:eastAsia="Cambria" w:hAnsi="Cambria" w:cs="Cambria"/>
-          <w:sz w:val="28"/>
-          <w:szCs w:val="28"/>
-        </w:rPr>
-      </w:pPr>
-    </w:p>
-    <w:p>
-      <w:pPr>
-        <w:rPr>
-          <w:rFonts w:ascii="Cambria" w:eastAsia="Cambria" w:hAnsi="Cambria" w:cs="Cambria"/>
-          <w:b/>
-          <w:bCs/>
-          <w:sz w:val="28"/>
-          <w:szCs w:val="28"/>
-        </w:rPr>
-      </w:pPr>
-      <w:r>
-        <w:rPr>
-          <w:rFonts w:ascii="Cambria" w:eastAsia="Cambria" w:hAnsi="Cambria" w:cs="Cambria"/>
-          <w:b/>
-          <w:bCs/>
-          <w:sz w:val="28"/>
-          <w:szCs w:val="28"/>
-        </w:rPr>
-        <w:t>Recipe 2: Scrambled Eggs on Toast</w:t>
-      </w:r>
-    </w:p>
-    <w:p>
-      <w:pPr>
-        <w:rPr>
-          <w:rFonts w:ascii="Cambria" w:eastAsia="Cambria" w:hAnsi="Cambria" w:cs="Cambria"/>
-          <w:sz w:val="28"/>
-          <w:szCs w:val="28"/>
-        </w:rPr>
-      </w:pPr>
-      <w:r>
-        <w:rPr>
-          <w:rFonts w:ascii="Cambria" w:eastAsia="Cambria" w:hAnsi="Cambria" w:cs="Cambria"/>
-          <w:b/>
-          <w:bCs/>
-          <w:sz w:val="28"/>
-          <w:szCs w:val="28"/>
-        </w:rPr>
-        <w:t>Difficulty:</w:t>
-      </w:r>
-      <w:r>
-        <w:rPr>
-          <w:rFonts w:ascii="Cambria" w:eastAsia="Cambria" w:hAnsi="Cambria" w:cs="Cambria"/>
-          <w:sz w:val="28"/>
-          <w:szCs w:val="28"/>
-        </w:rPr>
-        <w:t> Easy — </w:t>
-      </w:r>
-      <w:r>
-        <w:rPr>
-          <w:rFonts w:ascii="Cambria" w:eastAsia="Cambria" w:hAnsi="Cambria" w:cs="Cambria"/>
-          <w:b/>
-          <w:bCs/>
-          <w:sz w:val="28"/>
-          <w:szCs w:val="28"/>
-        </w:rPr>
-        <w:t>Time:</w:t>
-      </w:r>
-      <w:r>
-        <w:rPr>
-          <w:rFonts w:ascii="Cambria" w:eastAsia="Cambria" w:hAnsi="Cambria" w:cs="Cambria"/>
-          <w:sz w:val="28"/>
-          <w:szCs w:val="28"/>
-        </w:rPr>
-        <w:t> 15 min</w:t>
-      </w:r>
-    </w:p>
-    <w:p>
-      <w:pPr>
-        <w:rPr>
-          <w:rFonts w:ascii="Cambria" w:eastAsia="Cambria" w:hAnsi="Cambria" w:cs="Cambria"/>
-          <w:sz w:val="28"/>
-          <w:szCs w:val="28"/>
-        </w:rPr>
-      </w:pPr>
-      <w:r>
-        <w:rPr>
-          <w:rFonts w:ascii="Cambria" w:eastAsia="Cambria" w:hAnsi="Cambria" w:cs="Cambria"/>
-          <w:b/>
-          <w:bCs/>
-          <w:sz w:val="28"/>
-          <w:szCs w:val="28"/>
-        </w:rPr>
-        <w:t>Ingredients</w:t>
-      </w:r>
-    </w:p>
-    <w:p>
-      <w:pPr>
-        <w:numPr>
-          <w:ilvl w:val="0"/>
-          <w:numId w:val="50"/>
-        </w:numPr>
-        <w:rPr>
-          <w:rFonts w:ascii="Cambria" w:eastAsia="Cambria" w:hAnsi="Cambria" w:cs="Cambria"/>
-          <w:sz w:val="28"/>
-          <w:szCs w:val="28"/>
-        </w:rPr>
-      </w:pPr>
-      <w:r>
-        <w:rPr>
-          <w:rFonts w:ascii="Cambria" w:eastAsia="Cambria" w:hAnsi="Cambria" w:cs="Cambria"/>
-          <w:sz w:val="28"/>
-          <w:szCs w:val="28"/>
-        </w:rPr>
-        <w:t>eggs (missing)</w:t>
-      </w:r>
-    </w:p>
-    <w:p>
-      <w:pPr>
-        <w:numPr>
-          <w:ilvl w:val="0"/>
-          <w:numId w:val="51"/>
-        </w:numPr>
-        <w:rPr>
-          <w:rFonts w:ascii="Cambria" w:eastAsia="Cambria" w:hAnsi="Cambria" w:cs="Cambria"/>
-          <w:sz w:val="28"/>
-          <w:szCs w:val="28"/>
-        </w:rPr>
-      </w:pPr>
-      <w:r>
-        <w:rPr>
-          <w:rFonts w:ascii="Cambria" w:eastAsia="Cambria" w:hAnsi="Cambria" w:cs="Cambria"/>
-          <w:sz w:val="28"/>
-          <w:szCs w:val="28"/>
-        </w:rPr>
-        <w:t>butter (missing)</w:t>
-      </w:r>
-    </w:p>
-    <w:p>
-      <w:pPr>
-        <w:numPr>
-          <w:ilvl w:val="0"/>
-          <w:numId w:val="52"/>
-        </w:numPr>
-        <w:rPr>
-          <w:rFonts w:ascii="Cambria" w:eastAsia="Cambria" w:hAnsi="Cambria" w:cs="Cambria"/>
-          <w:sz w:val="28"/>
-          <w:szCs w:val="28"/>
-        </w:rPr>
-      </w:pPr>
-      <w:r>
-        <w:rPr>
-          <w:rFonts w:ascii="Cambria" w:eastAsia="Cambria" w:hAnsi="Cambria" w:cs="Cambria"/>
-          <w:sz w:val="28"/>
-          <w:szCs w:val="28"/>
-        </w:rPr>
-        <w:t>salt (missing)</w:t>
-      </w:r>
-    </w:p>
-    <w:p>
-      <w:pPr>
-        <w:rPr>
-          <w:rFonts w:ascii="Cambria" w:eastAsia="Cambria" w:hAnsi="Cambria" w:cs="Cambria"/>
-          <w:sz w:val="28"/>
-          <w:szCs w:val="28"/>
-        </w:rPr>
-      </w:pPr>
-      <w:r>
-        <w:rPr>
-          <w:rFonts w:ascii="Cambria" w:eastAsia="Cambria" w:hAnsi="Cambria" w:cs="Cambria"/>
-          <w:b/>
-          <w:bCs/>
-          <w:sz w:val="28"/>
-          <w:szCs w:val="28"/>
-        </w:rPr>
-        <w:t>Steps</w:t>
-      </w:r>
-    </w:p>
-    <w:p>
-      <w:pPr>
-        <w:numPr>
-          <w:ilvl w:val="0"/>
-          <w:numId w:val="53"/>
-        </w:numPr>
-        <w:rPr>
-          <w:rFonts w:ascii="Cambria" w:eastAsia="Cambria" w:hAnsi="Cambria" w:cs="Cambria"/>
-          <w:sz w:val="28"/>
-          <w:szCs w:val="28"/>
-        </w:rPr>
-      </w:pPr>
-      <w:r>
-        <w:rPr>
-          <w:rFonts w:ascii="Cambria" w:eastAsia="Cambria" w:hAnsi="Cambria" w:cs="Cambria"/>
-          <w:sz w:val="28"/>
-          <w:szCs w:val="28"/>
-        </w:rPr>
-        <w:t>Prepare ingredients: eggs (missing), butter (missing), salt (missing).</w:t>
-      </w:r>
-    </w:p>
-    <w:p>
-      <w:pPr>
-        <w:numPr>
-          <w:ilvl w:val="0"/>
-          <w:numId w:val="54"/>
-        </w:numPr>
-        <w:rPr>
-          <w:rFonts w:ascii="Cambria" w:eastAsia="Cambria" w:hAnsi="Cambria" w:cs="Cambria"/>
-          <w:sz w:val="28"/>
-          <w:szCs w:val="28"/>
-        </w:rPr>
-      </w:pPr>
-      <w:r>
-        <w:rPr>
-          <w:rFonts w:ascii="Cambria" w:eastAsia="Cambria" w:hAnsi="Cambria" w:cs="Cambria"/>
-          <w:sz w:val="28"/>
-          <w:szCs w:val="28"/>
-        </w:rPr>
-        <w:t>Cook according to basic directions for each ingredient.</w:t>
-      </w:r>
-    </w:p>
-    <w:p>
-      <w:pPr>
-        <w:numPr>
-          <w:ilvl w:val="0"/>
-          <w:numId w:val="55"/>
-        </w:numPr>
-        <w:rPr>
-          <w:rFonts w:ascii="Cambria" w:eastAsia="Cambria" w:hAnsi="Cambria" w:cs="Cambria"/>
-          <w:sz w:val="28"/>
-          <w:szCs w:val="28"/>
-        </w:rPr>
-      </w:pPr>
-      <w:r>
-        <w:rPr>
-          <w:rFonts w:ascii="Cambria" w:eastAsia="Cambria" w:hAnsi="Cambria" w:cs="Cambria"/>
-          <w:sz w:val="28"/>
-          <w:szCs w:val="28"/>
-        </w:rPr>
-        <w:t>Serve and enjoy.</w:t>
-      </w:r>
-    </w:p>
-    <w:p>
-      <w:pPr>
-        <w:rPr>
-          <w:rFonts w:ascii="Cambria" w:eastAsia="Cambria" w:hAnsi="Cambria" w:cs="Cambria"/>
-          <w:sz w:val="28"/>
-          <w:szCs w:val="28"/>
-        </w:rPr>
-      </w:pPr>
-      <w:r>
-        <w:rPr>
-          <w:rFonts w:ascii="Cambria" w:eastAsia="Cambria" w:hAnsi="Cambria" w:cs="Cambria"/>
-          <w:b/>
-          <w:bCs/>
-          <w:sz w:val="28"/>
-          <w:szCs w:val="28"/>
-        </w:rPr>
-        <w:t>Health score:</w:t>
-      </w:r>
-      <w:r>
-        <w:rPr>
-          <w:rFonts w:ascii="Cambria" w:eastAsia="Cambria" w:hAnsi="Cambria" w:cs="Cambria"/>
-          <w:sz w:val="28"/>
-          <w:szCs w:val="28"/>
-        </w:rPr>
-        <w:t> 6/10</w:t>
-      </w:r>
-    </w:p>
-    <w:p>
-      <w:pPr>
-        <w:rPr>
-          <w:rFonts w:ascii="Cambria" w:eastAsia="Cambria" w:hAnsi="Cambria" w:cs="Cambria"/>
-          <w:sz w:val="28"/>
-          <w:szCs w:val="28"/>
-        </w:rPr>
-      </w:pPr>
-      <w:r>
-        <w:rPr>
-          <w:rFonts w:ascii="Cambria" w:eastAsia="Cambria" w:hAnsi="Cambria" w:cs="Cambria"/>
-          <w:sz w:val="28"/>
-          <w:szCs w:val="28"/>
-        </w:rPr>
-        <w:t>Contains fats → moderate impact; Protein source present | Estimated calories: ~350 kcal</w:t>
-      </w:r>
-    </w:p>
-    <w:p>
-      <w:pPr>
-        <w:rPr>
-          <w:rFonts w:ascii="Cambria" w:eastAsia="Cambria" w:hAnsi="Cambria" w:cs="Cambria"/>
-          <w:sz w:val="28"/>
-          <w:szCs w:val="28"/>
-        </w:rPr>
-      </w:pPr>
-    </w:p>
-    <w:p>
-      <w:pPr>
-        <w:rPr>
-          <w:rFonts w:ascii="Cambria" w:eastAsia="Cambria" w:hAnsi="Cambria" w:cs="Cambria"/>
-          <w:sz w:val="28"/>
-          <w:szCs w:val="28"/>
-        </w:rPr>
-      </w:pPr>
-    </w:p>
-    <w:p>
-      <w:pPr>
-        <w:rPr>
-          <w:rFonts w:ascii="Cambria" w:eastAsia="Cambria" w:hAnsi="Cambria" w:cs="Cambria"/>
-          <w:sz w:val="28"/>
-          <w:szCs w:val="28"/>
-        </w:rPr>
-      </w:pPr>
-    </w:p>
-    <w:p>
-      <w:pPr>
-        <w:rPr>
-          <w:rFonts w:ascii="Cambria" w:eastAsia="Cambria" w:hAnsi="Cambria" w:cs="Cambria"/>
-          <w:sz w:val="28"/>
-          <w:szCs w:val="28"/>
-        </w:rPr>
-      </w:pPr>
-    </w:p>
-    <w:p>
-      <w:pPr>
-        <w:rPr>
-          <w:rFonts w:ascii="Cambria" w:eastAsia="Cambria" w:hAnsi="Cambria" w:cs="Cambria"/>
           <w:sz w:val="28"/>
           <w:szCs w:val="28"/>
         </w:rPr>
@@ -11303,8 +9876,8 @@
           <w:szCs w:val="30"/>
         </w:rPr>
       </w:pPr>
-      <w:bookmarkStart w:id="7" w:name="_heading=h.qqnp4qsnbkek" w:colFirst="0" w:colLast="0"/>
-      <w:bookmarkEnd w:id="7"/>
+      <w:bookmarkStart w:id="6" w:name="_heading=h.qqnp4qsnbkek" w:colFirst="0" w:colLast="0"/>
+      <w:bookmarkEnd w:id="6"/>
       <w:r>
         <w:rPr>
           <w:rFonts w:ascii="Cambria" w:eastAsia="Cambria" w:hAnsi="Cambria" w:cs="Cambria"/>
@@ -11328,7 +9901,6 @@
         <w:rPr>
           <w:rFonts w:ascii="Cambria" w:eastAsia="Cambria" w:hAnsi="Cambria" w:cs="Cambria"/>
         </w:rPr>
-        <w:lastRenderedPageBreak/>
         <w:t xml:space="preserve">Kitchen Vision redefines everyday cooking assistance by delivering an intelligent, AI-powered solution that transforms pantry images into meaningful culinary insights. By combining </w:t>
       </w:r>
       <w:proofErr w:type="spellStart"/>
@@ -11378,32 +9950,32 @@
     <w:p>
       <w:pPr>
         <w:spacing w:before="240" w:after="240"/>
-        <w:jc w:val="both"/>
-        <w:rPr>
-          <w:rFonts w:ascii="Cambria" w:eastAsia="Cambria" w:hAnsi="Cambria" w:cs="Cambria"/>
-        </w:rPr>
-      </w:pPr>
-      <w:r>
-        <w:rPr>
-          <w:rFonts w:ascii="Cambria" w:eastAsia="Cambria" w:hAnsi="Cambria" w:cs="Cambria"/>
-        </w:rPr>
-        <w:t>Kitchen Vision not only helps users reduce food waste and save time but also promotes healthier eating habits by providing nutrition-based recipe ratings and balanced meal suggestions. Through comprehensive testing and optimization, the system demonstrates stable performance, fast response times, and consistent output quality.</w:t>
-      </w:r>
+        <w:rPr>
+          <w:rFonts w:ascii="Cambria" w:eastAsia="Cambria" w:hAnsi="Cambria" w:cs="Cambria"/>
+        </w:rPr>
+      </w:pPr>
     </w:p>
     <w:p>
       <w:pPr>
         <w:spacing w:before="240" w:after="240"/>
-        <w:jc w:val="both"/>
-        <w:rPr>
-          <w:rFonts w:ascii="Cambria" w:eastAsia="Cambria" w:hAnsi="Cambria" w:cs="Cambria"/>
-        </w:rPr>
-      </w:pPr>
-      <w:r>
-        <w:rPr>
-          <w:rFonts w:ascii="Cambria" w:eastAsia="Cambria" w:hAnsi="Cambria" w:cs="Cambria"/>
-        </w:rPr>
-        <w:t>Whether supporting busy individuals, students, or families, Kitchen Vision acts as a smart kitchen assistant that simplifies meal planning, enhances cooking confidence, and delivers personalized, data-driven culinary guidance—making every day cooking smarter, easier, and healthier.</w:t>
-      </w:r>
+        <w:rPr>
+          <w:rFonts w:ascii="Cambria" w:eastAsia="Cambria" w:hAnsi="Cambria" w:cs="Cambria"/>
+        </w:rPr>
+      </w:pPr>
+    </w:p>
+    <w:p>
+      <w:pPr>
+        <w:rPr>
+          <w:rFonts w:ascii="Cambria" w:eastAsia="Cambria" w:hAnsi="Cambria" w:cs="Cambria"/>
+        </w:rPr>
+      </w:pPr>
+    </w:p>
+    <w:p>
+      <w:pPr>
+        <w:rPr>
+          <w:rFonts w:ascii="Cambria" w:eastAsia="Cambria" w:hAnsi="Cambria" w:cs="Cambria"/>
+        </w:rPr>
+      </w:pPr>
     </w:p>
     <w:p>
       <w:pPr>
@@ -11413,61 +9985,8 @@
         </w:rPr>
       </w:pPr>
     </w:p>
-    <w:p>
-      <w:pPr>
-        <w:spacing w:before="240" w:after="240"/>
-        <w:rPr>
-          <w:rFonts w:ascii="Cambria" w:eastAsia="Cambria" w:hAnsi="Cambria" w:cs="Cambria"/>
-        </w:rPr>
-      </w:pPr>
-    </w:p>
-    <w:p>
-      <w:pPr>
-        <w:spacing w:before="240" w:after="240"/>
-        <w:rPr>
-          <w:rFonts w:ascii="Cambria" w:eastAsia="Cambria" w:hAnsi="Cambria" w:cs="Cambria"/>
-        </w:rPr>
-      </w:pPr>
-    </w:p>
-    <w:p>
-      <w:pPr>
-        <w:spacing w:before="240" w:after="240"/>
-        <w:rPr>
-          <w:rFonts w:ascii="Cambria" w:eastAsia="Cambria" w:hAnsi="Cambria" w:cs="Cambria"/>
-        </w:rPr>
-      </w:pPr>
-    </w:p>
-    <w:p>
-      <w:pPr>
-        <w:rPr>
-          <w:rFonts w:ascii="Cambria" w:eastAsia="Cambria" w:hAnsi="Cambria" w:cs="Cambria"/>
-        </w:rPr>
-      </w:pPr>
-    </w:p>
-    <w:p>
-      <w:pPr>
-        <w:rPr>
-          <w:rFonts w:ascii="Cambria" w:eastAsia="Cambria" w:hAnsi="Cambria" w:cs="Cambria"/>
-        </w:rPr>
-      </w:pPr>
-    </w:p>
-    <w:p>
-      <w:pPr>
-        <w:spacing w:before="240" w:after="240"/>
-        <w:rPr>
-          <w:rFonts w:ascii="Cambria" w:eastAsia="Cambria" w:hAnsi="Cambria" w:cs="Cambria"/>
-        </w:rPr>
-      </w:pPr>
-    </w:p>
-    <w:p>
-      <w:pPr>
-        <w:rPr>
-          <w:rFonts w:ascii="Cambria" w:eastAsia="Cambria" w:hAnsi="Cambria" w:cs="Cambria"/>
-        </w:rPr>
-      </w:pPr>
-    </w:p>
     <w:sectPr>
-      <w:headerReference w:type="default" r:id="rId44"/>
+      <w:headerReference w:type="default" r:id="rId40"/>
       <w:pgSz w:w="12240" w:h="15840"/>
       <w:pgMar w:top="1440" w:right="1440" w:bottom="1440" w:left="1440" w:header="720" w:footer="720" w:gutter="0"/>
       <w:pgNumType w:start="1"/>
@@ -11541,8 +10060,8 @@
         <w:szCs w:val="42"/>
       </w:rPr>
     </w:pPr>
-    <w:bookmarkStart w:id="8" w:name="_heading=h.hanss5hphxq5" w:colFirst="0" w:colLast="0"/>
-    <w:bookmarkEnd w:id="8"/>
+    <w:bookmarkStart w:id="7" w:name="_heading=h.hanss5hphxq5" w:colFirst="0" w:colLast="0"/>
+    <w:bookmarkEnd w:id="7"/>
     <w:r>
       <w:rPr>
         <w:rFonts w:ascii="Cambria" w:eastAsia="Cambria" w:hAnsi="Cambria" w:cs="Cambria"/>
